--- a/Vision_Series_Production_Test_Plan.docx
+++ b/Vision_Series_Production_Test_Plan.docx
@@ -38,7 +38,7 @@
               </w:numPr>
               <w:ind w:left="576"/>
             </w:pPr>
-            <w:bookmarkStart w:id="0" w:name="_Toc227940964"/>
+            <w:bookmarkStart w:id="0" w:name="_Toc228189500"/>
             <w:r>
               <w:rPr>
                 <w:noProof/>
@@ -559,7 +559,7 @@
     <w:p/>
     <w:p/>
     <w:p/>
-    <w:bookmarkStart w:id="1" w:name="_Toc227940965" w:displacedByCustomXml="next"/>
+    <w:bookmarkStart w:id="1" w:name="_Toc228189501" w:displacedByCustomXml="next"/>
     <w:sdt>
       <w:sdtPr>
         <w:rPr>
@@ -617,7 +617,7 @@
           <w:r>
             <w:fldChar w:fldCharType="separate"/>
           </w:r>
-          <w:hyperlink w:anchor="_Toc227940964" w:history="1">
+          <w:hyperlink w:anchor="_Toc228189500" w:history="1">
             <w:r>
               <w:rPr>
                 <w:noProof/>
@@ -637,7 +637,7 @@
                 <w:noProof/>
                 <w:webHidden/>
               </w:rPr>
-              <w:instrText xml:space="preserve"> PAGEREF _Toc227940964 \h </w:instrText>
+              <w:instrText xml:space="preserve"> PAGEREF _Toc228189500 \h </w:instrText>
             </w:r>
             <w:r>
               <w:rPr>
@@ -684,7 +684,7 @@
               <w14:ligatures w14:val="standardContextual"/>
             </w:rPr>
           </w:pPr>
-          <w:hyperlink w:anchor="_Toc227940965" w:history="1">
+          <w:hyperlink w:anchor="_Toc228189501" w:history="1">
             <w:r>
               <w:rPr>
                 <w:rStyle w:val="Hyperlink"/>
@@ -711,7 +711,7 @@
                 <w:noProof/>
                 <w:webHidden/>
               </w:rPr>
-              <w:instrText xml:space="preserve"> PAGEREF _Toc227940965 \h </w:instrText>
+              <w:instrText xml:space="preserve"> PAGEREF _Toc228189501 \h </w:instrText>
             </w:r>
             <w:r>
               <w:rPr>
@@ -758,7 +758,7 @@
               <w14:ligatures w14:val="standardContextual"/>
             </w:rPr>
           </w:pPr>
-          <w:hyperlink w:anchor="_Toc227940966" w:history="1">
+          <w:hyperlink w:anchor="_Toc228189502" w:history="1">
             <w:r>
               <w:rPr>
                 <w:rStyle w:val="Hyperlink"/>
@@ -785,7 +785,7 @@
                 <w:noProof/>
                 <w:webHidden/>
               </w:rPr>
-              <w:instrText xml:space="preserve"> PAGEREF _Toc227940966 \h </w:instrText>
+              <w:instrText xml:space="preserve"> PAGEREF _Toc228189502 \h </w:instrText>
             </w:r>
             <w:r>
               <w:rPr>
@@ -832,7 +832,7 @@
               <w14:ligatures w14:val="standardContextual"/>
             </w:rPr>
           </w:pPr>
-          <w:hyperlink w:anchor="_Toc227940967" w:history="1">
+          <w:hyperlink w:anchor="_Toc228189503" w:history="1">
             <w:r>
               <w:rPr>
                 <w:rStyle w:val="Hyperlink"/>
@@ -859,7 +859,7 @@
                 <w:noProof/>
                 <w:webHidden/>
               </w:rPr>
-              <w:instrText xml:space="preserve"> PAGEREF _Toc227940967 \h </w:instrText>
+              <w:instrText xml:space="preserve"> PAGEREF _Toc228189503 \h </w:instrText>
             </w:r>
             <w:r>
               <w:rPr>
@@ -907,7 +907,7 @@
               <w14:ligatures w14:val="standardContextual"/>
             </w:rPr>
           </w:pPr>
-          <w:hyperlink w:anchor="_Toc227940968" w:history="1">
+          <w:hyperlink w:anchor="_Toc228189504" w:history="1">
             <w:r>
               <w:rPr>
                 <w:rStyle w:val="Hyperlink"/>
@@ -954,7 +954,7 @@
                 <w:noProof/>
                 <w:webHidden/>
               </w:rPr>
-              <w:instrText xml:space="preserve"> PAGEREF _Toc227940968 \h </w:instrText>
+              <w:instrText xml:space="preserve"> PAGEREF _Toc228189504 \h </w:instrText>
             </w:r>
             <w:r>
               <w:rPr>
@@ -1002,7 +1002,7 @@
               <w14:ligatures w14:val="standardContextual"/>
             </w:rPr>
           </w:pPr>
-          <w:hyperlink w:anchor="_Toc227940969" w:history="1">
+          <w:hyperlink w:anchor="_Toc228189505" w:history="1">
             <w:r>
               <w:rPr>
                 <w:rStyle w:val="Hyperlink"/>
@@ -1049,7 +1049,7 @@
                 <w:noProof/>
                 <w:webHidden/>
               </w:rPr>
-              <w:instrText xml:space="preserve"> PAGEREF _Toc227940969 \h </w:instrText>
+              <w:instrText xml:space="preserve"> PAGEREF _Toc228189505 \h </w:instrText>
             </w:r>
             <w:r>
               <w:rPr>
@@ -1069,7 +1069,7 @@
                 <w:noProof/>
                 <w:webHidden/>
               </w:rPr>
-              <w:t>9</w:t>
+              <w:t>8</w:t>
             </w:r>
             <w:r>
               <w:rPr>
@@ -1097,7 +1097,7 @@
               <w14:ligatures w14:val="standardContextual"/>
             </w:rPr>
           </w:pPr>
-          <w:hyperlink w:anchor="_Toc227940970" w:history="1">
+          <w:hyperlink w:anchor="_Toc228189506" w:history="1">
             <w:r>
               <w:rPr>
                 <w:rStyle w:val="Hyperlink"/>
@@ -1144,7 +1144,7 @@
                 <w:noProof/>
                 <w:webHidden/>
               </w:rPr>
-              <w:instrText xml:space="preserve"> PAGEREF _Toc227940970 \h </w:instrText>
+              <w:instrText xml:space="preserve"> PAGEREF _Toc228189506 \h </w:instrText>
             </w:r>
             <w:r>
               <w:rPr>
@@ -1164,7 +1164,7 @@
                 <w:noProof/>
                 <w:webHidden/>
               </w:rPr>
-              <w:t>10</w:t>
+              <w:t>9</w:t>
             </w:r>
             <w:r>
               <w:rPr>
@@ -1192,7 +1192,7 @@
               <w14:ligatures w14:val="standardContextual"/>
             </w:rPr>
           </w:pPr>
-          <w:hyperlink w:anchor="_Toc227940971" w:history="1">
+          <w:hyperlink w:anchor="_Toc228189507" w:history="1">
             <w:r>
               <w:rPr>
                 <w:rStyle w:val="Hyperlink"/>
@@ -1238,7 +1238,7 @@
                 <w:noProof/>
                 <w:webHidden/>
               </w:rPr>
-              <w:instrText xml:space="preserve"> PAGEREF _Toc227940971 \h </w:instrText>
+              <w:instrText xml:space="preserve"> PAGEREF _Toc228189507 \h </w:instrText>
             </w:r>
             <w:r>
               <w:rPr>
@@ -1258,7 +1258,7 @@
                 <w:noProof/>
                 <w:webHidden/>
               </w:rPr>
-              <w:t>10</w:t>
+              <w:t>9</w:t>
             </w:r>
             <w:r>
               <w:rPr>
@@ -1286,7 +1286,7 @@
               <w14:ligatures w14:val="standardContextual"/>
             </w:rPr>
           </w:pPr>
-          <w:hyperlink w:anchor="_Toc227940972" w:history="1">
+          <w:hyperlink w:anchor="_Toc228189508" w:history="1">
             <w:r>
               <w:rPr>
                 <w:rStyle w:val="Hyperlink"/>
@@ -1332,7 +1332,7 @@
                 <w:noProof/>
                 <w:webHidden/>
               </w:rPr>
-              <w:instrText xml:space="preserve"> PAGEREF _Toc227940972 \h </w:instrText>
+              <w:instrText xml:space="preserve"> PAGEREF _Toc228189508 \h </w:instrText>
             </w:r>
             <w:r>
               <w:rPr>
@@ -1352,7 +1352,7 @@
                 <w:noProof/>
                 <w:webHidden/>
               </w:rPr>
-              <w:t>10</w:t>
+              <w:t>9</w:t>
             </w:r>
             <w:r>
               <w:rPr>
@@ -1380,7 +1380,7 @@
               <w14:ligatures w14:val="standardContextual"/>
             </w:rPr>
           </w:pPr>
-          <w:hyperlink w:anchor="_Toc227940973" w:history="1">
+          <w:hyperlink w:anchor="_Toc228189509" w:history="1">
             <w:r>
               <w:rPr>
                 <w:rStyle w:val="Hyperlink"/>
@@ -1426,7 +1426,7 @@
                 <w:noProof/>
                 <w:webHidden/>
               </w:rPr>
-              <w:instrText xml:space="preserve"> PAGEREF _Toc227940973 \h </w:instrText>
+              <w:instrText xml:space="preserve"> PAGEREF _Toc228189509 \h </w:instrText>
             </w:r>
             <w:r>
               <w:rPr>
@@ -1446,7 +1446,7 @@
                 <w:noProof/>
                 <w:webHidden/>
               </w:rPr>
-              <w:t>11</w:t>
+              <w:t>10</w:t>
             </w:r>
             <w:r>
               <w:rPr>
@@ -1474,7 +1474,7 @@
               <w14:ligatures w14:val="standardContextual"/>
             </w:rPr>
           </w:pPr>
-          <w:hyperlink w:anchor="_Toc227940974" w:history="1">
+          <w:hyperlink w:anchor="_Toc228189510" w:history="1">
             <w:r>
               <w:rPr>
                 <w:rStyle w:val="Hyperlink"/>
@@ -1521,7 +1521,7 @@
                 <w:noProof/>
                 <w:webHidden/>
               </w:rPr>
-              <w:instrText xml:space="preserve"> PAGEREF _Toc227940974 \h </w:instrText>
+              <w:instrText xml:space="preserve"> PAGEREF _Toc228189510 \h </w:instrText>
             </w:r>
             <w:r>
               <w:rPr>
@@ -1541,7 +1541,7 @@
                 <w:noProof/>
                 <w:webHidden/>
               </w:rPr>
-              <w:t>12</w:t>
+              <w:t>11</w:t>
             </w:r>
             <w:r>
               <w:rPr>
@@ -1569,7 +1569,7 @@
               <w14:ligatures w14:val="standardContextual"/>
             </w:rPr>
           </w:pPr>
-          <w:hyperlink w:anchor="_Toc227940975" w:history="1">
+          <w:hyperlink w:anchor="_Toc228189511" w:history="1">
             <w:r>
               <w:rPr>
                 <w:rStyle w:val="Hyperlink"/>
@@ -1615,7 +1615,7 @@
                 <w:noProof/>
                 <w:webHidden/>
               </w:rPr>
-              <w:instrText xml:space="preserve"> PAGEREF _Toc227940975 \h </w:instrText>
+              <w:instrText xml:space="preserve"> PAGEREF _Toc228189511 \h </w:instrText>
             </w:r>
             <w:r>
               <w:rPr>
@@ -1635,7 +1635,7 @@
                 <w:noProof/>
                 <w:webHidden/>
               </w:rPr>
-              <w:t>12</w:t>
+              <w:t>11</w:t>
             </w:r>
             <w:r>
               <w:rPr>
@@ -1663,7 +1663,7 @@
               <w14:ligatures w14:val="standardContextual"/>
             </w:rPr>
           </w:pPr>
-          <w:hyperlink w:anchor="_Toc227940976" w:history="1">
+          <w:hyperlink w:anchor="_Toc228189512" w:history="1">
             <w:r>
               <w:rPr>
                 <w:rStyle w:val="Hyperlink"/>
@@ -1671,6 +1671,7 @@
                 <w:noProof/>
                 <w:snapToGrid w:val="0"/>
                 <w:w w:val="0"/>
+                <w:lang w:val="de-DE"/>
               </w:rPr>
               <w:t>4.1.1</w:t>
             </w:r>
@@ -1690,6 +1691,7 @@
               <w:rPr>
                 <w:rStyle w:val="Hyperlink"/>
                 <w:noProof/>
+                <w:lang w:val="de-DE"/>
               </w:rPr>
               <w:t>MAG-IMG002x1-NC (Image Sensor IC)</w:t>
             </w:r>
@@ -1712,7 +1714,7 @@
                 <w:noProof/>
                 <w:webHidden/>
               </w:rPr>
-              <w:instrText xml:space="preserve"> PAGEREF _Toc227940976 \h </w:instrText>
+              <w:instrText xml:space="preserve"> PAGEREF _Toc228189512 \h </w:instrText>
             </w:r>
             <w:r>
               <w:rPr>
@@ -1732,7 +1734,7 @@
                 <w:noProof/>
                 <w:webHidden/>
               </w:rPr>
-              <w:t>12</w:t>
+              <w:t>11</w:t>
             </w:r>
             <w:r>
               <w:rPr>
@@ -1760,7 +1762,7 @@
               <w14:ligatures w14:val="standardContextual"/>
             </w:rPr>
           </w:pPr>
-          <w:hyperlink w:anchor="_Toc227940977" w:history="1">
+          <w:hyperlink w:anchor="_Toc228189513" w:history="1">
             <w:r>
               <w:rPr>
                 <w:rStyle w:val="Hyperlink"/>
@@ -1809,7 +1811,7 @@
                 <w:noProof/>
                 <w:webHidden/>
               </w:rPr>
-              <w:instrText xml:space="preserve"> PAGEREF _Toc227940977 \h </w:instrText>
+              <w:instrText xml:space="preserve"> PAGEREF _Toc228189513 \h </w:instrText>
             </w:r>
             <w:r>
               <w:rPr>
@@ -1829,7 +1831,7 @@
                 <w:noProof/>
                 <w:webHidden/>
               </w:rPr>
-              <w:t>17</w:t>
+              <w:t>16</w:t>
             </w:r>
             <w:r>
               <w:rPr>
@@ -1857,7 +1859,7 @@
               <w14:ligatures w14:val="standardContextual"/>
             </w:rPr>
           </w:pPr>
-          <w:hyperlink w:anchor="_Toc227940978" w:history="1">
+          <w:hyperlink w:anchor="_Toc228189514" w:history="1">
             <w:r>
               <w:rPr>
                 <w:rStyle w:val="Hyperlink"/>
@@ -1906,7 +1908,7 @@
                 <w:noProof/>
                 <w:webHidden/>
               </w:rPr>
-              <w:instrText xml:space="preserve"> PAGEREF _Toc227940978 \h </w:instrText>
+              <w:instrText xml:space="preserve"> PAGEREF _Toc228189514 \h </w:instrText>
             </w:r>
             <w:r>
               <w:rPr>
@@ -1926,7 +1928,7 @@
                 <w:noProof/>
                 <w:webHidden/>
               </w:rPr>
-              <w:t>21</w:t>
+              <w:t>20</w:t>
             </w:r>
             <w:r>
               <w:rPr>
@@ -1954,7 +1956,7 @@
               <w14:ligatures w14:val="standardContextual"/>
             </w:rPr>
           </w:pPr>
-          <w:hyperlink w:anchor="_Toc227940979" w:history="1">
+          <w:hyperlink w:anchor="_Toc228189515" w:history="1">
             <w:r>
               <w:rPr>
                 <w:rStyle w:val="Hyperlink"/>
@@ -2000,7 +2002,7 @@
                 <w:noProof/>
                 <w:webHidden/>
               </w:rPr>
-              <w:instrText xml:space="preserve"> PAGEREF _Toc227940979 \h </w:instrText>
+              <w:instrText xml:space="preserve"> PAGEREF _Toc228189515 \h </w:instrText>
             </w:r>
             <w:r>
               <w:rPr>
@@ -2020,7 +2022,7 @@
                 <w:noProof/>
                 <w:webHidden/>
               </w:rPr>
-              <w:t>25</w:t>
+              <w:t>24</w:t>
             </w:r>
             <w:r>
               <w:rPr>
@@ -2048,7 +2050,7 @@
               <w14:ligatures w14:val="standardContextual"/>
             </w:rPr>
           </w:pPr>
-          <w:hyperlink w:anchor="_Toc227940980" w:history="1">
+          <w:hyperlink w:anchor="_Toc228189516" w:history="1">
             <w:r>
               <w:rPr>
                 <w:rStyle w:val="Hyperlink"/>
@@ -2097,7 +2099,7 @@
                 <w:noProof/>
                 <w:webHidden/>
               </w:rPr>
-              <w:instrText xml:space="preserve"> PAGEREF _Toc227940980 \h </w:instrText>
+              <w:instrText xml:space="preserve"> PAGEREF _Toc228189516 \h </w:instrText>
             </w:r>
             <w:r>
               <w:rPr>
@@ -2117,7 +2119,7 @@
                 <w:noProof/>
                 <w:webHidden/>
               </w:rPr>
-              <w:t>25</w:t>
+              <w:t>24</w:t>
             </w:r>
             <w:r>
               <w:rPr>
@@ -2145,7 +2147,7 @@
               <w14:ligatures w14:val="standardContextual"/>
             </w:rPr>
           </w:pPr>
-          <w:hyperlink w:anchor="_Toc227940981" w:history="1">
+          <w:hyperlink w:anchor="_Toc228189517" w:history="1">
             <w:r>
               <w:rPr>
                 <w:rStyle w:val="Hyperlink"/>
@@ -2194,7 +2196,7 @@
                 <w:noProof/>
                 <w:webHidden/>
               </w:rPr>
-              <w:instrText xml:space="preserve"> PAGEREF _Toc227940981 \h </w:instrText>
+              <w:instrText xml:space="preserve"> PAGEREF _Toc228189517 \h </w:instrText>
             </w:r>
             <w:r>
               <w:rPr>
@@ -2214,7 +2216,7 @@
                 <w:noProof/>
                 <w:webHidden/>
               </w:rPr>
-              <w:t>27</w:t>
+              <w:t>26</w:t>
             </w:r>
             <w:r>
               <w:rPr>
@@ -2242,7 +2244,7 @@
               <w14:ligatures w14:val="standardContextual"/>
             </w:rPr>
           </w:pPr>
-          <w:hyperlink w:anchor="_Toc227940982" w:history="1">
+          <w:hyperlink w:anchor="_Toc228189518" w:history="1">
             <w:r>
               <w:rPr>
                 <w:rStyle w:val="Hyperlink"/>
@@ -2291,7 +2293,7 @@
                 <w:noProof/>
                 <w:webHidden/>
               </w:rPr>
-              <w:instrText xml:space="preserve"> PAGEREF _Toc227940982 \h </w:instrText>
+              <w:instrText xml:space="preserve"> PAGEREF _Toc228189518 \h </w:instrText>
             </w:r>
             <w:r>
               <w:rPr>
@@ -2311,7 +2313,7 @@
                 <w:noProof/>
                 <w:webHidden/>
               </w:rPr>
-              <w:t>27</w:t>
+              <w:t>26</w:t>
             </w:r>
             <w:r>
               <w:rPr>
@@ -2339,7 +2341,7 @@
               <w14:ligatures w14:val="standardContextual"/>
             </w:rPr>
           </w:pPr>
-          <w:hyperlink w:anchor="_Toc227940983" w:history="1">
+          <w:hyperlink w:anchor="_Toc228189519" w:history="1">
             <w:r>
               <w:rPr>
                 <w:rStyle w:val="Hyperlink"/>
@@ -2388,7 +2390,7 @@
                 <w:noProof/>
                 <w:webHidden/>
               </w:rPr>
-              <w:instrText xml:space="preserve"> PAGEREF _Toc227940983 \h </w:instrText>
+              <w:instrText xml:space="preserve"> PAGEREF _Toc228189519 \h </w:instrText>
             </w:r>
             <w:r>
               <w:rPr>
@@ -2408,7 +2410,7 @@
                 <w:noProof/>
                 <w:webHidden/>
               </w:rPr>
-              <w:t>28</w:t>
+              <w:t>27</w:t>
             </w:r>
             <w:r>
               <w:rPr>
@@ -2436,7 +2438,7 @@
               <w14:ligatures w14:val="standardContextual"/>
             </w:rPr>
           </w:pPr>
-          <w:hyperlink w:anchor="_Toc227940984" w:history="1">
+          <w:hyperlink w:anchor="_Toc228189520" w:history="1">
             <w:r>
               <w:rPr>
                 <w:rStyle w:val="Hyperlink"/>
@@ -2482,7 +2484,7 @@
                 <w:noProof/>
                 <w:webHidden/>
               </w:rPr>
-              <w:instrText xml:space="preserve"> PAGEREF _Toc227940984 \h </w:instrText>
+              <w:instrText xml:space="preserve"> PAGEREF _Toc228189520 \h </w:instrText>
             </w:r>
             <w:r>
               <w:rPr>
@@ -2502,7 +2504,7 @@
                 <w:noProof/>
                 <w:webHidden/>
               </w:rPr>
-              <w:t>29</w:t>
+              <w:t>28</w:t>
             </w:r>
             <w:r>
               <w:rPr>
@@ -2530,7 +2532,7 @@
               <w14:ligatures w14:val="standardContextual"/>
             </w:rPr>
           </w:pPr>
-          <w:hyperlink w:anchor="_Toc227940985" w:history="1">
+          <w:hyperlink w:anchor="_Toc228189521" w:history="1">
             <w:r>
               <w:rPr>
                 <w:rStyle w:val="Hyperlink"/>
@@ -2579,7 +2581,7 @@
                 <w:noProof/>
                 <w:webHidden/>
               </w:rPr>
-              <w:instrText xml:space="preserve"> PAGEREF _Toc227940985 \h </w:instrText>
+              <w:instrText xml:space="preserve"> PAGEREF _Toc228189521 \h </w:instrText>
             </w:r>
             <w:r>
               <w:rPr>
@@ -2599,7 +2601,7 @@
                 <w:noProof/>
                 <w:webHidden/>
               </w:rPr>
-              <w:t>29</w:t>
+              <w:t>28</w:t>
             </w:r>
             <w:r>
               <w:rPr>
@@ -2627,7 +2629,7 @@
               <w14:ligatures w14:val="standardContextual"/>
             </w:rPr>
           </w:pPr>
-          <w:hyperlink w:anchor="_Toc227940986" w:history="1">
+          <w:hyperlink w:anchor="_Toc228189522" w:history="1">
             <w:r>
               <w:rPr>
                 <w:rStyle w:val="Hyperlink"/>
@@ -2676,7 +2678,7 @@
                 <w:noProof/>
                 <w:webHidden/>
               </w:rPr>
-              <w:instrText xml:space="preserve"> PAGEREF _Toc227940986 \h </w:instrText>
+              <w:instrText xml:space="preserve"> PAGEREF _Toc228189522 \h </w:instrText>
             </w:r>
             <w:r>
               <w:rPr>
@@ -2696,7 +2698,7 @@
                 <w:noProof/>
                 <w:webHidden/>
               </w:rPr>
-              <w:t>30</w:t>
+              <w:t>29</w:t>
             </w:r>
             <w:r>
               <w:rPr>
@@ -2724,7 +2726,7 @@
               <w14:ligatures w14:val="standardContextual"/>
             </w:rPr>
           </w:pPr>
-          <w:hyperlink w:anchor="_Toc227940987" w:history="1">
+          <w:hyperlink w:anchor="_Toc228189523" w:history="1">
             <w:r>
               <w:rPr>
                 <w:rStyle w:val="Hyperlink"/>
@@ -2773,7 +2775,7 @@
                 <w:noProof/>
                 <w:webHidden/>
               </w:rPr>
-              <w:instrText xml:space="preserve"> PAGEREF _Toc227940987 \h </w:instrText>
+              <w:instrText xml:space="preserve"> PAGEREF _Toc228189523 \h </w:instrText>
             </w:r>
             <w:r>
               <w:rPr>
@@ -2793,7 +2795,7 @@
                 <w:noProof/>
                 <w:webHidden/>
               </w:rPr>
-              <w:t>31</w:t>
+              <w:t>30</w:t>
             </w:r>
             <w:r>
               <w:rPr>
@@ -2821,7 +2823,7 @@
               <w14:ligatures w14:val="standardContextual"/>
             </w:rPr>
           </w:pPr>
-          <w:hyperlink w:anchor="_Toc227940988" w:history="1">
+          <w:hyperlink w:anchor="_Toc228189524" w:history="1">
             <w:r>
               <w:rPr>
                 <w:rStyle w:val="Hyperlink"/>
@@ -2870,7 +2872,7 @@
                 <w:noProof/>
                 <w:webHidden/>
               </w:rPr>
-              <w:instrText xml:space="preserve"> PAGEREF _Toc227940988 \h </w:instrText>
+              <w:instrText xml:space="preserve"> PAGEREF _Toc228189524 \h </w:instrText>
             </w:r>
             <w:r>
               <w:rPr>
@@ -2890,7 +2892,7 @@
                 <w:noProof/>
                 <w:webHidden/>
               </w:rPr>
-              <w:t>31</w:t>
+              <w:t>30</w:t>
             </w:r>
             <w:r>
               <w:rPr>
@@ -2918,7 +2920,7 @@
               <w14:ligatures w14:val="standardContextual"/>
             </w:rPr>
           </w:pPr>
-          <w:hyperlink w:anchor="_Toc227940989" w:history="1">
+          <w:hyperlink w:anchor="_Toc228189525" w:history="1">
             <w:r>
               <w:rPr>
                 <w:rStyle w:val="Hyperlink"/>
@@ -2965,7 +2967,7 @@
                 <w:noProof/>
                 <w:webHidden/>
               </w:rPr>
-              <w:instrText xml:space="preserve"> PAGEREF _Toc227940989 \h </w:instrText>
+              <w:instrText xml:space="preserve"> PAGEREF _Toc228189525 \h </w:instrText>
             </w:r>
             <w:r>
               <w:rPr>
@@ -2985,7 +2987,7 @@
                 <w:noProof/>
                 <w:webHidden/>
               </w:rPr>
-              <w:t>33</w:t>
+              <w:t>32</w:t>
             </w:r>
             <w:r>
               <w:rPr>
@@ -3013,7 +3015,7 @@
               <w14:ligatures w14:val="standardContextual"/>
             </w:rPr>
           </w:pPr>
-          <w:hyperlink w:anchor="_Toc227940990" w:history="1">
+          <w:hyperlink w:anchor="_Toc228189526" w:history="1">
             <w:r>
               <w:rPr>
                 <w:rStyle w:val="Hyperlink"/>
@@ -3059,7 +3061,7 @@
                 <w:noProof/>
                 <w:webHidden/>
               </w:rPr>
-              <w:instrText xml:space="preserve"> PAGEREF _Toc227940990 \h </w:instrText>
+              <w:instrText xml:space="preserve"> PAGEREF _Toc228189526 \h </w:instrText>
             </w:r>
             <w:r>
               <w:rPr>
@@ -3079,7 +3081,7 @@
                 <w:noProof/>
                 <w:webHidden/>
               </w:rPr>
-              <w:t>33</w:t>
+              <w:t>32</w:t>
             </w:r>
             <w:r>
               <w:rPr>
@@ -3107,7 +3109,7 @@
               <w14:ligatures w14:val="standardContextual"/>
             </w:rPr>
           </w:pPr>
-          <w:hyperlink w:anchor="_Toc227940991" w:history="1">
+          <w:hyperlink w:anchor="_Toc228189527" w:history="1">
             <w:r>
               <w:rPr>
                 <w:rStyle w:val="Hyperlink"/>
@@ -3153,7 +3155,7 @@
                 <w:noProof/>
                 <w:webHidden/>
               </w:rPr>
-              <w:instrText xml:space="preserve"> PAGEREF _Toc227940991 \h </w:instrText>
+              <w:instrText xml:space="preserve"> PAGEREF _Toc228189527 \h </w:instrText>
             </w:r>
             <w:r>
               <w:rPr>
@@ -3173,7 +3175,7 @@
                 <w:noProof/>
                 <w:webHidden/>
               </w:rPr>
-              <w:t>37</w:t>
+              <w:t>36</w:t>
             </w:r>
             <w:r>
               <w:rPr>
@@ -3201,7 +3203,7 @@
               <w14:ligatures w14:val="standardContextual"/>
             </w:rPr>
           </w:pPr>
-          <w:hyperlink w:anchor="_Toc227940992" w:history="1">
+          <w:hyperlink w:anchor="_Toc228189528" w:history="1">
             <w:r>
               <w:rPr>
                 <w:rStyle w:val="Hyperlink"/>
@@ -3247,7 +3249,7 @@
                 <w:noProof/>
                 <w:webHidden/>
               </w:rPr>
-              <w:instrText xml:space="preserve"> PAGEREF _Toc227940992 \h </w:instrText>
+              <w:instrText xml:space="preserve"> PAGEREF _Toc228189528 \h </w:instrText>
             </w:r>
             <w:r>
               <w:rPr>
@@ -3267,7 +3269,7 @@
                 <w:noProof/>
                 <w:webHidden/>
               </w:rPr>
-              <w:t>39</w:t>
+              <w:t>37</w:t>
             </w:r>
             <w:r>
               <w:rPr>
@@ -3295,7 +3297,7 @@
               <w14:ligatures w14:val="standardContextual"/>
             </w:rPr>
           </w:pPr>
-          <w:hyperlink w:anchor="_Toc227940993" w:history="1">
+          <w:hyperlink w:anchor="_Toc228189529" w:history="1">
             <w:r>
               <w:rPr>
                 <w:rStyle w:val="Hyperlink"/>
@@ -3341,7 +3343,7 @@
                 <w:noProof/>
                 <w:webHidden/>
               </w:rPr>
-              <w:instrText xml:space="preserve"> PAGEREF _Toc227940993 \h </w:instrText>
+              <w:instrText xml:space="preserve"> PAGEREF _Toc228189529 \h </w:instrText>
             </w:r>
             <w:r>
               <w:rPr>
@@ -3361,7 +3363,7 @@
                 <w:noProof/>
                 <w:webHidden/>
               </w:rPr>
-              <w:t>41</w:t>
+              <w:t>40</w:t>
             </w:r>
             <w:r>
               <w:rPr>
@@ -3389,7 +3391,7 @@
               <w14:ligatures w14:val="standardContextual"/>
             </w:rPr>
           </w:pPr>
-          <w:hyperlink w:anchor="_Toc227940994" w:history="1">
+          <w:hyperlink w:anchor="_Toc228189530" w:history="1">
             <w:r>
               <w:rPr>
                 <w:rStyle w:val="Hyperlink"/>
@@ -3436,7 +3438,7 @@
                 <w:noProof/>
                 <w:webHidden/>
               </w:rPr>
-              <w:instrText xml:space="preserve"> PAGEREF _Toc227940994 \h </w:instrText>
+              <w:instrText xml:space="preserve"> PAGEREF _Toc228189530 \h </w:instrText>
             </w:r>
             <w:r>
               <w:rPr>
@@ -3456,7 +3458,7 @@
                 <w:noProof/>
                 <w:webHidden/>
               </w:rPr>
-              <w:t>43</w:t>
+              <w:t>41</w:t>
             </w:r>
             <w:r>
               <w:rPr>
@@ -3484,7 +3486,7 @@
               <w14:ligatures w14:val="standardContextual"/>
             </w:rPr>
           </w:pPr>
-          <w:hyperlink w:anchor="_Toc227940995" w:history="1">
+          <w:hyperlink w:anchor="_Toc228189531" w:history="1">
             <w:r>
               <w:rPr>
                 <w:rStyle w:val="Hyperlink"/>
@@ -3530,7 +3532,7 @@
                 <w:noProof/>
                 <w:webHidden/>
               </w:rPr>
-              <w:instrText xml:space="preserve"> PAGEREF _Toc227940995 \h </w:instrText>
+              <w:instrText xml:space="preserve"> PAGEREF _Toc228189531 \h </w:instrText>
             </w:r>
             <w:r>
               <w:rPr>
@@ -3550,7 +3552,7 @@
                 <w:noProof/>
                 <w:webHidden/>
               </w:rPr>
-              <w:t>43</w:t>
+              <w:t>41</w:t>
             </w:r>
             <w:r>
               <w:rPr>
@@ -3578,7 +3580,7 @@
               <w14:ligatures w14:val="standardContextual"/>
             </w:rPr>
           </w:pPr>
-          <w:hyperlink w:anchor="_Toc227940996" w:history="1">
+          <w:hyperlink w:anchor="_Toc228189532" w:history="1">
             <w:r>
               <w:rPr>
                 <w:rStyle w:val="Hyperlink"/>
@@ -3624,7 +3626,7 @@
                 <w:noProof/>
                 <w:webHidden/>
               </w:rPr>
-              <w:instrText xml:space="preserve"> PAGEREF _Toc227940996 \h </w:instrText>
+              <w:instrText xml:space="preserve"> PAGEREF _Toc228189532 \h </w:instrText>
             </w:r>
             <w:r>
               <w:rPr>
@@ -3644,7 +3646,7 @@
                 <w:noProof/>
                 <w:webHidden/>
               </w:rPr>
-              <w:t>43</w:t>
+              <w:t>41</w:t>
             </w:r>
             <w:r>
               <w:rPr>
@@ -3672,7 +3674,7 @@
               <w14:ligatures w14:val="standardContextual"/>
             </w:rPr>
           </w:pPr>
-          <w:hyperlink w:anchor="_Toc227940997" w:history="1">
+          <w:hyperlink w:anchor="_Toc228189533" w:history="1">
             <w:r>
               <w:rPr>
                 <w:rStyle w:val="Hyperlink"/>
@@ -3718,7 +3720,7 @@
                 <w:noProof/>
                 <w:webHidden/>
               </w:rPr>
-              <w:instrText xml:space="preserve"> PAGEREF _Toc227940997 \h </w:instrText>
+              <w:instrText xml:space="preserve"> PAGEREF _Toc228189533 \h </w:instrText>
             </w:r>
             <w:r>
               <w:rPr>
@@ -3738,7 +3740,7 @@
                 <w:noProof/>
                 <w:webHidden/>
               </w:rPr>
-              <w:t>43</w:t>
+              <w:t>41</w:t>
             </w:r>
             <w:r>
               <w:rPr>
@@ -3766,7 +3768,7 @@
               <w14:ligatures w14:val="standardContextual"/>
             </w:rPr>
           </w:pPr>
-          <w:hyperlink w:anchor="_Toc227940998" w:history="1">
+          <w:hyperlink w:anchor="_Toc228189534" w:history="1">
             <w:r>
               <w:rPr>
                 <w:rStyle w:val="Hyperlink"/>
@@ -3813,7 +3815,7 @@
                 <w:noProof/>
                 <w:webHidden/>
               </w:rPr>
-              <w:instrText xml:space="preserve"> PAGEREF _Toc227940998 \h </w:instrText>
+              <w:instrText xml:space="preserve"> PAGEREF _Toc228189534 \h </w:instrText>
             </w:r>
             <w:r>
               <w:rPr>
@@ -3833,7 +3835,7 @@
                 <w:noProof/>
                 <w:webHidden/>
               </w:rPr>
-              <w:t>46</w:t>
+              <w:t>44</w:t>
             </w:r>
             <w:r>
               <w:rPr>
@@ -3863,7 +3865,7 @@
       <w:pPr>
         <w:pStyle w:val="Heading1-nonumber"/>
       </w:pPr>
-      <w:bookmarkStart w:id="2" w:name="_Toc227940966"/>
+      <w:bookmarkStart w:id="2" w:name="_Toc228189502"/>
       <w:r>
         <w:lastRenderedPageBreak/>
         <w:t>List</w:t>
@@ -3898,7 +3900,7 @@
       <w:r>
         <w:fldChar w:fldCharType="separate"/>
       </w:r>
-      <w:hyperlink w:anchor="_Toc227940999" w:history="1">
+      <w:hyperlink w:anchor="_Toc228189535" w:history="1">
         <w:r>
           <w:rPr>
             <w:rStyle w:val="Hyperlink"/>
@@ -3925,7 +3927,7 @@
             <w:noProof/>
             <w:webHidden/>
           </w:rPr>
-          <w:instrText xml:space="preserve"> PAGEREF _Toc227940999 \h </w:instrText>
+          <w:instrText xml:space="preserve"> PAGEREF _Toc228189535 \h </w:instrText>
         </w:r>
         <w:r>
           <w:rPr>
@@ -3945,7 +3947,7 @@
             <w:noProof/>
             <w:webHidden/>
           </w:rPr>
-          <w:t>10</w:t>
+          <w:t>9</w:t>
         </w:r>
         <w:r>
           <w:rPr>
@@ -3972,7 +3974,7 @@
           <w14:ligatures w14:val="standardContextual"/>
         </w:rPr>
       </w:pPr>
-      <w:hyperlink w:anchor="_Toc227941000" w:history="1">
+      <w:hyperlink w:anchor="_Toc228189536" w:history="1">
         <w:r>
           <w:rPr>
             <w:rStyle w:val="Hyperlink"/>
@@ -3999,7 +4001,625 @@
             <w:noProof/>
             <w:webHidden/>
           </w:rPr>
-          <w:instrText xml:space="preserve"> PAGEREF _Toc227941000 \h </w:instrText>
+          <w:instrText xml:space="preserve"> PAGEREF _Toc228189536 \h </w:instrText>
+        </w:r>
+        <w:r>
+          <w:rPr>
+            <w:noProof/>
+            <w:webHidden/>
+          </w:rPr>
+        </w:r>
+        <w:r>
+          <w:rPr>
+            <w:noProof/>
+            <w:webHidden/>
+          </w:rPr>
+          <w:fldChar w:fldCharType="separate"/>
+        </w:r>
+        <w:r>
+          <w:rPr>
+            <w:noProof/>
+            <w:webHidden/>
+          </w:rPr>
+          <w:t>12</w:t>
+        </w:r>
+        <w:r>
+          <w:rPr>
+            <w:noProof/>
+            <w:webHidden/>
+          </w:rPr>
+          <w:fldChar w:fldCharType="end"/>
+        </w:r>
+      </w:hyperlink>
+    </w:p>
+    <w:p>
+      <w:pPr>
+        <w:pStyle w:val="TableofFigures"/>
+        <w:tabs>
+          <w:tab w:val="right" w:leader="dot" w:pos="9629"/>
+        </w:tabs>
+        <w:rPr>
+          <w:rFonts w:eastAsiaTheme="minorEastAsia" w:cstheme="minorBidi"/>
+          <w:noProof/>
+          <w:kern w:val="2"/>
+          <w:sz w:val="24"/>
+          <w:szCs w:val="24"/>
+          <w:lang w:val="en-BE" w:eastAsia="en-BE"/>
+          <w14:ligatures w14:val="standardContextual"/>
+        </w:rPr>
+      </w:pPr>
+      <w:hyperlink w:anchor="_Toc228189537" w:history="1">
+        <w:r>
+          <w:rPr>
+            <w:rStyle w:val="Hyperlink"/>
+            <w:noProof/>
+          </w:rPr>
+          <w:t>Figure 3: MAG-IMG002x1-NC Trim Test Flow</w:t>
+        </w:r>
+        <w:r>
+          <w:rPr>
+            <w:noProof/>
+            <w:webHidden/>
+          </w:rPr>
+          <w:tab/>
+        </w:r>
+        <w:r>
+          <w:rPr>
+            <w:noProof/>
+            <w:webHidden/>
+          </w:rPr>
+          <w:fldChar w:fldCharType="begin"/>
+        </w:r>
+        <w:r>
+          <w:rPr>
+            <w:noProof/>
+            <w:webHidden/>
+          </w:rPr>
+          <w:instrText xml:space="preserve"> PAGEREF _Toc228189537 \h </w:instrText>
+        </w:r>
+        <w:r>
+          <w:rPr>
+            <w:noProof/>
+            <w:webHidden/>
+          </w:rPr>
+        </w:r>
+        <w:r>
+          <w:rPr>
+            <w:noProof/>
+            <w:webHidden/>
+          </w:rPr>
+          <w:fldChar w:fldCharType="separate"/>
+        </w:r>
+        <w:r>
+          <w:rPr>
+            <w:noProof/>
+            <w:webHidden/>
+          </w:rPr>
+          <w:t>12</w:t>
+        </w:r>
+        <w:r>
+          <w:rPr>
+            <w:noProof/>
+            <w:webHidden/>
+          </w:rPr>
+          <w:fldChar w:fldCharType="end"/>
+        </w:r>
+      </w:hyperlink>
+    </w:p>
+    <w:p>
+      <w:pPr>
+        <w:pStyle w:val="TableofFigures"/>
+        <w:tabs>
+          <w:tab w:val="right" w:leader="dot" w:pos="9629"/>
+        </w:tabs>
+        <w:rPr>
+          <w:rFonts w:eastAsiaTheme="minorEastAsia" w:cstheme="minorBidi"/>
+          <w:noProof/>
+          <w:kern w:val="2"/>
+          <w:sz w:val="24"/>
+          <w:szCs w:val="24"/>
+          <w:lang w:val="en-BE" w:eastAsia="en-BE"/>
+          <w14:ligatures w14:val="standardContextual"/>
+        </w:rPr>
+      </w:pPr>
+      <w:hyperlink w:anchor="_Toc228189538" w:history="1">
+        <w:r>
+          <w:rPr>
+            <w:rStyle w:val="Hyperlink"/>
+            <w:noProof/>
+          </w:rPr>
+          <w:t>Figure 4: MAG-CXP00002-NP Production Test Flow</w:t>
+        </w:r>
+        <w:r>
+          <w:rPr>
+            <w:noProof/>
+            <w:webHidden/>
+          </w:rPr>
+          <w:tab/>
+        </w:r>
+        <w:r>
+          <w:rPr>
+            <w:noProof/>
+            <w:webHidden/>
+          </w:rPr>
+          <w:fldChar w:fldCharType="begin"/>
+        </w:r>
+        <w:r>
+          <w:rPr>
+            <w:noProof/>
+            <w:webHidden/>
+          </w:rPr>
+          <w:instrText xml:space="preserve"> PAGEREF _Toc228189538 \h </w:instrText>
+        </w:r>
+        <w:r>
+          <w:rPr>
+            <w:noProof/>
+            <w:webHidden/>
+          </w:rPr>
+        </w:r>
+        <w:r>
+          <w:rPr>
+            <w:noProof/>
+            <w:webHidden/>
+          </w:rPr>
+          <w:fldChar w:fldCharType="separate"/>
+        </w:r>
+        <w:r>
+          <w:rPr>
+            <w:noProof/>
+            <w:webHidden/>
+          </w:rPr>
+          <w:t>17</w:t>
+        </w:r>
+        <w:r>
+          <w:rPr>
+            <w:noProof/>
+            <w:webHidden/>
+          </w:rPr>
+          <w:fldChar w:fldCharType="end"/>
+        </w:r>
+      </w:hyperlink>
+    </w:p>
+    <w:p>
+      <w:pPr>
+        <w:pStyle w:val="TableofFigures"/>
+        <w:tabs>
+          <w:tab w:val="right" w:leader="dot" w:pos="9629"/>
+        </w:tabs>
+        <w:rPr>
+          <w:rFonts w:eastAsiaTheme="minorEastAsia" w:cstheme="minorBidi"/>
+          <w:noProof/>
+          <w:kern w:val="2"/>
+          <w:sz w:val="24"/>
+          <w:szCs w:val="24"/>
+          <w:lang w:val="en-BE" w:eastAsia="en-BE"/>
+          <w14:ligatures w14:val="standardContextual"/>
+        </w:rPr>
+      </w:pPr>
+      <w:hyperlink w:anchor="_Toc228189539" w:history="1">
+        <w:r>
+          <w:rPr>
+            <w:rStyle w:val="Hyperlink"/>
+            <w:noProof/>
+          </w:rPr>
+          <w:t>Figure 5: MAG-PSU00001-NP Production Test Flow</w:t>
+        </w:r>
+        <w:r>
+          <w:rPr>
+            <w:noProof/>
+            <w:webHidden/>
+          </w:rPr>
+          <w:tab/>
+        </w:r>
+        <w:r>
+          <w:rPr>
+            <w:noProof/>
+            <w:webHidden/>
+          </w:rPr>
+          <w:fldChar w:fldCharType="begin"/>
+        </w:r>
+        <w:r>
+          <w:rPr>
+            <w:noProof/>
+            <w:webHidden/>
+          </w:rPr>
+          <w:instrText xml:space="preserve"> PAGEREF _Toc228189539 \h </w:instrText>
+        </w:r>
+        <w:r>
+          <w:rPr>
+            <w:noProof/>
+            <w:webHidden/>
+          </w:rPr>
+        </w:r>
+        <w:r>
+          <w:rPr>
+            <w:noProof/>
+            <w:webHidden/>
+          </w:rPr>
+          <w:fldChar w:fldCharType="separate"/>
+        </w:r>
+        <w:r>
+          <w:rPr>
+            <w:noProof/>
+            <w:webHidden/>
+          </w:rPr>
+          <w:t>21</w:t>
+        </w:r>
+        <w:r>
+          <w:rPr>
+            <w:noProof/>
+            <w:webHidden/>
+          </w:rPr>
+          <w:fldChar w:fldCharType="end"/>
+        </w:r>
+      </w:hyperlink>
+    </w:p>
+    <w:p>
+      <w:pPr>
+        <w:pStyle w:val="TableofFigures"/>
+        <w:tabs>
+          <w:tab w:val="right" w:leader="dot" w:pos="9629"/>
+        </w:tabs>
+        <w:rPr>
+          <w:rFonts w:eastAsiaTheme="minorEastAsia" w:cstheme="minorBidi"/>
+          <w:noProof/>
+          <w:kern w:val="2"/>
+          <w:sz w:val="24"/>
+          <w:szCs w:val="24"/>
+          <w:lang w:val="en-BE" w:eastAsia="en-BE"/>
+          <w14:ligatures w14:val="standardContextual"/>
+        </w:rPr>
+      </w:pPr>
+      <w:hyperlink w:anchor="_Toc228189540" w:history="1">
+        <w:r>
+          <w:rPr>
+            <w:rStyle w:val="Hyperlink"/>
+            <w:noProof/>
+          </w:rPr>
+          <w:t>Figure 6: MAG-VIS4000x-N Production Test Flow</w:t>
+        </w:r>
+        <w:r>
+          <w:rPr>
+            <w:noProof/>
+            <w:webHidden/>
+          </w:rPr>
+          <w:tab/>
+        </w:r>
+        <w:r>
+          <w:rPr>
+            <w:noProof/>
+            <w:webHidden/>
+          </w:rPr>
+          <w:fldChar w:fldCharType="begin"/>
+        </w:r>
+        <w:r>
+          <w:rPr>
+            <w:noProof/>
+            <w:webHidden/>
+          </w:rPr>
+          <w:instrText xml:space="preserve"> PAGEREF _Toc228189540 \h </w:instrText>
+        </w:r>
+        <w:r>
+          <w:rPr>
+            <w:noProof/>
+            <w:webHidden/>
+          </w:rPr>
+        </w:r>
+        <w:r>
+          <w:rPr>
+            <w:noProof/>
+            <w:webHidden/>
+          </w:rPr>
+          <w:fldChar w:fldCharType="separate"/>
+        </w:r>
+        <w:r>
+          <w:rPr>
+            <w:noProof/>
+            <w:webHidden/>
+          </w:rPr>
+          <w:t>24</w:t>
+        </w:r>
+        <w:r>
+          <w:rPr>
+            <w:noProof/>
+            <w:webHidden/>
+          </w:rPr>
+          <w:fldChar w:fldCharType="end"/>
+        </w:r>
+      </w:hyperlink>
+    </w:p>
+    <w:p>
+      <w:pPr>
+        <w:pStyle w:val="TableofFigures"/>
+        <w:tabs>
+          <w:tab w:val="right" w:leader="dot" w:pos="9629"/>
+        </w:tabs>
+        <w:rPr>
+          <w:rFonts w:eastAsiaTheme="minorEastAsia" w:cstheme="minorBidi"/>
+          <w:noProof/>
+          <w:kern w:val="2"/>
+          <w:sz w:val="24"/>
+          <w:szCs w:val="24"/>
+          <w:lang w:val="en-BE" w:eastAsia="en-BE"/>
+          <w14:ligatures w14:val="standardContextual"/>
+        </w:rPr>
+      </w:pPr>
+      <w:hyperlink w:anchor="_Toc228189541" w:history="1">
+        <w:r>
+          <w:rPr>
+            <w:rStyle w:val="Hyperlink"/>
+            <w:noProof/>
+          </w:rPr>
+          <w:t>Figure 7: MAG-VIS4003x-N Production Test Flow</w:t>
+        </w:r>
+        <w:r>
+          <w:rPr>
+            <w:noProof/>
+            <w:webHidden/>
+          </w:rPr>
+          <w:tab/>
+        </w:r>
+        <w:r>
+          <w:rPr>
+            <w:noProof/>
+            <w:webHidden/>
+          </w:rPr>
+          <w:fldChar w:fldCharType="begin"/>
+        </w:r>
+        <w:r>
+          <w:rPr>
+            <w:noProof/>
+            <w:webHidden/>
+          </w:rPr>
+          <w:instrText xml:space="preserve"> PAGEREF _Toc228189541 \h </w:instrText>
+        </w:r>
+        <w:r>
+          <w:rPr>
+            <w:noProof/>
+            <w:webHidden/>
+          </w:rPr>
+        </w:r>
+        <w:r>
+          <w:rPr>
+            <w:noProof/>
+            <w:webHidden/>
+          </w:rPr>
+          <w:fldChar w:fldCharType="separate"/>
+        </w:r>
+        <w:r>
+          <w:rPr>
+            <w:noProof/>
+            <w:webHidden/>
+          </w:rPr>
+          <w:t>25</w:t>
+        </w:r>
+        <w:r>
+          <w:rPr>
+            <w:noProof/>
+            <w:webHidden/>
+          </w:rPr>
+          <w:fldChar w:fldCharType="end"/>
+        </w:r>
+      </w:hyperlink>
+    </w:p>
+    <w:p>
+      <w:pPr>
+        <w:pStyle w:val="TableofFigures"/>
+        <w:tabs>
+          <w:tab w:val="right" w:leader="dot" w:pos="9629"/>
+        </w:tabs>
+        <w:rPr>
+          <w:rFonts w:eastAsiaTheme="minorEastAsia" w:cstheme="minorBidi"/>
+          <w:noProof/>
+          <w:kern w:val="2"/>
+          <w:sz w:val="24"/>
+          <w:szCs w:val="24"/>
+          <w:lang w:val="en-BE" w:eastAsia="en-BE"/>
+          <w14:ligatures w14:val="standardContextual"/>
+        </w:rPr>
+      </w:pPr>
+      <w:hyperlink w:anchor="_Toc228189542" w:history="1">
+        <w:r>
+          <w:rPr>
+            <w:rStyle w:val="Hyperlink"/>
+            <w:noProof/>
+          </w:rPr>
+          <w:t>Figure 8: MAG-VIS4001x-N Production Test Flow</w:t>
+        </w:r>
+        <w:r>
+          <w:rPr>
+            <w:noProof/>
+            <w:webHidden/>
+          </w:rPr>
+          <w:tab/>
+        </w:r>
+        <w:r>
+          <w:rPr>
+            <w:noProof/>
+            <w:webHidden/>
+          </w:rPr>
+          <w:fldChar w:fldCharType="begin"/>
+        </w:r>
+        <w:r>
+          <w:rPr>
+            <w:noProof/>
+            <w:webHidden/>
+          </w:rPr>
+          <w:instrText xml:space="preserve"> PAGEREF _Toc228189542 \h </w:instrText>
+        </w:r>
+        <w:r>
+          <w:rPr>
+            <w:noProof/>
+            <w:webHidden/>
+          </w:rPr>
+        </w:r>
+        <w:r>
+          <w:rPr>
+            <w:noProof/>
+            <w:webHidden/>
+          </w:rPr>
+          <w:fldChar w:fldCharType="separate"/>
+        </w:r>
+        <w:r>
+          <w:rPr>
+            <w:noProof/>
+            <w:webHidden/>
+          </w:rPr>
+          <w:t>26</w:t>
+        </w:r>
+        <w:r>
+          <w:rPr>
+            <w:noProof/>
+            <w:webHidden/>
+          </w:rPr>
+          <w:fldChar w:fldCharType="end"/>
+        </w:r>
+      </w:hyperlink>
+    </w:p>
+    <w:p>
+      <w:pPr>
+        <w:pStyle w:val="TableofFigures"/>
+        <w:tabs>
+          <w:tab w:val="right" w:leader="dot" w:pos="9629"/>
+        </w:tabs>
+        <w:rPr>
+          <w:rFonts w:eastAsiaTheme="minorEastAsia" w:cstheme="minorBidi"/>
+          <w:noProof/>
+          <w:kern w:val="2"/>
+          <w:sz w:val="24"/>
+          <w:szCs w:val="24"/>
+          <w:lang w:val="en-BE" w:eastAsia="en-BE"/>
+          <w14:ligatures w14:val="standardContextual"/>
+        </w:rPr>
+      </w:pPr>
+      <w:hyperlink w:anchor="_Toc228189543" w:history="1">
+        <w:r>
+          <w:rPr>
+            <w:rStyle w:val="Hyperlink"/>
+            <w:noProof/>
+          </w:rPr>
+          <w:t>Figure 9: MAG-VIS100xx-N Production Test Flow</w:t>
+        </w:r>
+        <w:r>
+          <w:rPr>
+            <w:noProof/>
+            <w:webHidden/>
+          </w:rPr>
+          <w:tab/>
+        </w:r>
+        <w:r>
+          <w:rPr>
+            <w:noProof/>
+            <w:webHidden/>
+          </w:rPr>
+          <w:fldChar w:fldCharType="begin"/>
+        </w:r>
+        <w:r>
+          <w:rPr>
+            <w:noProof/>
+            <w:webHidden/>
+          </w:rPr>
+          <w:instrText xml:space="preserve"> PAGEREF _Toc228189543 \h </w:instrText>
+        </w:r>
+        <w:r>
+          <w:rPr>
+            <w:noProof/>
+            <w:webHidden/>
+          </w:rPr>
+        </w:r>
+        <w:r>
+          <w:rPr>
+            <w:noProof/>
+            <w:webHidden/>
+          </w:rPr>
+          <w:fldChar w:fldCharType="separate"/>
+        </w:r>
+        <w:r>
+          <w:rPr>
+            <w:noProof/>
+            <w:webHidden/>
+          </w:rPr>
+          <w:t>29</w:t>
+        </w:r>
+        <w:r>
+          <w:rPr>
+            <w:noProof/>
+            <w:webHidden/>
+          </w:rPr>
+          <w:fldChar w:fldCharType="end"/>
+        </w:r>
+      </w:hyperlink>
+    </w:p>
+    <w:p>
+      <w:r>
+        <w:fldChar w:fldCharType="end"/>
+      </w:r>
+    </w:p>
+    <w:p/>
+    <w:p>
+      <w:pPr>
+        <w:pStyle w:val="Heading1-nonumber"/>
+      </w:pPr>
+      <w:bookmarkStart w:id="3" w:name="_Toc228189503"/>
+      <w:r>
+        <w:lastRenderedPageBreak/>
+        <w:t>List of Tables</w:t>
+      </w:r>
+      <w:bookmarkEnd w:id="3"/>
+    </w:p>
+    <w:p>
+      <w:pPr>
+        <w:pStyle w:val="TableofFigures"/>
+        <w:tabs>
+          <w:tab w:val="right" w:leader="dot" w:pos="9629"/>
+        </w:tabs>
+        <w:rPr>
+          <w:rFonts w:eastAsiaTheme="minorEastAsia" w:cstheme="minorBidi"/>
+          <w:noProof/>
+          <w:kern w:val="2"/>
+          <w:sz w:val="24"/>
+          <w:szCs w:val="24"/>
+          <w:lang w:val="en-BE" w:eastAsia="en-BE"/>
+          <w14:ligatures w14:val="standardContextual"/>
+        </w:rPr>
+      </w:pPr>
+      <w:r>
+        <w:fldChar w:fldCharType="begin"/>
+      </w:r>
+      <w:r>
+        <w:instrText xml:space="preserve"> TOC \h \z \c "Table" </w:instrText>
+      </w:r>
+      <w:r>
+        <w:fldChar w:fldCharType="separate"/>
+      </w:r>
+      <w:hyperlink w:anchor="_Toc228189544" w:history="1">
+        <w:r>
+          <w:rPr>
+            <w:rStyle w:val="Hyperlink"/>
+            <w:noProof/>
+          </w:rPr>
+          <w:t>Table 1: MAG-IMG002x1-NC Temperature Conditions</w:t>
+        </w:r>
+        <w:r>
+          <w:rPr>
+            <w:noProof/>
+            <w:webHidden/>
+          </w:rPr>
+          <w:tab/>
+        </w:r>
+        <w:r>
+          <w:rPr>
+            <w:noProof/>
+            <w:webHidden/>
+          </w:rPr>
+          <w:fldChar w:fldCharType="begin"/>
+        </w:r>
+        <w:r>
+          <w:rPr>
+            <w:noProof/>
+            <w:webHidden/>
+          </w:rPr>
+          <w:instrText xml:space="preserve"> PAGEREF _Toc228189544 \h </w:instrText>
         </w:r>
         <w:r>
           <w:rPr>
@@ -4046,13 +4666,13 @@
           <w14:ligatures w14:val="standardContextual"/>
         </w:rPr>
       </w:pPr>
-      <w:hyperlink w:anchor="_Toc227941001" w:history="1">
+      <w:hyperlink w:anchor="_Toc228189545" w:history="1">
         <w:r>
           <w:rPr>
             <w:rStyle w:val="Hyperlink"/>
             <w:noProof/>
           </w:rPr>
-          <w:t>Figure 3: MAG-IMG002x1-NC Trim Test Flow</w:t>
+          <w:t>Table 2: MAG-IMG002x1-NC Supply Voltage Conditions</w:t>
         </w:r>
         <w:r>
           <w:rPr>
@@ -4073,7 +4693,7 @@
             <w:noProof/>
             <w:webHidden/>
           </w:rPr>
-          <w:instrText xml:space="preserve"> PAGEREF _Toc227941001 \h </w:instrText>
+          <w:instrText xml:space="preserve"> PAGEREF _Toc228189545 \h </w:instrText>
         </w:r>
         <w:r>
           <w:rPr>
@@ -4120,13 +4740,13 @@
           <w14:ligatures w14:val="standardContextual"/>
         </w:rPr>
       </w:pPr>
-      <w:hyperlink w:anchor="_Toc227941002" w:history="1">
+      <w:hyperlink w:anchor="_Toc228189546" w:history="1">
         <w:r>
           <w:rPr>
             <w:rStyle w:val="Hyperlink"/>
             <w:noProof/>
           </w:rPr>
-          <w:t>Figure 4: MAG-CXP00002-NP Production Test Flow</w:t>
+          <w:t>Table 3: MAG-IMG002x1-NC Test Procedures</w:t>
         </w:r>
         <w:r>
           <w:rPr>
@@ -4147,7 +4767,303 @@
             <w:noProof/>
             <w:webHidden/>
           </w:rPr>
-          <w:instrText xml:space="preserve"> PAGEREF _Toc227941002 \h </w:instrText>
+          <w:instrText xml:space="preserve"> PAGEREF _Toc228189546 \h </w:instrText>
+        </w:r>
+        <w:r>
+          <w:rPr>
+            <w:noProof/>
+            <w:webHidden/>
+          </w:rPr>
+        </w:r>
+        <w:r>
+          <w:rPr>
+            <w:noProof/>
+            <w:webHidden/>
+          </w:rPr>
+          <w:fldChar w:fldCharType="separate"/>
+        </w:r>
+        <w:r>
+          <w:rPr>
+            <w:noProof/>
+            <w:webHidden/>
+          </w:rPr>
+          <w:t>14</w:t>
+        </w:r>
+        <w:r>
+          <w:rPr>
+            <w:noProof/>
+            <w:webHidden/>
+          </w:rPr>
+          <w:fldChar w:fldCharType="end"/>
+        </w:r>
+      </w:hyperlink>
+    </w:p>
+    <w:p>
+      <w:pPr>
+        <w:pStyle w:val="TableofFigures"/>
+        <w:tabs>
+          <w:tab w:val="right" w:leader="dot" w:pos="9629"/>
+        </w:tabs>
+        <w:rPr>
+          <w:rFonts w:eastAsiaTheme="minorEastAsia" w:cstheme="minorBidi"/>
+          <w:noProof/>
+          <w:kern w:val="2"/>
+          <w:sz w:val="24"/>
+          <w:szCs w:val="24"/>
+          <w:lang w:val="en-BE" w:eastAsia="en-BE"/>
+          <w14:ligatures w14:val="standardContextual"/>
+        </w:rPr>
+      </w:pPr>
+      <w:hyperlink w:anchor="_Toc228189547" w:history="1">
+        <w:r>
+          <w:rPr>
+            <w:rStyle w:val="Hyperlink"/>
+            <w:noProof/>
+          </w:rPr>
+          <w:t>Table 4: MAG-IMG002x1-NC Parameter Traceability</w:t>
+        </w:r>
+        <w:r>
+          <w:rPr>
+            <w:noProof/>
+            <w:webHidden/>
+          </w:rPr>
+          <w:tab/>
+        </w:r>
+        <w:r>
+          <w:rPr>
+            <w:noProof/>
+            <w:webHidden/>
+          </w:rPr>
+          <w:fldChar w:fldCharType="begin"/>
+        </w:r>
+        <w:r>
+          <w:rPr>
+            <w:noProof/>
+            <w:webHidden/>
+          </w:rPr>
+          <w:instrText xml:space="preserve"> PAGEREF _Toc228189547 \h </w:instrText>
+        </w:r>
+        <w:r>
+          <w:rPr>
+            <w:noProof/>
+            <w:webHidden/>
+          </w:rPr>
+        </w:r>
+        <w:r>
+          <w:rPr>
+            <w:noProof/>
+            <w:webHidden/>
+          </w:rPr>
+          <w:fldChar w:fldCharType="separate"/>
+        </w:r>
+        <w:r>
+          <w:rPr>
+            <w:noProof/>
+            <w:webHidden/>
+          </w:rPr>
+          <w:t>16</w:t>
+        </w:r>
+        <w:r>
+          <w:rPr>
+            <w:noProof/>
+            <w:webHidden/>
+          </w:rPr>
+          <w:fldChar w:fldCharType="end"/>
+        </w:r>
+      </w:hyperlink>
+    </w:p>
+    <w:p>
+      <w:pPr>
+        <w:pStyle w:val="TableofFigures"/>
+        <w:tabs>
+          <w:tab w:val="right" w:leader="dot" w:pos="9629"/>
+        </w:tabs>
+        <w:rPr>
+          <w:rFonts w:eastAsiaTheme="minorEastAsia" w:cstheme="minorBidi"/>
+          <w:noProof/>
+          <w:kern w:val="2"/>
+          <w:sz w:val="24"/>
+          <w:szCs w:val="24"/>
+          <w:lang w:val="en-BE" w:eastAsia="en-BE"/>
+          <w14:ligatures w14:val="standardContextual"/>
+        </w:rPr>
+      </w:pPr>
+      <w:hyperlink w:anchor="_Toc228189548" w:history="1">
+        <w:r>
+          <w:rPr>
+            <w:rStyle w:val="Hyperlink"/>
+            <w:noProof/>
+          </w:rPr>
+          <w:t>Table 5: MAG-CXP00002-NP Temperature Conditions</w:t>
+        </w:r>
+        <w:r>
+          <w:rPr>
+            <w:noProof/>
+            <w:webHidden/>
+          </w:rPr>
+          <w:tab/>
+        </w:r>
+        <w:r>
+          <w:rPr>
+            <w:noProof/>
+            <w:webHidden/>
+          </w:rPr>
+          <w:fldChar w:fldCharType="begin"/>
+        </w:r>
+        <w:r>
+          <w:rPr>
+            <w:noProof/>
+            <w:webHidden/>
+          </w:rPr>
+          <w:instrText xml:space="preserve"> PAGEREF _Toc228189548 \h </w:instrText>
+        </w:r>
+        <w:r>
+          <w:rPr>
+            <w:noProof/>
+            <w:webHidden/>
+          </w:rPr>
+        </w:r>
+        <w:r>
+          <w:rPr>
+            <w:noProof/>
+            <w:webHidden/>
+          </w:rPr>
+          <w:fldChar w:fldCharType="separate"/>
+        </w:r>
+        <w:r>
+          <w:rPr>
+            <w:noProof/>
+            <w:webHidden/>
+          </w:rPr>
+          <w:t>17</w:t>
+        </w:r>
+        <w:r>
+          <w:rPr>
+            <w:noProof/>
+            <w:webHidden/>
+          </w:rPr>
+          <w:fldChar w:fldCharType="end"/>
+        </w:r>
+      </w:hyperlink>
+    </w:p>
+    <w:p>
+      <w:pPr>
+        <w:pStyle w:val="TableofFigures"/>
+        <w:tabs>
+          <w:tab w:val="right" w:leader="dot" w:pos="9629"/>
+        </w:tabs>
+        <w:rPr>
+          <w:rFonts w:eastAsiaTheme="minorEastAsia" w:cstheme="minorBidi"/>
+          <w:noProof/>
+          <w:kern w:val="2"/>
+          <w:sz w:val="24"/>
+          <w:szCs w:val="24"/>
+          <w:lang w:val="en-BE" w:eastAsia="en-BE"/>
+          <w14:ligatures w14:val="standardContextual"/>
+        </w:rPr>
+      </w:pPr>
+      <w:hyperlink w:anchor="_Toc228189549" w:history="1">
+        <w:r>
+          <w:rPr>
+            <w:rStyle w:val="Hyperlink"/>
+            <w:noProof/>
+          </w:rPr>
+          <w:t>Table 6: MAG-CXP00002-NP Supply Voltage Conditions</w:t>
+        </w:r>
+        <w:r>
+          <w:rPr>
+            <w:noProof/>
+            <w:webHidden/>
+          </w:rPr>
+          <w:tab/>
+        </w:r>
+        <w:r>
+          <w:rPr>
+            <w:noProof/>
+            <w:webHidden/>
+          </w:rPr>
+          <w:fldChar w:fldCharType="begin"/>
+        </w:r>
+        <w:r>
+          <w:rPr>
+            <w:noProof/>
+            <w:webHidden/>
+          </w:rPr>
+          <w:instrText xml:space="preserve"> PAGEREF _Toc228189549 \h </w:instrText>
+        </w:r>
+        <w:r>
+          <w:rPr>
+            <w:noProof/>
+            <w:webHidden/>
+          </w:rPr>
+        </w:r>
+        <w:r>
+          <w:rPr>
+            <w:noProof/>
+            <w:webHidden/>
+          </w:rPr>
+          <w:fldChar w:fldCharType="separate"/>
+        </w:r>
+        <w:r>
+          <w:rPr>
+            <w:noProof/>
+            <w:webHidden/>
+          </w:rPr>
+          <w:t>17</w:t>
+        </w:r>
+        <w:r>
+          <w:rPr>
+            <w:noProof/>
+            <w:webHidden/>
+          </w:rPr>
+          <w:fldChar w:fldCharType="end"/>
+        </w:r>
+      </w:hyperlink>
+    </w:p>
+    <w:p>
+      <w:pPr>
+        <w:pStyle w:val="TableofFigures"/>
+        <w:tabs>
+          <w:tab w:val="right" w:leader="dot" w:pos="9629"/>
+        </w:tabs>
+        <w:rPr>
+          <w:rFonts w:eastAsiaTheme="minorEastAsia" w:cstheme="minorBidi"/>
+          <w:noProof/>
+          <w:kern w:val="2"/>
+          <w:sz w:val="24"/>
+          <w:szCs w:val="24"/>
+          <w:lang w:val="en-BE" w:eastAsia="en-BE"/>
+          <w14:ligatures w14:val="standardContextual"/>
+        </w:rPr>
+      </w:pPr>
+      <w:hyperlink w:anchor="_Toc228189550" w:history="1">
+        <w:r>
+          <w:rPr>
+            <w:rStyle w:val="Hyperlink"/>
+            <w:noProof/>
+          </w:rPr>
+          <w:t>Table 7: MAG-CXP00002-NP Test Procedures</w:t>
+        </w:r>
+        <w:r>
+          <w:rPr>
+            <w:noProof/>
+            <w:webHidden/>
+          </w:rPr>
+          <w:tab/>
+        </w:r>
+        <w:r>
+          <w:rPr>
+            <w:noProof/>
+            <w:webHidden/>
+          </w:rPr>
+          <w:fldChar w:fldCharType="begin"/>
+        </w:r>
+        <w:r>
+          <w:rPr>
+            <w:noProof/>
+            <w:webHidden/>
+          </w:rPr>
+          <w:instrText xml:space="preserve"> PAGEREF _Toc228189550 \h </w:instrText>
         </w:r>
         <w:r>
           <w:rPr>
@@ -4194,13 +5110,13 @@
           <w14:ligatures w14:val="standardContextual"/>
         </w:rPr>
       </w:pPr>
-      <w:hyperlink w:anchor="_Toc227941003" w:history="1">
+      <w:hyperlink w:anchor="_Toc228189551" w:history="1">
         <w:r>
           <w:rPr>
             <w:rStyle w:val="Hyperlink"/>
             <w:noProof/>
           </w:rPr>
-          <w:t>Figure 5: MAG-PSU00001-NP Production Test Flow</w:t>
+          <w:t>Table 8: MAG-CXP00002-NP Parameter Traceability</w:t>
         </w:r>
         <w:r>
           <w:rPr>
@@ -4221,7 +5137,229 @@
             <w:noProof/>
             <w:webHidden/>
           </w:rPr>
-          <w:instrText xml:space="preserve"> PAGEREF _Toc227941003 \h </w:instrText>
+          <w:instrText xml:space="preserve"> PAGEREF _Toc228189551 \h </w:instrText>
+        </w:r>
+        <w:r>
+          <w:rPr>
+            <w:noProof/>
+            <w:webHidden/>
+          </w:rPr>
+        </w:r>
+        <w:r>
+          <w:rPr>
+            <w:noProof/>
+            <w:webHidden/>
+          </w:rPr>
+          <w:fldChar w:fldCharType="separate"/>
+        </w:r>
+        <w:r>
+          <w:rPr>
+            <w:noProof/>
+            <w:webHidden/>
+          </w:rPr>
+          <w:t>20</w:t>
+        </w:r>
+        <w:r>
+          <w:rPr>
+            <w:noProof/>
+            <w:webHidden/>
+          </w:rPr>
+          <w:fldChar w:fldCharType="end"/>
+        </w:r>
+      </w:hyperlink>
+    </w:p>
+    <w:p>
+      <w:pPr>
+        <w:pStyle w:val="TableofFigures"/>
+        <w:tabs>
+          <w:tab w:val="right" w:leader="dot" w:pos="9629"/>
+        </w:tabs>
+        <w:rPr>
+          <w:rFonts w:eastAsiaTheme="minorEastAsia" w:cstheme="minorBidi"/>
+          <w:noProof/>
+          <w:kern w:val="2"/>
+          <w:sz w:val="24"/>
+          <w:szCs w:val="24"/>
+          <w:lang w:val="en-BE" w:eastAsia="en-BE"/>
+          <w14:ligatures w14:val="standardContextual"/>
+        </w:rPr>
+      </w:pPr>
+      <w:hyperlink w:anchor="_Toc228189552" w:history="1">
+        <w:r>
+          <w:rPr>
+            <w:rStyle w:val="Hyperlink"/>
+            <w:noProof/>
+          </w:rPr>
+          <w:t>Table 9: MAG-PSU00001-NP Temperature Conditions</w:t>
+        </w:r>
+        <w:r>
+          <w:rPr>
+            <w:noProof/>
+            <w:webHidden/>
+          </w:rPr>
+          <w:tab/>
+        </w:r>
+        <w:r>
+          <w:rPr>
+            <w:noProof/>
+            <w:webHidden/>
+          </w:rPr>
+          <w:fldChar w:fldCharType="begin"/>
+        </w:r>
+        <w:r>
+          <w:rPr>
+            <w:noProof/>
+            <w:webHidden/>
+          </w:rPr>
+          <w:instrText xml:space="preserve"> PAGEREF _Toc228189552 \h </w:instrText>
+        </w:r>
+        <w:r>
+          <w:rPr>
+            <w:noProof/>
+            <w:webHidden/>
+          </w:rPr>
+        </w:r>
+        <w:r>
+          <w:rPr>
+            <w:noProof/>
+            <w:webHidden/>
+          </w:rPr>
+          <w:fldChar w:fldCharType="separate"/>
+        </w:r>
+        <w:r>
+          <w:rPr>
+            <w:noProof/>
+            <w:webHidden/>
+          </w:rPr>
+          <w:t>21</w:t>
+        </w:r>
+        <w:r>
+          <w:rPr>
+            <w:noProof/>
+            <w:webHidden/>
+          </w:rPr>
+          <w:fldChar w:fldCharType="end"/>
+        </w:r>
+      </w:hyperlink>
+    </w:p>
+    <w:p>
+      <w:pPr>
+        <w:pStyle w:val="TableofFigures"/>
+        <w:tabs>
+          <w:tab w:val="right" w:leader="dot" w:pos="9629"/>
+        </w:tabs>
+        <w:rPr>
+          <w:rFonts w:eastAsiaTheme="minorEastAsia" w:cstheme="minorBidi"/>
+          <w:noProof/>
+          <w:kern w:val="2"/>
+          <w:sz w:val="24"/>
+          <w:szCs w:val="24"/>
+          <w:lang w:val="en-BE" w:eastAsia="en-BE"/>
+          <w14:ligatures w14:val="standardContextual"/>
+        </w:rPr>
+      </w:pPr>
+      <w:hyperlink w:anchor="_Toc228189553" w:history="1">
+        <w:r>
+          <w:rPr>
+            <w:rStyle w:val="Hyperlink"/>
+            <w:noProof/>
+          </w:rPr>
+          <w:t>Table 10: MAG-PSU00001-NP Input Voltage Conditions</w:t>
+        </w:r>
+        <w:r>
+          <w:rPr>
+            <w:noProof/>
+            <w:webHidden/>
+          </w:rPr>
+          <w:tab/>
+        </w:r>
+        <w:r>
+          <w:rPr>
+            <w:noProof/>
+            <w:webHidden/>
+          </w:rPr>
+          <w:fldChar w:fldCharType="begin"/>
+        </w:r>
+        <w:r>
+          <w:rPr>
+            <w:noProof/>
+            <w:webHidden/>
+          </w:rPr>
+          <w:instrText xml:space="preserve"> PAGEREF _Toc228189553 \h </w:instrText>
+        </w:r>
+        <w:r>
+          <w:rPr>
+            <w:noProof/>
+            <w:webHidden/>
+          </w:rPr>
+        </w:r>
+        <w:r>
+          <w:rPr>
+            <w:noProof/>
+            <w:webHidden/>
+          </w:rPr>
+          <w:fldChar w:fldCharType="separate"/>
+        </w:r>
+        <w:r>
+          <w:rPr>
+            <w:noProof/>
+            <w:webHidden/>
+          </w:rPr>
+          <w:t>21</w:t>
+        </w:r>
+        <w:r>
+          <w:rPr>
+            <w:noProof/>
+            <w:webHidden/>
+          </w:rPr>
+          <w:fldChar w:fldCharType="end"/>
+        </w:r>
+      </w:hyperlink>
+    </w:p>
+    <w:p>
+      <w:pPr>
+        <w:pStyle w:val="TableofFigures"/>
+        <w:tabs>
+          <w:tab w:val="right" w:leader="dot" w:pos="9629"/>
+        </w:tabs>
+        <w:rPr>
+          <w:rFonts w:eastAsiaTheme="minorEastAsia" w:cstheme="minorBidi"/>
+          <w:noProof/>
+          <w:kern w:val="2"/>
+          <w:sz w:val="24"/>
+          <w:szCs w:val="24"/>
+          <w:lang w:val="en-BE" w:eastAsia="en-BE"/>
+          <w14:ligatures w14:val="standardContextual"/>
+        </w:rPr>
+      </w:pPr>
+      <w:hyperlink w:anchor="_Toc228189554" w:history="1">
+        <w:r>
+          <w:rPr>
+            <w:rStyle w:val="Hyperlink"/>
+            <w:noProof/>
+          </w:rPr>
+          <w:t>Table 11: MAG-PSU00001-NP Test Procedures</w:t>
+        </w:r>
+        <w:r>
+          <w:rPr>
+            <w:noProof/>
+            <w:webHidden/>
+          </w:rPr>
+          <w:tab/>
+        </w:r>
+        <w:r>
+          <w:rPr>
+            <w:noProof/>
+            <w:webHidden/>
+          </w:rPr>
+          <w:fldChar w:fldCharType="begin"/>
+        </w:r>
+        <w:r>
+          <w:rPr>
+            <w:noProof/>
+            <w:webHidden/>
+          </w:rPr>
+          <w:instrText xml:space="preserve"> PAGEREF _Toc228189554 \h </w:instrText>
         </w:r>
         <w:r>
           <w:rPr>
@@ -4268,13 +5406,13 @@
           <w14:ligatures w14:val="standardContextual"/>
         </w:rPr>
       </w:pPr>
-      <w:hyperlink w:anchor="_Toc227941004" w:history="1">
+      <w:hyperlink w:anchor="_Toc228189555" w:history="1">
         <w:r>
           <w:rPr>
             <w:rStyle w:val="Hyperlink"/>
             <w:noProof/>
           </w:rPr>
-          <w:t>Figure 6: MAG-VIS4000x-N Production Test Flow</w:t>
+          <w:t>Table 12: MAG-PSU00001-NP Parameter Traceability</w:t>
         </w:r>
         <w:r>
           <w:rPr>
@@ -4295,7 +5433,7 @@
             <w:noProof/>
             <w:webHidden/>
           </w:rPr>
-          <w:instrText xml:space="preserve"> PAGEREF _Toc227941004 \h </w:instrText>
+          <w:instrText xml:space="preserve"> PAGEREF _Toc228189555 \h </w:instrText>
         </w:r>
         <w:r>
           <w:rPr>
@@ -4315,7 +5453,7 @@
             <w:noProof/>
             <w:webHidden/>
           </w:rPr>
-          <w:t>25</w:t>
+          <w:t>23</w:t>
         </w:r>
         <w:r>
           <w:rPr>
@@ -4342,13 +5480,13 @@
           <w14:ligatures w14:val="standardContextual"/>
         </w:rPr>
       </w:pPr>
-      <w:hyperlink w:anchor="_Toc227941005" w:history="1">
+      <w:hyperlink w:anchor="_Toc228189556" w:history="1">
         <w:r>
           <w:rPr>
             <w:rStyle w:val="Hyperlink"/>
             <w:noProof/>
           </w:rPr>
-          <w:t>Figure 7: MAG-VIS4003x-N Production Test Flow</w:t>
+          <w:t>Table 13: MAG-VIS4000x-N VIS Test Procedures</w:t>
         </w:r>
         <w:r>
           <w:rPr>
@@ -4369,81 +5507,7 @@
             <w:noProof/>
             <w:webHidden/>
           </w:rPr>
-          <w:instrText xml:space="preserve"> PAGEREF _Toc227941005 \h </w:instrText>
-        </w:r>
-        <w:r>
-          <w:rPr>
-            <w:noProof/>
-            <w:webHidden/>
-          </w:rPr>
-        </w:r>
-        <w:r>
-          <w:rPr>
-            <w:noProof/>
-            <w:webHidden/>
-          </w:rPr>
-          <w:fldChar w:fldCharType="separate"/>
-        </w:r>
-        <w:r>
-          <w:rPr>
-            <w:noProof/>
-            <w:webHidden/>
-          </w:rPr>
-          <w:t>26</w:t>
-        </w:r>
-        <w:r>
-          <w:rPr>
-            <w:noProof/>
-            <w:webHidden/>
-          </w:rPr>
-          <w:fldChar w:fldCharType="end"/>
-        </w:r>
-      </w:hyperlink>
-    </w:p>
-    <w:p>
-      <w:pPr>
-        <w:pStyle w:val="TableofFigures"/>
-        <w:tabs>
-          <w:tab w:val="right" w:leader="dot" w:pos="9629"/>
-        </w:tabs>
-        <w:rPr>
-          <w:rFonts w:eastAsiaTheme="minorEastAsia" w:cstheme="minorBidi"/>
-          <w:noProof/>
-          <w:kern w:val="2"/>
-          <w:sz w:val="24"/>
-          <w:szCs w:val="24"/>
-          <w:lang w:val="en-BE" w:eastAsia="en-BE"/>
-          <w14:ligatures w14:val="standardContextual"/>
-        </w:rPr>
-      </w:pPr>
-      <w:hyperlink w:anchor="_Toc227941006" w:history="1">
-        <w:r>
-          <w:rPr>
-            <w:rStyle w:val="Hyperlink"/>
-            <w:noProof/>
-          </w:rPr>
-          <w:t>Figure 8: MAG-VIS4001x-N Production Test Flow</w:t>
-        </w:r>
-        <w:r>
-          <w:rPr>
-            <w:noProof/>
-            <w:webHidden/>
-          </w:rPr>
-          <w:tab/>
-        </w:r>
-        <w:r>
-          <w:rPr>
-            <w:noProof/>
-            <w:webHidden/>
-          </w:rPr>
-          <w:fldChar w:fldCharType="begin"/>
-        </w:r>
-        <w:r>
-          <w:rPr>
-            <w:noProof/>
-            <w:webHidden/>
-          </w:rPr>
-          <w:instrText xml:space="preserve"> PAGEREF _Toc227941006 \h </w:instrText>
+          <w:instrText xml:space="preserve"> PAGEREF _Toc228189556 \h </w:instrText>
         </w:r>
         <w:r>
           <w:rPr>
@@ -4490,13 +5554,13 @@
           <w14:ligatures w14:val="standardContextual"/>
         </w:rPr>
       </w:pPr>
-      <w:hyperlink w:anchor="_Toc227941007" w:history="1">
+      <w:hyperlink w:anchor="_Toc228189557" w:history="1">
         <w:r>
           <w:rPr>
             <w:rStyle w:val="Hyperlink"/>
             <w:noProof/>
           </w:rPr>
-          <w:t>Figure 9: MAG-VIS100xx-N Production Test Flow</w:t>
+          <w:t>Table 14: MAG-VIS4003x-N VIS Test Procedures</w:t>
         </w:r>
         <w:r>
           <w:rPr>
@@ -4517,7 +5581,7 @@
             <w:noProof/>
             <w:webHidden/>
           </w:rPr>
-          <w:instrText xml:space="preserve"> PAGEREF _Toc227941007 \h </w:instrText>
+          <w:instrText xml:space="preserve"> PAGEREF _Toc228189557 \h </w:instrText>
         </w:r>
         <w:r>
           <w:rPr>
@@ -4537,107 +5601,7 @@
             <w:noProof/>
             <w:webHidden/>
           </w:rPr>
-          <w:t>30</w:t>
-        </w:r>
-        <w:r>
-          <w:rPr>
-            <w:noProof/>
-            <w:webHidden/>
-          </w:rPr>
-          <w:fldChar w:fldCharType="end"/>
-        </w:r>
-      </w:hyperlink>
-    </w:p>
-    <w:p>
-      <w:r>
-        <w:fldChar w:fldCharType="end"/>
-      </w:r>
-    </w:p>
-    <w:p/>
-    <w:p>
-      <w:pPr>
-        <w:pStyle w:val="Heading1-nonumber"/>
-      </w:pPr>
-      <w:bookmarkStart w:id="3" w:name="_Toc227940967"/>
-      <w:r>
-        <w:lastRenderedPageBreak/>
-        <w:t>List of Tables</w:t>
-      </w:r>
-      <w:bookmarkEnd w:id="3"/>
-    </w:p>
-    <w:p>
-      <w:pPr>
-        <w:pStyle w:val="TableofFigures"/>
-        <w:tabs>
-          <w:tab w:val="right" w:leader="dot" w:pos="9629"/>
-        </w:tabs>
-        <w:rPr>
-          <w:rFonts w:eastAsiaTheme="minorEastAsia" w:cstheme="minorBidi"/>
-          <w:noProof/>
-          <w:kern w:val="2"/>
-          <w:sz w:val="24"/>
-          <w:szCs w:val="24"/>
-          <w:lang w:val="en-BE" w:eastAsia="en-BE"/>
-          <w14:ligatures w14:val="standardContextual"/>
-        </w:rPr>
-      </w:pPr>
-      <w:r>
-        <w:fldChar w:fldCharType="begin"/>
-      </w:r>
-      <w:r>
-        <w:instrText xml:space="preserve"> TOC \h \z \c "Table" </w:instrText>
-      </w:r>
-      <w:r>
-        <w:fldChar w:fldCharType="separate"/>
-      </w:r>
-      <w:hyperlink w:anchor="_Toc227941008" w:history="1">
-        <w:r>
-          <w:rPr>
-            <w:rStyle w:val="Hyperlink"/>
-            <w:noProof/>
-          </w:rPr>
-          <w:t>Table 1: MAG-IMG002x1-NC Temperature Conditions</w:t>
-        </w:r>
-        <w:r>
-          <w:rPr>
-            <w:noProof/>
-            <w:webHidden/>
-          </w:rPr>
-          <w:tab/>
-        </w:r>
-        <w:r>
-          <w:rPr>
-            <w:noProof/>
-            <w:webHidden/>
-          </w:rPr>
-          <w:fldChar w:fldCharType="begin"/>
-        </w:r>
-        <w:r>
-          <w:rPr>
-            <w:noProof/>
-            <w:webHidden/>
-          </w:rPr>
-          <w:instrText xml:space="preserve"> PAGEREF _Toc227941008 \h </w:instrText>
-        </w:r>
-        <w:r>
-          <w:rPr>
-            <w:noProof/>
-            <w:webHidden/>
-          </w:rPr>
-        </w:r>
-        <w:r>
-          <w:rPr>
-            <w:noProof/>
-            <w:webHidden/>
-          </w:rPr>
-          <w:fldChar w:fldCharType="separate"/>
-        </w:r>
-        <w:r>
-          <w:rPr>
-            <w:noProof/>
-            <w:webHidden/>
-          </w:rPr>
-          <w:t>14</w:t>
+          <w:t>27</w:t>
         </w:r>
         <w:r>
           <w:rPr>
@@ -4664,13 +5628,13 @@
           <w14:ligatures w14:val="standardContextual"/>
         </w:rPr>
       </w:pPr>
-      <w:hyperlink w:anchor="_Toc227941009" w:history="1">
+      <w:hyperlink w:anchor="_Toc228189558" w:history="1">
         <w:r>
           <w:rPr>
             <w:rStyle w:val="Hyperlink"/>
             <w:noProof/>
           </w:rPr>
-          <w:t>Table 2: MAG-IMG002x1-NC Supply Voltage Conditions</w:t>
+          <w:t>Table 15: MAG-VIS4001x-N CONN + VIS Test Procedures</w:t>
         </w:r>
         <w:r>
           <w:rPr>
@@ -4691,7 +5655,7 @@
             <w:noProof/>
             <w:webHidden/>
           </w:rPr>
-          <w:instrText xml:space="preserve"> PAGEREF _Toc227941009 \h </w:instrText>
+          <w:instrText xml:space="preserve"> PAGEREF _Toc228189558 \h </w:instrText>
         </w:r>
         <w:r>
           <w:rPr>
@@ -4711,7 +5675,7 @@
             <w:noProof/>
             <w:webHidden/>
           </w:rPr>
-          <w:t>14</w:t>
+          <w:t>27</w:t>
         </w:r>
         <w:r>
           <w:rPr>
@@ -4738,13 +5702,13 @@
           <w14:ligatures w14:val="standardContextual"/>
         </w:rPr>
       </w:pPr>
-      <w:hyperlink w:anchor="_Toc227941010" w:history="1">
+      <w:hyperlink w:anchor="_Toc228189559" w:history="1">
         <w:r>
           <w:rPr>
             <w:rStyle w:val="Hyperlink"/>
             <w:noProof/>
           </w:rPr>
-          <w:t>Table 3: MAG-IMG002x1-NC Test Procedures</w:t>
+          <w:t>Table 16: MAG-VIS100xx-N Temperature Conditions</w:t>
         </w:r>
         <w:r>
           <w:rPr>
@@ -4765,7 +5729,7 @@
             <w:noProof/>
             <w:webHidden/>
           </w:rPr>
-          <w:instrText xml:space="preserve"> PAGEREF _Toc227941010 \h </w:instrText>
+          <w:instrText xml:space="preserve"> PAGEREF _Toc228189559 \h </w:instrText>
         </w:r>
         <w:r>
           <w:rPr>
@@ -4785,7 +5749,7 @@
             <w:noProof/>
             <w:webHidden/>
           </w:rPr>
-          <w:t>15</w:t>
+          <w:t>29</w:t>
         </w:r>
         <w:r>
           <w:rPr>
@@ -4812,13 +5776,14 @@
           <w14:ligatures w14:val="standardContextual"/>
         </w:rPr>
       </w:pPr>
-      <w:hyperlink w:anchor="_Toc227941011" w:history="1">
+      <w:hyperlink w:anchor="_Toc228189560" w:history="1">
         <w:r>
           <w:rPr>
             <w:rStyle w:val="Hyperlink"/>
             <w:noProof/>
+            <w:lang w:val="fr-BE"/>
           </w:rPr>
-          <w:t>Table 4: MAG-IMG002x1-NC Parameter Traceability</w:t>
+          <w:t>Table 17: MAG-VIS100xx-N Supply Voltage Conditions</w:t>
         </w:r>
         <w:r>
           <w:rPr>
@@ -4839,7 +5804,7 @@
             <w:noProof/>
             <w:webHidden/>
           </w:rPr>
-          <w:instrText xml:space="preserve"> PAGEREF _Toc227941011 \h </w:instrText>
+          <w:instrText xml:space="preserve"> PAGEREF _Toc228189560 \h </w:instrText>
         </w:r>
         <w:r>
           <w:rPr>
@@ -4859,7 +5824,7 @@
             <w:noProof/>
             <w:webHidden/>
           </w:rPr>
-          <w:t>17</w:t>
+          <w:t>29</w:t>
         </w:r>
         <w:r>
           <w:rPr>
@@ -4886,13 +5851,14 @@
           <w14:ligatures w14:val="standardContextual"/>
         </w:rPr>
       </w:pPr>
-      <w:hyperlink w:anchor="_Toc227941012" w:history="1">
+      <w:hyperlink w:anchor="_Toc228189561" w:history="1">
         <w:r>
           <w:rPr>
             <w:rStyle w:val="Hyperlink"/>
             <w:noProof/>
+            <w:lang w:val="fr-BE"/>
           </w:rPr>
-          <w:t>Table 5: MAG-CXP00002-NP Temperature Conditions</w:t>
+          <w:t>Table 18: MAG-VIS100xx-N Imager Mode Conditions</w:t>
         </w:r>
         <w:r>
           <w:rPr>
@@ -4913,7 +5879,7 @@
             <w:noProof/>
             <w:webHidden/>
           </w:rPr>
-          <w:instrText xml:space="preserve"> PAGEREF _Toc227941012 \h </w:instrText>
+          <w:instrText xml:space="preserve"> PAGEREF _Toc228189561 \h </w:instrText>
         </w:r>
         <w:r>
           <w:rPr>
@@ -4933,7 +5899,7 @@
             <w:noProof/>
             <w:webHidden/>
           </w:rPr>
-          <w:t>18</w:t>
+          <w:t>29</w:t>
         </w:r>
         <w:r>
           <w:rPr>
@@ -4960,13 +5926,13 @@
           <w14:ligatures w14:val="standardContextual"/>
         </w:rPr>
       </w:pPr>
-      <w:hyperlink w:anchor="_Toc227941013" w:history="1">
+      <w:hyperlink w:anchor="_Toc228189562" w:history="1">
         <w:r>
           <w:rPr>
             <w:rStyle w:val="Hyperlink"/>
             <w:noProof/>
           </w:rPr>
-          <w:t>Table 6: MAG-CXP00002-NP Supply Voltage Conditions</w:t>
+          <w:t>Table 19: MAG-VIS100xx-N Module Test Procedures</w:t>
         </w:r>
         <w:r>
           <w:rPr>
@@ -4987,747 +5953,7 @@
             <w:noProof/>
             <w:webHidden/>
           </w:rPr>
-          <w:instrText xml:space="preserve"> PAGEREF _Toc227941013 \h </w:instrText>
-        </w:r>
-        <w:r>
-          <w:rPr>
-            <w:noProof/>
-            <w:webHidden/>
-          </w:rPr>
-        </w:r>
-        <w:r>
-          <w:rPr>
-            <w:noProof/>
-            <w:webHidden/>
-          </w:rPr>
-          <w:fldChar w:fldCharType="separate"/>
-        </w:r>
-        <w:r>
-          <w:rPr>
-            <w:noProof/>
-            <w:webHidden/>
-          </w:rPr>
-          <w:t>18</w:t>
-        </w:r>
-        <w:r>
-          <w:rPr>
-            <w:noProof/>
-            <w:webHidden/>
-          </w:rPr>
-          <w:fldChar w:fldCharType="end"/>
-        </w:r>
-      </w:hyperlink>
-    </w:p>
-    <w:p>
-      <w:pPr>
-        <w:pStyle w:val="TableofFigures"/>
-        <w:tabs>
-          <w:tab w:val="right" w:leader="dot" w:pos="9629"/>
-        </w:tabs>
-        <w:rPr>
-          <w:rFonts w:eastAsiaTheme="minorEastAsia" w:cstheme="minorBidi"/>
-          <w:noProof/>
-          <w:kern w:val="2"/>
-          <w:sz w:val="24"/>
-          <w:szCs w:val="24"/>
-          <w:lang w:val="en-BE" w:eastAsia="en-BE"/>
-          <w14:ligatures w14:val="standardContextual"/>
-        </w:rPr>
-      </w:pPr>
-      <w:hyperlink w:anchor="_Toc227941014" w:history="1">
-        <w:r>
-          <w:rPr>
-            <w:rStyle w:val="Hyperlink"/>
-            <w:noProof/>
-          </w:rPr>
-          <w:t>Table 7: MAG-CXP00002-NP Test Procedures</w:t>
-        </w:r>
-        <w:r>
-          <w:rPr>
-            <w:noProof/>
-            <w:webHidden/>
-          </w:rPr>
-          <w:tab/>
-        </w:r>
-        <w:r>
-          <w:rPr>
-            <w:noProof/>
-            <w:webHidden/>
-          </w:rPr>
-          <w:fldChar w:fldCharType="begin"/>
-        </w:r>
-        <w:r>
-          <w:rPr>
-            <w:noProof/>
-            <w:webHidden/>
-          </w:rPr>
-          <w:instrText xml:space="preserve"> PAGEREF _Toc227941014 \h </w:instrText>
-        </w:r>
-        <w:r>
-          <w:rPr>
-            <w:noProof/>
-            <w:webHidden/>
-          </w:rPr>
-        </w:r>
-        <w:r>
-          <w:rPr>
-            <w:noProof/>
-            <w:webHidden/>
-          </w:rPr>
-          <w:fldChar w:fldCharType="separate"/>
-        </w:r>
-        <w:r>
-          <w:rPr>
-            <w:noProof/>
-            <w:webHidden/>
-          </w:rPr>
-          <w:t>19</w:t>
-        </w:r>
-        <w:r>
-          <w:rPr>
-            <w:noProof/>
-            <w:webHidden/>
-          </w:rPr>
-          <w:fldChar w:fldCharType="end"/>
-        </w:r>
-      </w:hyperlink>
-    </w:p>
-    <w:p>
-      <w:pPr>
-        <w:pStyle w:val="TableofFigures"/>
-        <w:tabs>
-          <w:tab w:val="right" w:leader="dot" w:pos="9629"/>
-        </w:tabs>
-        <w:rPr>
-          <w:rFonts w:eastAsiaTheme="minorEastAsia" w:cstheme="minorBidi"/>
-          <w:noProof/>
-          <w:kern w:val="2"/>
-          <w:sz w:val="24"/>
-          <w:szCs w:val="24"/>
-          <w:lang w:val="en-BE" w:eastAsia="en-BE"/>
-          <w14:ligatures w14:val="standardContextual"/>
-        </w:rPr>
-      </w:pPr>
-      <w:hyperlink w:anchor="_Toc227941015" w:history="1">
-        <w:r>
-          <w:rPr>
-            <w:rStyle w:val="Hyperlink"/>
-            <w:noProof/>
-          </w:rPr>
-          <w:t>Table 8: MAG-CXP00002-NP Parameter Traceability</w:t>
-        </w:r>
-        <w:r>
-          <w:rPr>
-            <w:noProof/>
-            <w:webHidden/>
-          </w:rPr>
-          <w:tab/>
-        </w:r>
-        <w:r>
-          <w:rPr>
-            <w:noProof/>
-            <w:webHidden/>
-          </w:rPr>
-          <w:fldChar w:fldCharType="begin"/>
-        </w:r>
-        <w:r>
-          <w:rPr>
-            <w:noProof/>
-            <w:webHidden/>
-          </w:rPr>
-          <w:instrText xml:space="preserve"> PAGEREF _Toc227941015 \h </w:instrText>
-        </w:r>
-        <w:r>
-          <w:rPr>
-            <w:noProof/>
-            <w:webHidden/>
-          </w:rPr>
-        </w:r>
-        <w:r>
-          <w:rPr>
-            <w:noProof/>
-            <w:webHidden/>
-          </w:rPr>
-          <w:fldChar w:fldCharType="separate"/>
-        </w:r>
-        <w:r>
-          <w:rPr>
-            <w:noProof/>
-            <w:webHidden/>
-          </w:rPr>
-          <w:t>21</w:t>
-        </w:r>
-        <w:r>
-          <w:rPr>
-            <w:noProof/>
-            <w:webHidden/>
-          </w:rPr>
-          <w:fldChar w:fldCharType="end"/>
-        </w:r>
-      </w:hyperlink>
-    </w:p>
-    <w:p>
-      <w:pPr>
-        <w:pStyle w:val="TableofFigures"/>
-        <w:tabs>
-          <w:tab w:val="right" w:leader="dot" w:pos="9629"/>
-        </w:tabs>
-        <w:rPr>
-          <w:rFonts w:eastAsiaTheme="minorEastAsia" w:cstheme="minorBidi"/>
-          <w:noProof/>
-          <w:kern w:val="2"/>
-          <w:sz w:val="24"/>
-          <w:szCs w:val="24"/>
-          <w:lang w:val="en-BE" w:eastAsia="en-BE"/>
-          <w14:ligatures w14:val="standardContextual"/>
-        </w:rPr>
-      </w:pPr>
-      <w:hyperlink w:anchor="_Toc227941016" w:history="1">
-        <w:r>
-          <w:rPr>
-            <w:rStyle w:val="Hyperlink"/>
-            <w:noProof/>
-          </w:rPr>
-          <w:t>Table 9: MAG-PSU00001-NP Temperature Conditions</w:t>
-        </w:r>
-        <w:r>
-          <w:rPr>
-            <w:noProof/>
-            <w:webHidden/>
-          </w:rPr>
-          <w:tab/>
-        </w:r>
-        <w:r>
-          <w:rPr>
-            <w:noProof/>
-            <w:webHidden/>
-          </w:rPr>
-          <w:fldChar w:fldCharType="begin"/>
-        </w:r>
-        <w:r>
-          <w:rPr>
-            <w:noProof/>
-            <w:webHidden/>
-          </w:rPr>
-          <w:instrText xml:space="preserve"> PAGEREF _Toc227941016 \h </w:instrText>
-        </w:r>
-        <w:r>
-          <w:rPr>
-            <w:noProof/>
-            <w:webHidden/>
-          </w:rPr>
-        </w:r>
-        <w:r>
-          <w:rPr>
-            <w:noProof/>
-            <w:webHidden/>
-          </w:rPr>
-          <w:fldChar w:fldCharType="separate"/>
-        </w:r>
-        <w:r>
-          <w:rPr>
-            <w:noProof/>
-            <w:webHidden/>
-          </w:rPr>
-          <w:t>22</w:t>
-        </w:r>
-        <w:r>
-          <w:rPr>
-            <w:noProof/>
-            <w:webHidden/>
-          </w:rPr>
-          <w:fldChar w:fldCharType="end"/>
-        </w:r>
-      </w:hyperlink>
-    </w:p>
-    <w:p>
-      <w:pPr>
-        <w:pStyle w:val="TableofFigures"/>
-        <w:tabs>
-          <w:tab w:val="right" w:leader="dot" w:pos="9629"/>
-        </w:tabs>
-        <w:rPr>
-          <w:rFonts w:eastAsiaTheme="minorEastAsia" w:cstheme="minorBidi"/>
-          <w:noProof/>
-          <w:kern w:val="2"/>
-          <w:sz w:val="24"/>
-          <w:szCs w:val="24"/>
-          <w:lang w:val="en-BE" w:eastAsia="en-BE"/>
-          <w14:ligatures w14:val="standardContextual"/>
-        </w:rPr>
-      </w:pPr>
-      <w:hyperlink w:anchor="_Toc227941017" w:history="1">
-        <w:r>
-          <w:rPr>
-            <w:rStyle w:val="Hyperlink"/>
-            <w:noProof/>
-          </w:rPr>
-          <w:t>Table 10: MAG-PSU00001-NP Input Voltage Conditions</w:t>
-        </w:r>
-        <w:r>
-          <w:rPr>
-            <w:noProof/>
-            <w:webHidden/>
-          </w:rPr>
-          <w:tab/>
-        </w:r>
-        <w:r>
-          <w:rPr>
-            <w:noProof/>
-            <w:webHidden/>
-          </w:rPr>
-          <w:fldChar w:fldCharType="begin"/>
-        </w:r>
-        <w:r>
-          <w:rPr>
-            <w:noProof/>
-            <w:webHidden/>
-          </w:rPr>
-          <w:instrText xml:space="preserve"> PAGEREF _Toc227941017 \h </w:instrText>
-        </w:r>
-        <w:r>
-          <w:rPr>
-            <w:noProof/>
-            <w:webHidden/>
-          </w:rPr>
-        </w:r>
-        <w:r>
-          <w:rPr>
-            <w:noProof/>
-            <w:webHidden/>
-          </w:rPr>
-          <w:fldChar w:fldCharType="separate"/>
-        </w:r>
-        <w:r>
-          <w:rPr>
-            <w:noProof/>
-            <w:webHidden/>
-          </w:rPr>
-          <w:t>22</w:t>
-        </w:r>
-        <w:r>
-          <w:rPr>
-            <w:noProof/>
-            <w:webHidden/>
-          </w:rPr>
-          <w:fldChar w:fldCharType="end"/>
-        </w:r>
-      </w:hyperlink>
-    </w:p>
-    <w:p>
-      <w:pPr>
-        <w:pStyle w:val="TableofFigures"/>
-        <w:tabs>
-          <w:tab w:val="right" w:leader="dot" w:pos="9629"/>
-        </w:tabs>
-        <w:rPr>
-          <w:rFonts w:eastAsiaTheme="minorEastAsia" w:cstheme="minorBidi"/>
-          <w:noProof/>
-          <w:kern w:val="2"/>
-          <w:sz w:val="24"/>
-          <w:szCs w:val="24"/>
-          <w:lang w:val="en-BE" w:eastAsia="en-BE"/>
-          <w14:ligatures w14:val="standardContextual"/>
-        </w:rPr>
-      </w:pPr>
-      <w:hyperlink w:anchor="_Toc227941018" w:history="1">
-        <w:r>
-          <w:rPr>
-            <w:rStyle w:val="Hyperlink"/>
-            <w:noProof/>
-          </w:rPr>
-          <w:t>Table 11: MAG-PSU00001-NP Test Procedures</w:t>
-        </w:r>
-        <w:r>
-          <w:rPr>
-            <w:noProof/>
-            <w:webHidden/>
-          </w:rPr>
-          <w:tab/>
-        </w:r>
-        <w:r>
-          <w:rPr>
-            <w:noProof/>
-            <w:webHidden/>
-          </w:rPr>
-          <w:fldChar w:fldCharType="begin"/>
-        </w:r>
-        <w:r>
-          <w:rPr>
-            <w:noProof/>
-            <w:webHidden/>
-          </w:rPr>
-          <w:instrText xml:space="preserve"> PAGEREF _Toc227941018 \h </w:instrText>
-        </w:r>
-        <w:r>
-          <w:rPr>
-            <w:noProof/>
-            <w:webHidden/>
-          </w:rPr>
-        </w:r>
-        <w:r>
-          <w:rPr>
-            <w:noProof/>
-            <w:webHidden/>
-          </w:rPr>
-          <w:fldChar w:fldCharType="separate"/>
-        </w:r>
-        <w:r>
-          <w:rPr>
-            <w:noProof/>
-            <w:webHidden/>
-          </w:rPr>
-          <w:t>23</w:t>
-        </w:r>
-        <w:r>
-          <w:rPr>
-            <w:noProof/>
-            <w:webHidden/>
-          </w:rPr>
-          <w:fldChar w:fldCharType="end"/>
-        </w:r>
-      </w:hyperlink>
-    </w:p>
-    <w:p>
-      <w:pPr>
-        <w:pStyle w:val="TableofFigures"/>
-        <w:tabs>
-          <w:tab w:val="right" w:leader="dot" w:pos="9629"/>
-        </w:tabs>
-        <w:rPr>
-          <w:rFonts w:eastAsiaTheme="minorEastAsia" w:cstheme="minorBidi"/>
-          <w:noProof/>
-          <w:kern w:val="2"/>
-          <w:sz w:val="24"/>
-          <w:szCs w:val="24"/>
-          <w:lang w:val="en-BE" w:eastAsia="en-BE"/>
-          <w14:ligatures w14:val="standardContextual"/>
-        </w:rPr>
-      </w:pPr>
-      <w:hyperlink w:anchor="_Toc227941019" w:history="1">
-        <w:r>
-          <w:rPr>
-            <w:rStyle w:val="Hyperlink"/>
-            <w:noProof/>
-          </w:rPr>
-          <w:t>Table 12: MAG-PSU00001-NP Parameter Traceability</w:t>
-        </w:r>
-        <w:r>
-          <w:rPr>
-            <w:noProof/>
-            <w:webHidden/>
-          </w:rPr>
-          <w:tab/>
-        </w:r>
-        <w:r>
-          <w:rPr>
-            <w:noProof/>
-            <w:webHidden/>
-          </w:rPr>
-          <w:fldChar w:fldCharType="begin"/>
-        </w:r>
-        <w:r>
-          <w:rPr>
-            <w:noProof/>
-            <w:webHidden/>
-          </w:rPr>
-          <w:instrText xml:space="preserve"> PAGEREF _Toc227941019 \h </w:instrText>
-        </w:r>
-        <w:r>
-          <w:rPr>
-            <w:noProof/>
-            <w:webHidden/>
-          </w:rPr>
-        </w:r>
-        <w:r>
-          <w:rPr>
-            <w:noProof/>
-            <w:webHidden/>
-          </w:rPr>
-          <w:fldChar w:fldCharType="separate"/>
-        </w:r>
-        <w:r>
-          <w:rPr>
-            <w:noProof/>
-            <w:webHidden/>
-          </w:rPr>
-          <w:t>24</w:t>
-        </w:r>
-        <w:r>
-          <w:rPr>
-            <w:noProof/>
-            <w:webHidden/>
-          </w:rPr>
-          <w:fldChar w:fldCharType="end"/>
-        </w:r>
-      </w:hyperlink>
-    </w:p>
-    <w:p>
-      <w:pPr>
-        <w:pStyle w:val="TableofFigures"/>
-        <w:tabs>
-          <w:tab w:val="right" w:leader="dot" w:pos="9629"/>
-        </w:tabs>
-        <w:rPr>
-          <w:rFonts w:eastAsiaTheme="minorEastAsia" w:cstheme="minorBidi"/>
-          <w:noProof/>
-          <w:kern w:val="2"/>
-          <w:sz w:val="24"/>
-          <w:szCs w:val="24"/>
-          <w:lang w:val="en-BE" w:eastAsia="en-BE"/>
-          <w14:ligatures w14:val="standardContextual"/>
-        </w:rPr>
-      </w:pPr>
-      <w:hyperlink w:anchor="_Toc227941020" w:history="1">
-        <w:r>
-          <w:rPr>
-            <w:rStyle w:val="Hyperlink"/>
-            <w:noProof/>
-          </w:rPr>
-          <w:t>Table 13: MAG-VIS4000x-N VIS Test Procedures</w:t>
-        </w:r>
-        <w:r>
-          <w:rPr>
-            <w:noProof/>
-            <w:webHidden/>
-          </w:rPr>
-          <w:tab/>
-        </w:r>
-        <w:r>
-          <w:rPr>
-            <w:noProof/>
-            <w:webHidden/>
-          </w:rPr>
-          <w:fldChar w:fldCharType="begin"/>
-        </w:r>
-        <w:r>
-          <w:rPr>
-            <w:noProof/>
-            <w:webHidden/>
-          </w:rPr>
-          <w:instrText xml:space="preserve"> PAGEREF _Toc227941020 \h </w:instrText>
-        </w:r>
-        <w:r>
-          <w:rPr>
-            <w:noProof/>
-            <w:webHidden/>
-          </w:rPr>
-        </w:r>
-        <w:r>
-          <w:rPr>
-            <w:noProof/>
-            <w:webHidden/>
-          </w:rPr>
-          <w:fldChar w:fldCharType="separate"/>
-        </w:r>
-        <w:r>
-          <w:rPr>
-            <w:noProof/>
-            <w:webHidden/>
-          </w:rPr>
-          <w:t>28</w:t>
-        </w:r>
-        <w:r>
-          <w:rPr>
-            <w:noProof/>
-            <w:webHidden/>
-          </w:rPr>
-          <w:fldChar w:fldCharType="end"/>
-        </w:r>
-      </w:hyperlink>
-    </w:p>
-    <w:p>
-      <w:pPr>
-        <w:pStyle w:val="TableofFigures"/>
-        <w:tabs>
-          <w:tab w:val="right" w:leader="dot" w:pos="9629"/>
-        </w:tabs>
-        <w:rPr>
-          <w:rFonts w:eastAsiaTheme="minorEastAsia" w:cstheme="minorBidi"/>
-          <w:noProof/>
-          <w:kern w:val="2"/>
-          <w:sz w:val="24"/>
-          <w:szCs w:val="24"/>
-          <w:lang w:val="en-BE" w:eastAsia="en-BE"/>
-          <w14:ligatures w14:val="standardContextual"/>
-        </w:rPr>
-      </w:pPr>
-      <w:hyperlink w:anchor="_Toc227941021" w:history="1">
-        <w:r>
-          <w:rPr>
-            <w:rStyle w:val="Hyperlink"/>
-            <w:noProof/>
-          </w:rPr>
-          <w:t>Table 14: MAG-VIS4003x-N VIS Test Procedures</w:t>
-        </w:r>
-        <w:r>
-          <w:rPr>
-            <w:noProof/>
-            <w:webHidden/>
-          </w:rPr>
-          <w:tab/>
-        </w:r>
-        <w:r>
-          <w:rPr>
-            <w:noProof/>
-            <w:webHidden/>
-          </w:rPr>
-          <w:fldChar w:fldCharType="begin"/>
-        </w:r>
-        <w:r>
-          <w:rPr>
-            <w:noProof/>
-            <w:webHidden/>
-          </w:rPr>
-          <w:instrText xml:space="preserve"> PAGEREF _Toc227941021 \h </w:instrText>
-        </w:r>
-        <w:r>
-          <w:rPr>
-            <w:noProof/>
-            <w:webHidden/>
-          </w:rPr>
-        </w:r>
-        <w:r>
-          <w:rPr>
-            <w:noProof/>
-            <w:webHidden/>
-          </w:rPr>
-          <w:fldChar w:fldCharType="separate"/>
-        </w:r>
-        <w:r>
-          <w:rPr>
-            <w:noProof/>
-            <w:webHidden/>
-          </w:rPr>
-          <w:t>28</w:t>
-        </w:r>
-        <w:r>
-          <w:rPr>
-            <w:noProof/>
-            <w:webHidden/>
-          </w:rPr>
-          <w:fldChar w:fldCharType="end"/>
-        </w:r>
-      </w:hyperlink>
-    </w:p>
-    <w:p>
-      <w:pPr>
-        <w:pStyle w:val="TableofFigures"/>
-        <w:tabs>
-          <w:tab w:val="right" w:leader="dot" w:pos="9629"/>
-        </w:tabs>
-        <w:rPr>
-          <w:rFonts w:eastAsiaTheme="minorEastAsia" w:cstheme="minorBidi"/>
-          <w:noProof/>
-          <w:kern w:val="2"/>
-          <w:sz w:val="24"/>
-          <w:szCs w:val="24"/>
-          <w:lang w:val="en-BE" w:eastAsia="en-BE"/>
-          <w14:ligatures w14:val="standardContextual"/>
-        </w:rPr>
-      </w:pPr>
-      <w:hyperlink w:anchor="_Toc227941022" w:history="1">
-        <w:r>
-          <w:rPr>
-            <w:rStyle w:val="Hyperlink"/>
-            <w:noProof/>
-          </w:rPr>
-          <w:t>Table 15: MAG-VIS4001x-N CONN + VIS Test Procedures</w:t>
-        </w:r>
-        <w:r>
-          <w:rPr>
-            <w:noProof/>
-            <w:webHidden/>
-          </w:rPr>
-          <w:tab/>
-        </w:r>
-        <w:r>
-          <w:rPr>
-            <w:noProof/>
-            <w:webHidden/>
-          </w:rPr>
-          <w:fldChar w:fldCharType="begin"/>
-        </w:r>
-        <w:r>
-          <w:rPr>
-            <w:noProof/>
-            <w:webHidden/>
-          </w:rPr>
-          <w:instrText xml:space="preserve"> PAGEREF _Toc227941022 \h </w:instrText>
-        </w:r>
-        <w:r>
-          <w:rPr>
-            <w:noProof/>
-            <w:webHidden/>
-          </w:rPr>
-        </w:r>
-        <w:r>
-          <w:rPr>
-            <w:noProof/>
-            <w:webHidden/>
-          </w:rPr>
-          <w:fldChar w:fldCharType="separate"/>
-        </w:r>
-        <w:r>
-          <w:rPr>
-            <w:noProof/>
-            <w:webHidden/>
-          </w:rPr>
-          <w:t>28</w:t>
-        </w:r>
-        <w:r>
-          <w:rPr>
-            <w:noProof/>
-            <w:webHidden/>
-          </w:rPr>
-          <w:fldChar w:fldCharType="end"/>
-        </w:r>
-      </w:hyperlink>
-    </w:p>
-    <w:p>
-      <w:pPr>
-        <w:pStyle w:val="TableofFigures"/>
-        <w:tabs>
-          <w:tab w:val="right" w:leader="dot" w:pos="9629"/>
-        </w:tabs>
-        <w:rPr>
-          <w:rFonts w:eastAsiaTheme="minorEastAsia" w:cstheme="minorBidi"/>
-          <w:noProof/>
-          <w:kern w:val="2"/>
-          <w:sz w:val="24"/>
-          <w:szCs w:val="24"/>
-          <w:lang w:val="en-BE" w:eastAsia="en-BE"/>
-          <w14:ligatures w14:val="standardContextual"/>
-        </w:rPr>
-      </w:pPr>
-      <w:hyperlink w:anchor="_Toc227941023" w:history="1">
-        <w:r>
-          <w:rPr>
-            <w:rStyle w:val="Hyperlink"/>
-            <w:noProof/>
-          </w:rPr>
-          <w:t>Table 16: MAG-VIS100xx-N Temperature Conditions</w:t>
-        </w:r>
-        <w:r>
-          <w:rPr>
-            <w:noProof/>
-            <w:webHidden/>
-          </w:rPr>
-          <w:tab/>
-        </w:r>
-        <w:r>
-          <w:rPr>
-            <w:noProof/>
-            <w:webHidden/>
-          </w:rPr>
-          <w:fldChar w:fldCharType="begin"/>
-        </w:r>
-        <w:r>
-          <w:rPr>
-            <w:noProof/>
-            <w:webHidden/>
-          </w:rPr>
-          <w:instrText xml:space="preserve"> PAGEREF _Toc227941023 \h </w:instrText>
+          <w:instrText xml:space="preserve"> PAGEREF _Toc228189562 \h </w:instrText>
         </w:r>
         <w:r>
           <w:rPr>
@@ -5774,13 +6000,13 @@
           <w14:ligatures w14:val="standardContextual"/>
         </w:rPr>
       </w:pPr>
-      <w:hyperlink w:anchor="_Toc227941024" w:history="1">
+      <w:hyperlink w:anchor="_Toc228189563" w:history="1">
         <w:r>
           <w:rPr>
             <w:rStyle w:val="Hyperlink"/>
             <w:noProof/>
           </w:rPr>
-          <w:t>Table 17: MAG-VIS100xx-N Supply Voltage Conditions</w:t>
+          <w:t>Table 20: MAG-IMG002x1-NC Key Specifications</w:t>
         </w:r>
         <w:r>
           <w:rPr>
@@ -5801,7 +6027,7 @@
             <w:noProof/>
             <w:webHidden/>
           </w:rPr>
-          <w:instrText xml:space="preserve"> PAGEREF _Toc227941024 \h </w:instrText>
+          <w:instrText xml:space="preserve"> PAGEREF _Toc228189563 \h </w:instrText>
         </w:r>
         <w:r>
           <w:rPr>
@@ -5821,7 +6047,7 @@
             <w:noProof/>
             <w:webHidden/>
           </w:rPr>
-          <w:t>30</w:t>
+          <w:t>32</w:t>
         </w:r>
         <w:r>
           <w:rPr>
@@ -5848,13 +6074,27 @@
           <w14:ligatures w14:val="standardContextual"/>
         </w:rPr>
       </w:pPr>
-      <w:hyperlink w:anchor="_Toc227941025" w:history="1">
+      <w:hyperlink w:anchor="_Toc228189564" w:history="1">
         <w:r>
           <w:rPr>
             <w:rStyle w:val="Hyperlink"/>
             <w:noProof/>
           </w:rPr>
-          <w:t>Table 18: MAG-VIS100xx-N Imager Mode Conditions</w:t>
+          <w:t>Table 21: MAG-IMG002x1-NC Pixel-Ar</w:t>
+        </w:r>
+        <w:r>
+          <w:rPr>
+            <w:rStyle w:val="Hyperlink"/>
+            <w:noProof/>
+          </w:rPr>
+          <w:t>r</w:t>
+        </w:r>
+        <w:r>
+          <w:rPr>
+            <w:rStyle w:val="Hyperlink"/>
+            <w:noProof/>
+          </w:rPr>
+          <w:t>ay Defect Specifications (Datasheet rev 2.0 section 7.5)</w:t>
         </w:r>
         <w:r>
           <w:rPr>
@@ -5875,7 +6115,7 @@
             <w:noProof/>
             <w:webHidden/>
           </w:rPr>
-          <w:instrText xml:space="preserve"> PAGEREF _Toc227941025 \h </w:instrText>
+          <w:instrText xml:space="preserve"> PAGEREF _Toc228189564 \h </w:instrText>
         </w:r>
         <w:r>
           <w:rPr>
@@ -5895,7 +6135,7 @@
             <w:noProof/>
             <w:webHidden/>
           </w:rPr>
-          <w:t>30</w:t>
+          <w:t>35</w:t>
         </w:r>
         <w:r>
           <w:rPr>
@@ -5922,13 +6162,13 @@
           <w14:ligatures w14:val="standardContextual"/>
         </w:rPr>
       </w:pPr>
-      <w:hyperlink w:anchor="_Toc227941026" w:history="1">
+      <w:hyperlink w:anchor="_Toc228189565" w:history="1">
         <w:r>
           <w:rPr>
             <w:rStyle w:val="Hyperlink"/>
             <w:noProof/>
           </w:rPr>
-          <w:t>Table 19: MAG-VIS100xx-N Module Test Procedures</w:t>
+          <w:t>Table 22: MAG-CXP00002-NP Key Specifications</w:t>
         </w:r>
         <w:r>
           <w:rPr>
@@ -5949,155 +6189,7 @@
             <w:noProof/>
             <w:webHidden/>
           </w:rPr>
-          <w:instrText xml:space="preserve"> PAGEREF _Toc227941026 \h </w:instrText>
-        </w:r>
-        <w:r>
-          <w:rPr>
-            <w:noProof/>
-            <w:webHidden/>
-          </w:rPr>
-        </w:r>
-        <w:r>
-          <w:rPr>
-            <w:noProof/>
-            <w:webHidden/>
-          </w:rPr>
-          <w:fldChar w:fldCharType="separate"/>
-        </w:r>
-        <w:r>
-          <w:rPr>
-            <w:noProof/>
-            <w:webHidden/>
-          </w:rPr>
-          <w:t>31</w:t>
-        </w:r>
-        <w:r>
-          <w:rPr>
-            <w:noProof/>
-            <w:webHidden/>
-          </w:rPr>
-          <w:fldChar w:fldCharType="end"/>
-        </w:r>
-      </w:hyperlink>
-    </w:p>
-    <w:p>
-      <w:pPr>
-        <w:pStyle w:val="TableofFigures"/>
-        <w:tabs>
-          <w:tab w:val="right" w:leader="dot" w:pos="9629"/>
-        </w:tabs>
-        <w:rPr>
-          <w:rFonts w:eastAsiaTheme="minorEastAsia" w:cstheme="minorBidi"/>
-          <w:noProof/>
-          <w:kern w:val="2"/>
-          <w:sz w:val="24"/>
-          <w:szCs w:val="24"/>
-          <w:lang w:val="en-BE" w:eastAsia="en-BE"/>
-          <w14:ligatures w14:val="standardContextual"/>
-        </w:rPr>
-      </w:pPr>
-      <w:hyperlink w:anchor="_Toc227941027" w:history="1">
-        <w:r>
-          <w:rPr>
-            <w:rStyle w:val="Hyperlink"/>
-            <w:noProof/>
-          </w:rPr>
-          <w:t>Table 20: MAG-IMG002x1-NC Key Specifications</w:t>
-        </w:r>
-        <w:r>
-          <w:rPr>
-            <w:noProof/>
-            <w:webHidden/>
-          </w:rPr>
-          <w:tab/>
-        </w:r>
-        <w:r>
-          <w:rPr>
-            <w:noProof/>
-            <w:webHidden/>
-          </w:rPr>
-          <w:fldChar w:fldCharType="begin"/>
-        </w:r>
-        <w:r>
-          <w:rPr>
-            <w:noProof/>
-            <w:webHidden/>
-          </w:rPr>
-          <w:instrText xml:space="preserve"> PAGEREF _Toc227941027 \h </w:instrText>
-        </w:r>
-        <w:r>
-          <w:rPr>
-            <w:noProof/>
-            <w:webHidden/>
-          </w:rPr>
-        </w:r>
-        <w:r>
-          <w:rPr>
-            <w:noProof/>
-            <w:webHidden/>
-          </w:rPr>
-          <w:fldChar w:fldCharType="separate"/>
-        </w:r>
-        <w:r>
-          <w:rPr>
-            <w:noProof/>
-            <w:webHidden/>
-          </w:rPr>
-          <w:t>33</w:t>
-        </w:r>
-        <w:r>
-          <w:rPr>
-            <w:noProof/>
-            <w:webHidden/>
-          </w:rPr>
-          <w:fldChar w:fldCharType="end"/>
-        </w:r>
-      </w:hyperlink>
-    </w:p>
-    <w:p>
-      <w:pPr>
-        <w:pStyle w:val="TableofFigures"/>
-        <w:tabs>
-          <w:tab w:val="right" w:leader="dot" w:pos="9629"/>
-        </w:tabs>
-        <w:rPr>
-          <w:rFonts w:eastAsiaTheme="minorEastAsia" w:cstheme="minorBidi"/>
-          <w:noProof/>
-          <w:kern w:val="2"/>
-          <w:sz w:val="24"/>
-          <w:szCs w:val="24"/>
-          <w:lang w:val="en-BE" w:eastAsia="en-BE"/>
-          <w14:ligatures w14:val="standardContextual"/>
-        </w:rPr>
-      </w:pPr>
-      <w:hyperlink w:anchor="_Toc227941028" w:history="1">
-        <w:r>
-          <w:rPr>
-            <w:rStyle w:val="Hyperlink"/>
-            <w:noProof/>
-          </w:rPr>
-          <w:t>Table 21: MAG-IMG002x1-NC Pixel-Array Defect Specifications (Datasheet rev 2.0 section 7.5)</w:t>
-        </w:r>
-        <w:r>
-          <w:rPr>
-            <w:noProof/>
-            <w:webHidden/>
-          </w:rPr>
-          <w:tab/>
-        </w:r>
-        <w:r>
-          <w:rPr>
-            <w:noProof/>
-            <w:webHidden/>
-          </w:rPr>
-          <w:fldChar w:fldCharType="begin"/>
-        </w:r>
-        <w:r>
-          <w:rPr>
-            <w:noProof/>
-            <w:webHidden/>
-          </w:rPr>
-          <w:instrText xml:space="preserve"> PAGEREF _Toc227941028 \h </w:instrText>
+          <w:instrText xml:space="preserve"> PAGEREF _Toc228189565 \h </w:instrText>
         </w:r>
         <w:r>
           <w:rPr>
@@ -6144,13 +6236,13 @@
           <w14:ligatures w14:val="standardContextual"/>
         </w:rPr>
       </w:pPr>
-      <w:hyperlink w:anchor="_Toc227941029" w:history="1">
+      <w:hyperlink w:anchor="_Toc228189566" w:history="1">
         <w:r>
           <w:rPr>
             <w:rStyle w:val="Hyperlink"/>
             <w:noProof/>
           </w:rPr>
-          <w:t>Table 22: MAG-CXP00002-NP Key Specifications</w:t>
+          <w:t>Table 23: MAG-PSU00001-NP Key Specifications</w:t>
         </w:r>
         <w:r>
           <w:rPr>
@@ -6171,7 +6263,7 @@
             <w:noProof/>
             <w:webHidden/>
           </w:rPr>
-          <w:instrText xml:space="preserve"> PAGEREF _Toc227941029 \h </w:instrText>
+          <w:instrText xml:space="preserve"> PAGEREF _Toc228189566 \h </w:instrText>
         </w:r>
         <w:r>
           <w:rPr>
@@ -6218,13 +6310,13 @@
           <w14:ligatures w14:val="standardContextual"/>
         </w:rPr>
       </w:pPr>
-      <w:hyperlink w:anchor="_Toc227941030" w:history="1">
+      <w:hyperlink w:anchor="_Toc228189567" w:history="1">
         <w:r>
           <w:rPr>
             <w:rStyle w:val="Hyperlink"/>
             <w:noProof/>
           </w:rPr>
-          <w:t>Table 23: MAG-PSU00001-NP Key Specifications</w:t>
+          <w:t>Table 24: MAG-VIS100xx-N Key Specifications</w:t>
         </w:r>
         <w:r>
           <w:rPr>
@@ -6245,7 +6337,7 @@
             <w:noProof/>
             <w:webHidden/>
           </w:rPr>
-          <w:instrText xml:space="preserve"> PAGEREF _Toc227941030 \h </w:instrText>
+          <w:instrText xml:space="preserve"> PAGEREF _Toc228189567 \h </w:instrText>
         </w:r>
         <w:r>
           <w:rPr>
@@ -6265,7 +6357,7 @@
             <w:noProof/>
             <w:webHidden/>
           </w:rPr>
-          <w:t>39</w:t>
+          <w:t>40</w:t>
         </w:r>
         <w:r>
           <w:rPr>
@@ -6292,13 +6384,13 @@
           <w14:ligatures w14:val="standardContextual"/>
         </w:rPr>
       </w:pPr>
-      <w:hyperlink w:anchor="_Toc227941031" w:history="1">
+      <w:hyperlink w:anchor="_Toc228189568" w:history="1">
         <w:r>
           <w:rPr>
             <w:rStyle w:val="Hyperlink"/>
             <w:noProof/>
           </w:rPr>
-          <w:t>Table 24: MAG-VIS100xx-N Key Specifications</w:t>
+          <w:t>Table 25: Datasheet Reference Documents</w:t>
         </w:r>
         <w:r>
           <w:rPr>
@@ -6319,7 +6411,7 @@
             <w:noProof/>
             <w:webHidden/>
           </w:rPr>
-          <w:instrText xml:space="preserve"> PAGEREF _Toc227941031 \h </w:instrText>
+          <w:instrText xml:space="preserve"> PAGEREF _Toc228189568 \h </w:instrText>
         </w:r>
         <w:r>
           <w:rPr>
@@ -6366,13 +6458,13 @@
           <w14:ligatures w14:val="standardContextual"/>
         </w:rPr>
       </w:pPr>
-      <w:hyperlink w:anchor="_Toc227941032" w:history="1">
+      <w:hyperlink w:anchor="_Toc228189569" w:history="1">
         <w:r>
           <w:rPr>
             <w:rStyle w:val="Hyperlink"/>
             <w:noProof/>
           </w:rPr>
-          <w:t>Table 25: Datasheet Reference Documents</w:t>
+          <w:t>Table 26: Product Test Plan Documents</w:t>
         </w:r>
         <w:r>
           <w:rPr>
@@ -6393,7 +6485,7 @@
             <w:noProof/>
             <w:webHidden/>
           </w:rPr>
-          <w:instrText xml:space="preserve"> PAGEREF _Toc227941032 \h </w:instrText>
+          <w:instrText xml:space="preserve"> PAGEREF _Toc228189569 \h </w:instrText>
         </w:r>
         <w:r>
           <w:rPr>
@@ -6413,7 +6505,7 @@
             <w:noProof/>
             <w:webHidden/>
           </w:rPr>
-          <w:t>43</w:t>
+          <w:t>41</w:t>
         </w:r>
         <w:r>
           <w:rPr>
@@ -6440,81 +6532,7 @@
           <w14:ligatures w14:val="standardContextual"/>
         </w:rPr>
       </w:pPr>
-      <w:hyperlink w:anchor="_Toc227941033" w:history="1">
-        <w:r>
-          <w:rPr>
-            <w:rStyle w:val="Hyperlink"/>
-            <w:noProof/>
-          </w:rPr>
-          <w:t>Table 26: Product Test Plan Documents</w:t>
-        </w:r>
-        <w:r>
-          <w:rPr>
-            <w:noProof/>
-            <w:webHidden/>
-          </w:rPr>
-          <w:tab/>
-        </w:r>
-        <w:r>
-          <w:rPr>
-            <w:noProof/>
-            <w:webHidden/>
-          </w:rPr>
-          <w:fldChar w:fldCharType="begin"/>
-        </w:r>
-        <w:r>
-          <w:rPr>
-            <w:noProof/>
-            <w:webHidden/>
-          </w:rPr>
-          <w:instrText xml:space="preserve"> PAGEREF _Toc227941033 \h </w:instrText>
-        </w:r>
-        <w:r>
-          <w:rPr>
-            <w:noProof/>
-            <w:webHidden/>
-          </w:rPr>
-        </w:r>
-        <w:r>
-          <w:rPr>
-            <w:noProof/>
-            <w:webHidden/>
-          </w:rPr>
-          <w:fldChar w:fldCharType="separate"/>
-        </w:r>
-        <w:r>
-          <w:rPr>
-            <w:noProof/>
-            <w:webHidden/>
-          </w:rPr>
-          <w:t>43</w:t>
-        </w:r>
-        <w:r>
-          <w:rPr>
-            <w:noProof/>
-            <w:webHidden/>
-          </w:rPr>
-          <w:fldChar w:fldCharType="end"/>
-        </w:r>
-      </w:hyperlink>
-    </w:p>
-    <w:p>
-      <w:pPr>
-        <w:pStyle w:val="TableofFigures"/>
-        <w:tabs>
-          <w:tab w:val="right" w:leader="dot" w:pos="9629"/>
-        </w:tabs>
-        <w:rPr>
-          <w:rFonts w:eastAsiaTheme="minorEastAsia" w:cstheme="minorBidi"/>
-          <w:noProof/>
-          <w:kern w:val="2"/>
-          <w:sz w:val="24"/>
-          <w:szCs w:val="24"/>
-          <w:lang w:val="en-BE" w:eastAsia="en-BE"/>
-          <w14:ligatures w14:val="standardContextual"/>
-        </w:rPr>
-      </w:pPr>
-      <w:hyperlink w:anchor="_Toc227941034" w:history="1">
+      <w:hyperlink w:anchor="_Toc228189570" w:history="1">
         <w:r>
           <w:rPr>
             <w:rStyle w:val="Hyperlink"/>
@@ -6541,7 +6559,7 @@
             <w:noProof/>
             <w:webHidden/>
           </w:rPr>
-          <w:instrText xml:space="preserve"> PAGEREF _Toc227941034 \h </w:instrText>
+          <w:instrText xml:space="preserve"> PAGEREF _Toc228189570 \h </w:instrText>
         </w:r>
         <w:r>
           <w:rPr>
@@ -6561,7 +6579,7 @@
             <w:noProof/>
             <w:webHidden/>
           </w:rPr>
-          <w:t>44</w:t>
+          <w:t>42</w:t>
         </w:r>
         <w:r>
           <w:rPr>
@@ -6581,7 +6599,7 @@
       <w:pPr>
         <w:pStyle w:val="Heading1"/>
       </w:pPr>
-      <w:bookmarkStart w:id="4" w:name="_Toc227940968"/>
+      <w:bookmarkStart w:id="4" w:name="_Toc228189504"/>
       <w:r>
         <w:lastRenderedPageBreak/>
         <w:t>Revision History</w:t>
@@ -7026,7 +7044,14 @@
                 <w:rFonts w:ascii="Calibri" w:hAnsi="Calibri"/>
                 <w:sz w:val="20"/>
               </w:rPr>
-              <w:t>2026-04-24</w:t>
+              <w:t>2026-04-2</w:t>
+            </w:r>
+            <w:r>
+              <w:rPr>
+                <w:rFonts w:ascii="Calibri" w:hAnsi="Calibri"/>
+                <w:sz w:val="20"/>
+              </w:rPr>
+              <w:t>8</w:t>
             </w:r>
           </w:p>
         </w:tc>
@@ -7073,7 +7098,7 @@
       <w:pPr>
         <w:pStyle w:val="Heading1"/>
       </w:pPr>
-      <w:bookmarkStart w:id="5" w:name="_Toc227940969"/>
+      <w:bookmarkStart w:id="5" w:name="_Toc228189505"/>
       <w:r>
         <w:lastRenderedPageBreak/>
         <w:t>Introduction &amp; Scope</w:t>
@@ -7117,7 +7142,7 @@
       <w:pPr>
         <w:pStyle w:val="Heading1"/>
       </w:pPr>
-      <w:bookmarkStart w:id="6" w:name="_Toc227940970"/>
+      <w:bookmarkStart w:id="6" w:name="_Toc228189506"/>
       <w:r>
         <w:lastRenderedPageBreak/>
         <w:t>Vision products verification process</w:t>
@@ -7181,7 +7206,7 @@
       <w:pPr>
         <w:pStyle w:val="Caption"/>
       </w:pPr>
-      <w:bookmarkStart w:id="7" w:name="_Toc227940999"/>
+      <w:bookmarkStart w:id="7" w:name="_Toc228189535"/>
       <w:r>
         <w:t xml:space="preserve">Figure </w:t>
       </w:r>
@@ -7212,7 +7237,7 @@
       <w:pPr>
         <w:pStyle w:val="Heading2"/>
       </w:pPr>
-      <w:bookmarkStart w:id="8" w:name="_Toc227940971"/>
+      <w:bookmarkStart w:id="8" w:name="_Toc228189507"/>
       <w:r>
         <w:t>Level 1: Component verification</w:t>
       </w:r>
@@ -7243,7 +7268,6 @@
           <w:lang w:val="nl-NL"/>
         </w:rPr>
       </w:pPr>
-      <w:proofErr w:type="spellStart"/>
       <w:r>
         <w:rPr>
           <w:rFonts w:ascii="Calibri" w:hAnsi="Calibri"/>
@@ -7252,7 +7276,6 @@
         </w:rPr>
         <w:t>Products</w:t>
       </w:r>
-      <w:proofErr w:type="spellEnd"/>
       <w:r>
         <w:rPr>
           <w:rFonts w:ascii="Calibri" w:hAnsi="Calibri"/>
@@ -7283,7 +7306,7 @@
       <w:pPr>
         <w:pStyle w:val="Heading2"/>
       </w:pPr>
-      <w:bookmarkStart w:id="9" w:name="_Toc227940972"/>
+      <w:bookmarkStart w:id="9" w:name="_Toc228189508"/>
       <w:r>
         <w:t>Level 2: PCB verification</w:t>
       </w:r>
@@ -7347,7 +7370,7 @@
       <w:pPr>
         <w:pStyle w:val="Heading2"/>
       </w:pPr>
-      <w:bookmarkStart w:id="10" w:name="_Toc227940973"/>
+      <w:bookmarkStart w:id="10" w:name="_Toc228189509"/>
       <w:r>
         <w:lastRenderedPageBreak/>
         <w:t>Level 3: Module verification</w:t>
@@ -7413,7 +7436,7 @@
       <w:pPr>
         <w:pStyle w:val="Heading1"/>
       </w:pPr>
-      <w:bookmarkStart w:id="11" w:name="_Toc227940974"/>
+      <w:bookmarkStart w:id="11" w:name="_Toc228189510"/>
       <w:r>
         <w:lastRenderedPageBreak/>
         <w:t>Test specifications</w:t>
@@ -7440,7 +7463,7 @@
       <w:pPr>
         <w:pStyle w:val="Heading2"/>
       </w:pPr>
-      <w:bookmarkStart w:id="12" w:name="_Toc227940975"/>
+      <w:bookmarkStart w:id="12" w:name="_Toc228189511"/>
       <w:r>
         <w:t>Level 1: IC Test Specifications</w:t>
       </w:r>
@@ -7461,7 +7484,7 @@
           <w:lang w:val="de-DE"/>
         </w:rPr>
       </w:pPr>
-      <w:bookmarkStart w:id="13" w:name="_Toc227940976"/>
+      <w:bookmarkStart w:id="13" w:name="_Toc228189512"/>
       <w:r>
         <w:rPr>
           <w:lang w:val="de-DE"/>
@@ -7536,7 +7559,7 @@
       <w:pPr>
         <w:pStyle w:val="Caption"/>
       </w:pPr>
-      <w:bookmarkStart w:id="14" w:name="_Toc227941000"/>
+      <w:bookmarkStart w:id="14" w:name="_Toc228189536"/>
       <w:r>
         <w:t xml:space="preserve">Figure </w:t>
       </w:r>
@@ -7612,7 +7635,7 @@
       <w:pPr>
         <w:pStyle w:val="Caption"/>
       </w:pPr>
-      <w:bookmarkStart w:id="15" w:name="_Toc227941001"/>
+      <w:bookmarkStart w:id="15" w:name="_Toc228189537"/>
       <w:r>
         <w:t xml:space="preserve">Figure </w:t>
       </w:r>
@@ -7660,7 +7683,7 @@
       <w:pPr>
         <w:pStyle w:val="Caption"/>
       </w:pPr>
-      <w:bookmarkStart w:id="16" w:name="_Toc227941008"/>
+      <w:bookmarkStart w:id="16" w:name="_Toc228189544"/>
       <w:r>
         <w:t xml:space="preserve">Table </w:t>
       </w:r>
@@ -7936,7 +7959,7 @@
       <w:pPr>
         <w:pStyle w:val="Caption"/>
       </w:pPr>
-      <w:bookmarkStart w:id="17" w:name="_Toc227941009"/>
+      <w:bookmarkStart w:id="17" w:name="_Toc228189545"/>
       <w:r>
         <w:t xml:space="preserve">Table </w:t>
       </w:r>
@@ -8699,7 +8722,7 @@
       <w:pPr>
         <w:pStyle w:val="Caption"/>
       </w:pPr>
-      <w:bookmarkStart w:id="18" w:name="_Toc227941010"/>
+      <w:bookmarkStart w:id="18" w:name="_Toc228189546"/>
       <w:r>
         <w:t xml:space="preserve">Table </w:t>
       </w:r>
@@ -9503,6 +9526,13 @@
               </w:rPr>
               <w:t>FHD10/HD40/VGA50</w:t>
             </w:r>
+            <w:r>
+              <w:rPr>
+                <w:rFonts w:ascii="Calibri" w:hAnsi="Calibri"/>
+                <w:sz w:val="20"/>
+              </w:rPr>
+              <w:t>/FHD25</w:t>
+            </w:r>
           </w:p>
         </w:tc>
         <w:tc>
@@ -10648,6 +10678,13 @@
                 <w:sz w:val="20"/>
               </w:rPr>
               <w:t>FHD10/HD40/VGA50</w:t>
+            </w:r>
+            <w:r>
+              <w:rPr>
+                <w:rFonts w:ascii="Calibri" w:hAnsi="Calibri"/>
+                <w:sz w:val="20"/>
+              </w:rPr>
+              <w:t>/FHD25</w:t>
             </w:r>
           </w:p>
         </w:tc>
@@ -11262,7 +11299,7 @@
       <w:pPr>
         <w:pStyle w:val="Caption"/>
       </w:pPr>
-      <w:bookmarkStart w:id="19" w:name="_Toc227941011"/>
+      <w:bookmarkStart w:id="19" w:name="_Toc228189547"/>
       <w:r>
         <w:t xml:space="preserve">Table </w:t>
       </w:r>
@@ -11297,9 +11334,9 @@
         <w:tblLook w:val="04A0" w:firstRow="1" w:lastRow="0" w:firstColumn="1" w:lastColumn="0" w:noHBand="0" w:noVBand="1"/>
       </w:tblPr>
       <w:tblGrid>
-        <w:gridCol w:w="3209"/>
-        <w:gridCol w:w="3209"/>
-        <w:gridCol w:w="3211"/>
+        <w:gridCol w:w="2122"/>
+        <w:gridCol w:w="992"/>
+        <w:gridCol w:w="6515"/>
       </w:tblGrid>
       <w:tr>
         <w:trPr>
@@ -11309,7 +11346,7 @@
         <w:tc>
           <w:tcPr>
             <w:cnfStyle w:val="001000000000" w:firstRow="0" w:lastRow="0" w:firstColumn="1" w:lastColumn="0" w:oddVBand="0" w:evenVBand="0" w:oddHBand="0" w:evenHBand="0" w:firstRowFirstColumn="0" w:firstRowLastColumn="0" w:lastRowFirstColumn="0" w:lastRowLastColumn="0"/>
-            <w:tcW w:w="3213" w:type="dxa"/>
+            <w:tcW w:w="2122" w:type="dxa"/>
           </w:tcPr>
           <w:p>
             <w:pPr>
@@ -11326,7 +11363,7 @@
         </w:tc>
         <w:tc>
           <w:tcPr>
-            <w:tcW w:w="3213" w:type="dxa"/>
+            <w:tcW w:w="992" w:type="dxa"/>
           </w:tcPr>
           <w:p>
             <w:pPr>
@@ -11344,7 +11381,7 @@
         </w:tc>
         <w:tc>
           <w:tcPr>
-            <w:tcW w:w="3213" w:type="dxa"/>
+            <w:tcW w:w="6515" w:type="dxa"/>
           </w:tcPr>
           <w:p>
             <w:pPr>
@@ -11369,7 +11406,7 @@
         <w:tc>
           <w:tcPr>
             <w:cnfStyle w:val="001000000000" w:firstRow="0" w:lastRow="0" w:firstColumn="1" w:lastColumn="0" w:oddVBand="0" w:evenVBand="0" w:oddHBand="0" w:evenHBand="0" w:firstRowFirstColumn="0" w:firstRowLastColumn="0" w:lastRowFirstColumn="0" w:lastRowLastColumn="0"/>
-            <w:tcW w:w="3213" w:type="dxa"/>
+            <w:tcW w:w="2122" w:type="dxa"/>
           </w:tcPr>
           <w:p>
             <w:pPr>
@@ -11386,7 +11423,7 @@
         </w:tc>
         <w:tc>
           <w:tcPr>
-            <w:tcW w:w="3213" w:type="dxa"/>
+            <w:tcW w:w="992" w:type="dxa"/>
           </w:tcPr>
           <w:p>
             <w:pPr>
@@ -11404,7 +11441,7 @@
         </w:tc>
         <w:tc>
           <w:tcPr>
-            <w:tcW w:w="3213" w:type="dxa"/>
+            <w:tcW w:w="6515" w:type="dxa"/>
           </w:tcPr>
           <w:p>
             <w:pPr>
@@ -11428,7 +11465,7 @@
         <w:tc>
           <w:tcPr>
             <w:cnfStyle w:val="001000000000" w:firstRow="0" w:lastRow="0" w:firstColumn="1" w:lastColumn="0" w:oddVBand="0" w:evenVBand="0" w:oddHBand="0" w:evenHBand="0" w:firstRowFirstColumn="0" w:firstRowLastColumn="0" w:lastRowFirstColumn="0" w:lastRowLastColumn="0"/>
-            <w:tcW w:w="3213" w:type="dxa"/>
+            <w:tcW w:w="2122" w:type="dxa"/>
           </w:tcPr>
           <w:p>
             <w:pPr>
@@ -11445,7 +11482,7 @@
         </w:tc>
         <w:tc>
           <w:tcPr>
-            <w:tcW w:w="3213" w:type="dxa"/>
+            <w:tcW w:w="992" w:type="dxa"/>
           </w:tcPr>
           <w:p>
             <w:pPr>
@@ -11463,7 +11500,7 @@
         </w:tc>
         <w:tc>
           <w:tcPr>
-            <w:tcW w:w="3213" w:type="dxa"/>
+            <w:tcW w:w="6515" w:type="dxa"/>
           </w:tcPr>
           <w:p>
             <w:pPr>
@@ -11488,7 +11525,7 @@
         <w:tc>
           <w:tcPr>
             <w:cnfStyle w:val="001000000000" w:firstRow="0" w:lastRow="0" w:firstColumn="1" w:lastColumn="0" w:oddVBand="0" w:evenVBand="0" w:oddHBand="0" w:evenHBand="0" w:firstRowFirstColumn="0" w:firstRowLastColumn="0" w:lastRowFirstColumn="0" w:lastRowLastColumn="0"/>
-            <w:tcW w:w="3213" w:type="dxa"/>
+            <w:tcW w:w="2122" w:type="dxa"/>
           </w:tcPr>
           <w:p>
             <w:pPr>
@@ -11505,7 +11542,7 @@
         </w:tc>
         <w:tc>
           <w:tcPr>
-            <w:tcW w:w="3213" w:type="dxa"/>
+            <w:tcW w:w="992" w:type="dxa"/>
           </w:tcPr>
           <w:p>
             <w:pPr>
@@ -11523,7 +11560,7 @@
         </w:tc>
         <w:tc>
           <w:tcPr>
-            <w:tcW w:w="3213" w:type="dxa"/>
+            <w:tcW w:w="6515" w:type="dxa"/>
           </w:tcPr>
           <w:p>
             <w:pPr>
@@ -11547,7 +11584,7 @@
         <w:tc>
           <w:tcPr>
             <w:cnfStyle w:val="001000000000" w:firstRow="0" w:lastRow="0" w:firstColumn="1" w:lastColumn="0" w:oddVBand="0" w:evenVBand="0" w:oddHBand="0" w:evenHBand="0" w:firstRowFirstColumn="0" w:firstRowLastColumn="0" w:lastRowFirstColumn="0" w:lastRowLastColumn="0"/>
-            <w:tcW w:w="3213" w:type="dxa"/>
+            <w:tcW w:w="2122" w:type="dxa"/>
           </w:tcPr>
           <w:p>
             <w:pPr>
@@ -11564,7 +11601,7 @@
         </w:tc>
         <w:tc>
           <w:tcPr>
-            <w:tcW w:w="3213" w:type="dxa"/>
+            <w:tcW w:w="992" w:type="dxa"/>
           </w:tcPr>
           <w:p>
             <w:pPr>
@@ -11582,7 +11619,7 @@
         </w:tc>
         <w:tc>
           <w:tcPr>
-            <w:tcW w:w="3213" w:type="dxa"/>
+            <w:tcW w:w="6515" w:type="dxa"/>
           </w:tcPr>
           <w:p>
             <w:pPr>
@@ -11607,7 +11644,7 @@
         <w:tc>
           <w:tcPr>
             <w:cnfStyle w:val="001000000000" w:firstRow="0" w:lastRow="0" w:firstColumn="1" w:lastColumn="0" w:oddVBand="0" w:evenVBand="0" w:oddHBand="0" w:evenHBand="0" w:firstRowFirstColumn="0" w:firstRowLastColumn="0" w:lastRowFirstColumn="0" w:lastRowLastColumn="0"/>
-            <w:tcW w:w="3213" w:type="dxa"/>
+            <w:tcW w:w="2122" w:type="dxa"/>
           </w:tcPr>
           <w:p>
             <w:pPr>
@@ -11624,7 +11661,7 @@
         </w:tc>
         <w:tc>
           <w:tcPr>
-            <w:tcW w:w="3213" w:type="dxa"/>
+            <w:tcW w:w="992" w:type="dxa"/>
           </w:tcPr>
           <w:p>
             <w:pPr>
@@ -11642,7 +11679,7 @@
         </w:tc>
         <w:tc>
           <w:tcPr>
-            <w:tcW w:w="3213" w:type="dxa"/>
+            <w:tcW w:w="6515" w:type="dxa"/>
           </w:tcPr>
           <w:p>
             <w:pPr>
@@ -11666,7 +11703,7 @@
         <w:tc>
           <w:tcPr>
             <w:cnfStyle w:val="001000000000" w:firstRow="0" w:lastRow="0" w:firstColumn="1" w:lastColumn="0" w:oddVBand="0" w:evenVBand="0" w:oddHBand="0" w:evenHBand="0" w:firstRowFirstColumn="0" w:firstRowLastColumn="0" w:lastRowFirstColumn="0" w:lastRowLastColumn="0"/>
-            <w:tcW w:w="3213" w:type="dxa"/>
+            <w:tcW w:w="2122" w:type="dxa"/>
           </w:tcPr>
           <w:p>
             <w:pPr>
@@ -11683,7 +11720,7 @@
         </w:tc>
         <w:tc>
           <w:tcPr>
-            <w:tcW w:w="3213" w:type="dxa"/>
+            <w:tcW w:w="992" w:type="dxa"/>
           </w:tcPr>
           <w:p>
             <w:pPr>
@@ -11701,7 +11738,7 @@
         </w:tc>
         <w:tc>
           <w:tcPr>
-            <w:tcW w:w="3213" w:type="dxa"/>
+            <w:tcW w:w="6515" w:type="dxa"/>
           </w:tcPr>
           <w:p>
             <w:pPr>
@@ -11726,7 +11763,7 @@
         <w:tc>
           <w:tcPr>
             <w:cnfStyle w:val="001000000000" w:firstRow="0" w:lastRow="0" w:firstColumn="1" w:lastColumn="0" w:oddVBand="0" w:evenVBand="0" w:oddHBand="0" w:evenHBand="0" w:firstRowFirstColumn="0" w:firstRowLastColumn="0" w:lastRowFirstColumn="0" w:lastRowLastColumn="0"/>
-            <w:tcW w:w="3213" w:type="dxa"/>
+            <w:tcW w:w="2122" w:type="dxa"/>
           </w:tcPr>
           <w:p>
             <w:pPr>
@@ -11743,7 +11780,7 @@
         </w:tc>
         <w:tc>
           <w:tcPr>
-            <w:tcW w:w="3213" w:type="dxa"/>
+            <w:tcW w:w="992" w:type="dxa"/>
           </w:tcPr>
           <w:p>
             <w:pPr>
@@ -11761,7 +11798,7 @@
         </w:tc>
         <w:tc>
           <w:tcPr>
-            <w:tcW w:w="3213" w:type="dxa"/>
+            <w:tcW w:w="6515" w:type="dxa"/>
           </w:tcPr>
           <w:p>
             <w:pPr>
@@ -11784,7 +11821,7 @@
       <w:pPr>
         <w:pStyle w:val="Heading3"/>
       </w:pPr>
-      <w:bookmarkStart w:id="20" w:name="_Toc227940977"/>
+      <w:bookmarkStart w:id="20" w:name="_Toc228189513"/>
       <w:r>
         <w:t>MAG-CXP00002-NP (CXP Interface IC)</w:t>
       </w:r>
@@ -11856,7 +11893,7 @@
       <w:pPr>
         <w:pStyle w:val="Caption"/>
       </w:pPr>
-      <w:bookmarkStart w:id="21" w:name="_Toc227941002"/>
+      <w:bookmarkStart w:id="21" w:name="_Toc228189538"/>
       <w:r>
         <w:t xml:space="preserve">Figure </w:t>
       </w:r>
@@ -11903,7 +11940,7 @@
       <w:pPr>
         <w:pStyle w:val="Caption"/>
       </w:pPr>
-      <w:bookmarkStart w:id="22" w:name="_Toc227941012"/>
+      <w:bookmarkStart w:id="22" w:name="_Toc228189548"/>
       <w:r>
         <w:t xml:space="preserve">Table </w:t>
       </w:r>
@@ -12179,7 +12216,7 @@
       <w:pPr>
         <w:pStyle w:val="Caption"/>
       </w:pPr>
-      <w:bookmarkStart w:id="23" w:name="_Toc227941013"/>
+      <w:bookmarkStart w:id="23" w:name="_Toc228189549"/>
       <w:r>
         <w:t xml:space="preserve">Table </w:t>
       </w:r>
@@ -12542,7 +12579,7 @@
       <w:pPr>
         <w:pStyle w:val="Caption"/>
       </w:pPr>
-      <w:bookmarkStart w:id="24" w:name="_Toc227941014"/>
+      <w:bookmarkStart w:id="24" w:name="_Toc228189550"/>
       <w:r>
         <w:t xml:space="preserve">Table </w:t>
       </w:r>
@@ -14566,7 +14603,7 @@
       <w:pPr>
         <w:pStyle w:val="Caption"/>
       </w:pPr>
-      <w:bookmarkStart w:id="25" w:name="_Toc227941015"/>
+      <w:bookmarkStart w:id="25" w:name="_Toc228189551"/>
       <w:r>
         <w:t xml:space="preserve">Table </w:t>
       </w:r>
@@ -14601,9 +14638,9 @@
         <w:tblLook w:val="04A0" w:firstRow="1" w:lastRow="0" w:firstColumn="1" w:lastColumn="0" w:noHBand="0" w:noVBand="1"/>
       </w:tblPr>
       <w:tblGrid>
-        <w:gridCol w:w="3210"/>
-        <w:gridCol w:w="3209"/>
-        <w:gridCol w:w="3210"/>
+        <w:gridCol w:w="1555"/>
+        <w:gridCol w:w="992"/>
+        <w:gridCol w:w="7082"/>
       </w:tblGrid>
       <w:tr>
         <w:trPr>
@@ -14613,7 +14650,7 @@
         <w:tc>
           <w:tcPr>
             <w:cnfStyle w:val="001000000000" w:firstRow="0" w:lastRow="0" w:firstColumn="1" w:lastColumn="0" w:oddVBand="0" w:evenVBand="0" w:oddHBand="0" w:evenHBand="0" w:firstRowFirstColumn="0" w:firstRowLastColumn="0" w:lastRowFirstColumn="0" w:lastRowLastColumn="0"/>
-            <w:tcW w:w="3213" w:type="dxa"/>
+            <w:tcW w:w="1555" w:type="dxa"/>
           </w:tcPr>
           <w:p>
             <w:pPr>
@@ -14630,7 +14667,7 @@
         </w:tc>
         <w:tc>
           <w:tcPr>
-            <w:tcW w:w="3213" w:type="dxa"/>
+            <w:tcW w:w="992" w:type="dxa"/>
           </w:tcPr>
           <w:p>
             <w:pPr>
@@ -14648,7 +14685,7 @@
         </w:tc>
         <w:tc>
           <w:tcPr>
-            <w:tcW w:w="3213" w:type="dxa"/>
+            <w:tcW w:w="7082" w:type="dxa"/>
           </w:tcPr>
           <w:p>
             <w:pPr>
@@ -14673,7 +14710,7 @@
         <w:tc>
           <w:tcPr>
             <w:cnfStyle w:val="001000000000" w:firstRow="0" w:lastRow="0" w:firstColumn="1" w:lastColumn="0" w:oddVBand="0" w:evenVBand="0" w:oddHBand="0" w:evenHBand="0" w:firstRowFirstColumn="0" w:firstRowLastColumn="0" w:lastRowFirstColumn="0" w:lastRowLastColumn="0"/>
-            <w:tcW w:w="3213" w:type="dxa"/>
+            <w:tcW w:w="1555" w:type="dxa"/>
           </w:tcPr>
           <w:p>
             <w:pPr>
@@ -14690,7 +14727,7 @@
         </w:tc>
         <w:tc>
           <w:tcPr>
-            <w:tcW w:w="3213" w:type="dxa"/>
+            <w:tcW w:w="992" w:type="dxa"/>
           </w:tcPr>
           <w:p>
             <w:pPr>
@@ -14708,7 +14745,7 @@
         </w:tc>
         <w:tc>
           <w:tcPr>
-            <w:tcW w:w="3213" w:type="dxa"/>
+            <w:tcW w:w="7082" w:type="dxa"/>
           </w:tcPr>
           <w:p>
             <w:pPr>
@@ -14732,7 +14769,7 @@
         <w:tc>
           <w:tcPr>
             <w:cnfStyle w:val="001000000000" w:firstRow="0" w:lastRow="0" w:firstColumn="1" w:lastColumn="0" w:oddVBand="0" w:evenVBand="0" w:oddHBand="0" w:evenHBand="0" w:firstRowFirstColumn="0" w:firstRowLastColumn="0" w:lastRowFirstColumn="0" w:lastRowLastColumn="0"/>
-            <w:tcW w:w="3213" w:type="dxa"/>
+            <w:tcW w:w="1555" w:type="dxa"/>
           </w:tcPr>
           <w:p>
             <w:pPr>
@@ -14749,7 +14786,7 @@
         </w:tc>
         <w:tc>
           <w:tcPr>
-            <w:tcW w:w="3213" w:type="dxa"/>
+            <w:tcW w:w="992" w:type="dxa"/>
           </w:tcPr>
           <w:p>
             <w:pPr>
@@ -14767,7 +14804,7 @@
         </w:tc>
         <w:tc>
           <w:tcPr>
-            <w:tcW w:w="3213" w:type="dxa"/>
+            <w:tcW w:w="7082" w:type="dxa"/>
           </w:tcPr>
           <w:p>
             <w:pPr>
@@ -14792,7 +14829,7 @@
         <w:tc>
           <w:tcPr>
             <w:cnfStyle w:val="001000000000" w:firstRow="0" w:lastRow="0" w:firstColumn="1" w:lastColumn="0" w:oddVBand="0" w:evenVBand="0" w:oddHBand="0" w:evenHBand="0" w:firstRowFirstColumn="0" w:firstRowLastColumn="0" w:lastRowFirstColumn="0" w:lastRowLastColumn="0"/>
-            <w:tcW w:w="3213" w:type="dxa"/>
+            <w:tcW w:w="1555" w:type="dxa"/>
           </w:tcPr>
           <w:p>
             <w:pPr>
@@ -14809,7 +14846,7 @@
         </w:tc>
         <w:tc>
           <w:tcPr>
-            <w:tcW w:w="3213" w:type="dxa"/>
+            <w:tcW w:w="992" w:type="dxa"/>
           </w:tcPr>
           <w:p>
             <w:pPr>
@@ -14827,7 +14864,7 @@
         </w:tc>
         <w:tc>
           <w:tcPr>
-            <w:tcW w:w="3213" w:type="dxa"/>
+            <w:tcW w:w="7082" w:type="dxa"/>
           </w:tcPr>
           <w:p>
             <w:pPr>
@@ -14851,7 +14888,7 @@
         <w:tc>
           <w:tcPr>
             <w:cnfStyle w:val="001000000000" w:firstRow="0" w:lastRow="0" w:firstColumn="1" w:lastColumn="0" w:oddVBand="0" w:evenVBand="0" w:oddHBand="0" w:evenHBand="0" w:firstRowFirstColumn="0" w:firstRowLastColumn="0" w:lastRowFirstColumn="0" w:lastRowLastColumn="0"/>
-            <w:tcW w:w="3213" w:type="dxa"/>
+            <w:tcW w:w="1555" w:type="dxa"/>
           </w:tcPr>
           <w:p>
             <w:pPr>
@@ -14868,7 +14905,7 @@
         </w:tc>
         <w:tc>
           <w:tcPr>
-            <w:tcW w:w="3213" w:type="dxa"/>
+            <w:tcW w:w="992" w:type="dxa"/>
           </w:tcPr>
           <w:p>
             <w:pPr>
@@ -14886,7 +14923,7 @@
         </w:tc>
         <w:tc>
           <w:tcPr>
-            <w:tcW w:w="3213" w:type="dxa"/>
+            <w:tcW w:w="7082" w:type="dxa"/>
           </w:tcPr>
           <w:p>
             <w:pPr>
@@ -14911,7 +14948,7 @@
         <w:tc>
           <w:tcPr>
             <w:cnfStyle w:val="001000000000" w:firstRow="0" w:lastRow="0" w:firstColumn="1" w:lastColumn="0" w:oddVBand="0" w:evenVBand="0" w:oddHBand="0" w:evenHBand="0" w:firstRowFirstColumn="0" w:firstRowLastColumn="0" w:lastRowFirstColumn="0" w:lastRowLastColumn="0"/>
-            <w:tcW w:w="3213" w:type="dxa"/>
+            <w:tcW w:w="1555" w:type="dxa"/>
           </w:tcPr>
           <w:p>
             <w:pPr>
@@ -14928,7 +14965,7 @@
         </w:tc>
         <w:tc>
           <w:tcPr>
-            <w:tcW w:w="3213" w:type="dxa"/>
+            <w:tcW w:w="992" w:type="dxa"/>
           </w:tcPr>
           <w:p>
             <w:pPr>
@@ -14946,7 +14983,7 @@
         </w:tc>
         <w:tc>
           <w:tcPr>
-            <w:tcW w:w="3213" w:type="dxa"/>
+            <w:tcW w:w="7082" w:type="dxa"/>
           </w:tcPr>
           <w:p>
             <w:pPr>
@@ -14970,7 +15007,7 @@
         <w:tc>
           <w:tcPr>
             <w:cnfStyle w:val="001000000000" w:firstRow="0" w:lastRow="0" w:firstColumn="1" w:lastColumn="0" w:oddVBand="0" w:evenVBand="0" w:oddHBand="0" w:evenHBand="0" w:firstRowFirstColumn="0" w:firstRowLastColumn="0" w:lastRowFirstColumn="0" w:lastRowLastColumn="0"/>
-            <w:tcW w:w="3213" w:type="dxa"/>
+            <w:tcW w:w="1555" w:type="dxa"/>
           </w:tcPr>
           <w:p>
             <w:pPr>
@@ -14987,7 +15024,7 @@
         </w:tc>
         <w:tc>
           <w:tcPr>
-            <w:tcW w:w="3213" w:type="dxa"/>
+            <w:tcW w:w="992" w:type="dxa"/>
           </w:tcPr>
           <w:p>
             <w:pPr>
@@ -15005,7 +15042,7 @@
         </w:tc>
         <w:tc>
           <w:tcPr>
-            <w:tcW w:w="3213" w:type="dxa"/>
+            <w:tcW w:w="7082" w:type="dxa"/>
           </w:tcPr>
           <w:p>
             <w:pPr>
@@ -15028,7 +15065,7 @@
       <w:pPr>
         <w:pStyle w:val="Heading3"/>
       </w:pPr>
-      <w:bookmarkStart w:id="26" w:name="_Toc227940978"/>
+      <w:bookmarkStart w:id="26" w:name="_Toc228189514"/>
       <w:r>
         <w:t>MAG-PSU00001-NP (Power Management IC)</w:t>
       </w:r>
@@ -15100,7 +15137,7 @@
       <w:pPr>
         <w:pStyle w:val="Caption"/>
       </w:pPr>
-      <w:bookmarkStart w:id="27" w:name="_Toc227941003"/>
+      <w:bookmarkStart w:id="27" w:name="_Toc228189539"/>
       <w:r>
         <w:t xml:space="preserve">Figure </w:t>
       </w:r>
@@ -15147,7 +15184,7 @@
       <w:pPr>
         <w:pStyle w:val="Caption"/>
       </w:pPr>
-      <w:bookmarkStart w:id="28" w:name="_Toc227941016"/>
+      <w:bookmarkStart w:id="28" w:name="_Toc228189552"/>
       <w:r>
         <w:t xml:space="preserve">Table </w:t>
       </w:r>
@@ -15423,7 +15460,7 @@
       <w:pPr>
         <w:pStyle w:val="Caption"/>
       </w:pPr>
-      <w:bookmarkStart w:id="29" w:name="_Toc227941017"/>
+      <w:bookmarkStart w:id="29" w:name="_Toc228189553"/>
       <w:r>
         <w:t xml:space="preserve">Table </w:t>
       </w:r>
@@ -15777,7 +15814,7 @@
       <w:pPr>
         <w:pStyle w:val="Caption"/>
       </w:pPr>
-      <w:bookmarkStart w:id="30" w:name="_Toc227941018"/>
+      <w:bookmarkStart w:id="30" w:name="_Toc228189554"/>
       <w:r>
         <w:t xml:space="preserve">Table </w:t>
       </w:r>
@@ -16878,25 +16915,7 @@
                 <w:sz w:val="20"/>
                 <w:lang w:val="fr-BE"/>
               </w:rPr>
-              <w:t xml:space="preserve">Vout:0.9V/1.2V/1.5V/1.8V/2.0V/2.5V/3.3V, </w:t>
-            </w:r>
-            <w:proofErr w:type="spellStart"/>
-            <w:r>
-              <w:rPr>
-                <w:rFonts w:ascii="Calibri" w:hAnsi="Calibri"/>
-                <w:sz w:val="20"/>
-                <w:lang w:val="fr-BE"/>
-              </w:rPr>
-              <w:t>Vmin</w:t>
-            </w:r>
-            <w:proofErr w:type="spellEnd"/>
-            <w:r>
-              <w:rPr>
-                <w:rFonts w:ascii="Calibri" w:hAnsi="Calibri"/>
-                <w:sz w:val="20"/>
-                <w:lang w:val="fr-BE"/>
-              </w:rPr>
-              <w:t>/Vmax</w:t>
+              <w:t>Vout:0.9V/1.2V/1.5V/1.8V/2.0V/2.5V/3.3V, Vmin/Vmax</w:t>
             </w:r>
           </w:p>
         </w:tc>
@@ -17124,7 +17143,7 @@
       <w:pPr>
         <w:pStyle w:val="Caption"/>
       </w:pPr>
-      <w:bookmarkStart w:id="31" w:name="_Toc227941019"/>
+      <w:bookmarkStart w:id="31" w:name="_Toc228189555"/>
       <w:r>
         <w:t xml:space="preserve">Table </w:t>
       </w:r>
@@ -17159,9 +17178,9 @@
         <w:tblLook w:val="04A0" w:firstRow="1" w:lastRow="0" w:firstColumn="1" w:lastColumn="0" w:noHBand="0" w:noVBand="1"/>
       </w:tblPr>
       <w:tblGrid>
-        <w:gridCol w:w="3210"/>
-        <w:gridCol w:w="3209"/>
-        <w:gridCol w:w="3210"/>
+        <w:gridCol w:w="2263"/>
+        <w:gridCol w:w="993"/>
+        <w:gridCol w:w="6373"/>
       </w:tblGrid>
       <w:tr>
         <w:trPr>
@@ -17171,7 +17190,7 @@
         <w:tc>
           <w:tcPr>
             <w:cnfStyle w:val="001000000000" w:firstRow="0" w:lastRow="0" w:firstColumn="1" w:lastColumn="0" w:oddVBand="0" w:evenVBand="0" w:oddHBand="0" w:evenHBand="0" w:firstRowFirstColumn="0" w:firstRowLastColumn="0" w:lastRowFirstColumn="0" w:lastRowLastColumn="0"/>
-            <w:tcW w:w="3213" w:type="dxa"/>
+            <w:tcW w:w="2263" w:type="dxa"/>
           </w:tcPr>
           <w:p>
             <w:pPr>
@@ -17188,7 +17207,7 @@
         </w:tc>
         <w:tc>
           <w:tcPr>
-            <w:tcW w:w="3213" w:type="dxa"/>
+            <w:tcW w:w="993" w:type="dxa"/>
           </w:tcPr>
           <w:p>
             <w:pPr>
@@ -17206,7 +17225,7 @@
         </w:tc>
         <w:tc>
           <w:tcPr>
-            <w:tcW w:w="3213" w:type="dxa"/>
+            <w:tcW w:w="6373" w:type="dxa"/>
           </w:tcPr>
           <w:p>
             <w:pPr>
@@ -17231,7 +17250,7 @@
         <w:tc>
           <w:tcPr>
             <w:cnfStyle w:val="001000000000" w:firstRow="0" w:lastRow="0" w:firstColumn="1" w:lastColumn="0" w:oddVBand="0" w:evenVBand="0" w:oddHBand="0" w:evenHBand="0" w:firstRowFirstColumn="0" w:firstRowLastColumn="0" w:lastRowFirstColumn="0" w:lastRowLastColumn="0"/>
-            <w:tcW w:w="3213" w:type="dxa"/>
+            <w:tcW w:w="2263" w:type="dxa"/>
           </w:tcPr>
           <w:p>
             <w:pPr>
@@ -17248,7 +17267,7 @@
         </w:tc>
         <w:tc>
           <w:tcPr>
-            <w:tcW w:w="3213" w:type="dxa"/>
+            <w:tcW w:w="993" w:type="dxa"/>
           </w:tcPr>
           <w:p>
             <w:pPr>
@@ -17266,7 +17285,7 @@
         </w:tc>
         <w:tc>
           <w:tcPr>
-            <w:tcW w:w="3213" w:type="dxa"/>
+            <w:tcW w:w="6373" w:type="dxa"/>
           </w:tcPr>
           <w:p>
             <w:pPr>
@@ -17290,7 +17309,7 @@
         <w:tc>
           <w:tcPr>
             <w:cnfStyle w:val="001000000000" w:firstRow="0" w:lastRow="0" w:firstColumn="1" w:lastColumn="0" w:oddVBand="0" w:evenVBand="0" w:oddHBand="0" w:evenHBand="0" w:firstRowFirstColumn="0" w:firstRowLastColumn="0" w:lastRowFirstColumn="0" w:lastRowLastColumn="0"/>
-            <w:tcW w:w="3213" w:type="dxa"/>
+            <w:tcW w:w="2263" w:type="dxa"/>
           </w:tcPr>
           <w:p>
             <w:pPr>
@@ -17307,7 +17326,7 @@
         </w:tc>
         <w:tc>
           <w:tcPr>
-            <w:tcW w:w="3213" w:type="dxa"/>
+            <w:tcW w:w="993" w:type="dxa"/>
           </w:tcPr>
           <w:p>
             <w:pPr>
@@ -17325,7 +17344,7 @@
         </w:tc>
         <w:tc>
           <w:tcPr>
-            <w:tcW w:w="3213" w:type="dxa"/>
+            <w:tcW w:w="6373" w:type="dxa"/>
           </w:tcPr>
           <w:p>
             <w:pPr>
@@ -17350,7 +17369,7 @@
         <w:tc>
           <w:tcPr>
             <w:cnfStyle w:val="001000000000" w:firstRow="0" w:lastRow="0" w:firstColumn="1" w:lastColumn="0" w:oddVBand="0" w:evenVBand="0" w:oddHBand="0" w:evenHBand="0" w:firstRowFirstColumn="0" w:firstRowLastColumn="0" w:lastRowFirstColumn="0" w:lastRowLastColumn="0"/>
-            <w:tcW w:w="3213" w:type="dxa"/>
+            <w:tcW w:w="2263" w:type="dxa"/>
           </w:tcPr>
           <w:p>
             <w:pPr>
@@ -17367,7 +17386,7 @@
         </w:tc>
         <w:tc>
           <w:tcPr>
-            <w:tcW w:w="3213" w:type="dxa"/>
+            <w:tcW w:w="993" w:type="dxa"/>
           </w:tcPr>
           <w:p>
             <w:pPr>
@@ -17385,7 +17404,7 @@
         </w:tc>
         <w:tc>
           <w:tcPr>
-            <w:tcW w:w="3213" w:type="dxa"/>
+            <w:tcW w:w="6373" w:type="dxa"/>
           </w:tcPr>
           <w:p>
             <w:pPr>
@@ -17409,7 +17428,7 @@
         <w:tc>
           <w:tcPr>
             <w:cnfStyle w:val="001000000000" w:firstRow="0" w:lastRow="0" w:firstColumn="1" w:lastColumn="0" w:oddVBand="0" w:evenVBand="0" w:oddHBand="0" w:evenHBand="0" w:firstRowFirstColumn="0" w:firstRowLastColumn="0" w:lastRowFirstColumn="0" w:lastRowLastColumn="0"/>
-            <w:tcW w:w="3213" w:type="dxa"/>
+            <w:tcW w:w="2263" w:type="dxa"/>
           </w:tcPr>
           <w:p>
             <w:pPr>
@@ -17426,7 +17445,7 @@
         </w:tc>
         <w:tc>
           <w:tcPr>
-            <w:tcW w:w="3213" w:type="dxa"/>
+            <w:tcW w:w="993" w:type="dxa"/>
           </w:tcPr>
           <w:p>
             <w:pPr>
@@ -17444,7 +17463,7 @@
         </w:tc>
         <w:tc>
           <w:tcPr>
-            <w:tcW w:w="3213" w:type="dxa"/>
+            <w:tcW w:w="6373" w:type="dxa"/>
           </w:tcPr>
           <w:p>
             <w:pPr>
@@ -17467,8 +17486,9 @@
       <w:pPr>
         <w:pStyle w:val="Heading2"/>
       </w:pPr>
-      <w:bookmarkStart w:id="32" w:name="_Toc227940979"/>
+      <w:bookmarkStart w:id="32" w:name="_Toc228189515"/>
       <w:r>
+        <w:lastRenderedPageBreak/>
         <w:t>Level 2: PCB Test Specifications</w:t>
       </w:r>
       <w:bookmarkEnd w:id="32"/>
@@ -17485,7 +17505,7 @@
       <w:pPr>
         <w:pStyle w:val="Heading3"/>
       </w:pPr>
-      <w:bookmarkStart w:id="33" w:name="_Toc227940980"/>
+      <w:bookmarkStart w:id="33" w:name="_Toc228189516"/>
       <w:r>
         <w:t>Test flows</w:t>
       </w:r>
@@ -17563,7 +17583,7 @@
       <w:pPr>
         <w:pStyle w:val="Caption"/>
       </w:pPr>
-      <w:bookmarkStart w:id="34" w:name="_Toc227941004"/>
+      <w:bookmarkStart w:id="34" w:name="_Toc228189540"/>
       <w:r>
         <w:t xml:space="preserve">Figure </w:t>
       </w:r>
@@ -17655,7 +17675,7 @@
       <w:pPr>
         <w:pStyle w:val="Caption"/>
       </w:pPr>
-      <w:bookmarkStart w:id="35" w:name="_Toc227941005"/>
+      <w:bookmarkStart w:id="35" w:name="_Toc228189541"/>
       <w:r>
         <w:t xml:space="preserve">Figure </w:t>
       </w:r>
@@ -17747,7 +17767,7 @@
       <w:pPr>
         <w:pStyle w:val="Caption"/>
       </w:pPr>
-      <w:bookmarkStart w:id="36" w:name="_Toc227941006"/>
+      <w:bookmarkStart w:id="36" w:name="_Toc228189542"/>
       <w:r>
         <w:t xml:space="preserve">Figure </w:t>
       </w:r>
@@ -17778,7 +17798,7 @@
       <w:pPr>
         <w:pStyle w:val="Heading3"/>
       </w:pPr>
-      <w:bookmarkStart w:id="37" w:name="_Toc227940981"/>
+      <w:bookmarkStart w:id="37" w:name="_Toc228189517"/>
       <w:r>
         <w:t>Test conditions</w:t>
       </w:r>
@@ -17817,7 +17837,7 @@
       <w:pPr>
         <w:pStyle w:val="Heading3"/>
       </w:pPr>
-      <w:bookmarkStart w:id="38" w:name="_Toc227940982"/>
+      <w:bookmarkStart w:id="38" w:name="_Toc228189518"/>
       <w:r>
         <w:t>Test stages</w:t>
       </w:r>
@@ -17921,7 +17941,7 @@
       <w:pPr>
         <w:pStyle w:val="Heading3"/>
       </w:pPr>
-      <w:bookmarkStart w:id="39" w:name="_Toc227940983"/>
+      <w:bookmarkStart w:id="39" w:name="_Toc228189519"/>
       <w:r>
         <w:t>Test procedures</w:t>
       </w:r>
@@ -17939,7 +17959,7 @@
       <w:pPr>
         <w:pStyle w:val="Caption"/>
       </w:pPr>
-      <w:bookmarkStart w:id="40" w:name="_Toc227941020"/>
+      <w:bookmarkStart w:id="40" w:name="_Toc228189556"/>
       <w:r>
         <w:t xml:space="preserve">Table </w:t>
       </w:r>
@@ -18151,7 +18171,7 @@
       <w:pPr>
         <w:pStyle w:val="Caption"/>
       </w:pPr>
-      <w:bookmarkStart w:id="41" w:name="_Toc227941021"/>
+      <w:bookmarkStart w:id="41" w:name="_Toc228189557"/>
       <w:r>
         <w:t xml:space="preserve">Table </w:t>
       </w:r>
@@ -18487,7 +18507,7 @@
       <w:pPr>
         <w:pStyle w:val="Caption"/>
       </w:pPr>
-      <w:bookmarkStart w:id="42" w:name="_Toc227941022"/>
+      <w:bookmarkStart w:id="42" w:name="_Toc228189558"/>
       <w:r>
         <w:t xml:space="preserve">Table </w:t>
       </w:r>
@@ -18824,7 +18844,7 @@
       <w:pPr>
         <w:pStyle w:val="Heading2"/>
       </w:pPr>
-      <w:bookmarkStart w:id="43" w:name="_Toc227940984"/>
+      <w:bookmarkStart w:id="43" w:name="_Toc228189520"/>
       <w:r>
         <w:t>Level 3: Module Test Specifications</w:t>
       </w:r>
@@ -18842,7 +18862,7 @@
       <w:pPr>
         <w:pStyle w:val="Heading3"/>
       </w:pPr>
-      <w:bookmarkStart w:id="44" w:name="_Toc227940985"/>
+      <w:bookmarkStart w:id="44" w:name="_Toc228189521"/>
       <w:r>
         <w:t>Test flow</w:t>
       </w:r>
@@ -18906,7 +18926,7 @@
       <w:pPr>
         <w:pStyle w:val="Caption"/>
       </w:pPr>
-      <w:bookmarkStart w:id="45" w:name="_Toc227941007"/>
+      <w:bookmarkStart w:id="45" w:name="_Toc228189543"/>
       <w:r>
         <w:t xml:space="preserve">Figure </w:t>
       </w:r>
@@ -18937,7 +18957,7 @@
       <w:pPr>
         <w:pStyle w:val="Heading3"/>
       </w:pPr>
-      <w:bookmarkStart w:id="46" w:name="_Toc227940986"/>
+      <w:bookmarkStart w:id="46" w:name="_Toc228189522"/>
       <w:r>
         <w:t>Test conditions</w:t>
       </w:r>
@@ -18955,7 +18975,7 @@
       <w:pPr>
         <w:pStyle w:val="Caption"/>
       </w:pPr>
-      <w:bookmarkStart w:id="47" w:name="_Toc227941023"/>
+      <w:bookmarkStart w:id="47" w:name="_Toc228189559"/>
       <w:r>
         <w:t xml:space="preserve">Table </w:t>
       </w:r>
@@ -19234,7 +19254,7 @@
           <w:lang w:val="fr-BE"/>
         </w:rPr>
       </w:pPr>
-      <w:bookmarkStart w:id="48" w:name="_Toc227941024"/>
+      <w:bookmarkStart w:id="48" w:name="_Toc228189560"/>
       <w:r>
         <w:rPr>
           <w:lang w:val="fr-BE"/>
@@ -19267,21 +19287,7 @@
         <w:rPr>
           <w:lang w:val="fr-BE"/>
         </w:rPr>
-        <w:t xml:space="preserve">: MAG-VIS100xx-N </w:t>
-      </w:r>
-      <w:proofErr w:type="spellStart"/>
-      <w:r>
-        <w:rPr>
-          <w:lang w:val="fr-BE"/>
-        </w:rPr>
-        <w:t>Supply</w:t>
-      </w:r>
-      <w:proofErr w:type="spellEnd"/>
-      <w:r>
-        <w:rPr>
-          <w:lang w:val="fr-BE"/>
-        </w:rPr>
-        <w:t xml:space="preserve"> Voltage Conditions</w:t>
+        <w:t>: MAG-VIS100xx-N Supply Voltage Conditions</w:t>
       </w:r>
       <w:bookmarkEnd w:id="48"/>
     </w:p>
@@ -19537,7 +19543,7 @@
           <w:lang w:val="fr-BE"/>
         </w:rPr>
       </w:pPr>
-      <w:bookmarkStart w:id="49" w:name="_Toc227941025"/>
+      <w:bookmarkStart w:id="49" w:name="_Toc228189561"/>
       <w:r>
         <w:rPr>
           <w:lang w:val="fr-BE"/>
@@ -19913,7 +19919,7 @@
       <w:pPr>
         <w:pStyle w:val="Heading3"/>
       </w:pPr>
-      <w:bookmarkStart w:id="50" w:name="_Toc227940987"/>
+      <w:bookmarkStart w:id="50" w:name="_Toc228189523"/>
       <w:r>
         <w:t>Test stages</w:t>
       </w:r>
@@ -19968,7 +19974,7 @@
       <w:pPr>
         <w:pStyle w:val="Heading3"/>
       </w:pPr>
-      <w:bookmarkStart w:id="51" w:name="_Toc227940988"/>
+      <w:bookmarkStart w:id="51" w:name="_Toc228189524"/>
       <w:r>
         <w:t>Test procedures</w:t>
       </w:r>
@@ -19986,7 +19992,7 @@
       <w:pPr>
         <w:pStyle w:val="Caption"/>
       </w:pPr>
-      <w:bookmarkStart w:id="52" w:name="_Toc227941026"/>
+      <w:bookmarkStart w:id="52" w:name="_Toc228189562"/>
       <w:r>
         <w:t xml:space="preserve">Table </w:t>
       </w:r>
@@ -20481,43 +20487,7 @@
                 <w:sz w:val="20"/>
                 <w:lang w:val="nl-NL"/>
               </w:rPr>
-              <w:t xml:space="preserve">MAG-DRV </w:t>
-            </w:r>
-            <w:proofErr w:type="spellStart"/>
-            <w:r>
-              <w:rPr>
-                <w:rFonts w:ascii="Calibri" w:hAnsi="Calibri"/>
-                <w:sz w:val="20"/>
-                <w:lang w:val="nl-NL"/>
-              </w:rPr>
-              <w:t>Capabilities</w:t>
-            </w:r>
-            <w:proofErr w:type="spellEnd"/>
-            <w:r>
-              <w:rPr>
-                <w:rFonts w:ascii="Calibri" w:hAnsi="Calibri"/>
-                <w:sz w:val="20"/>
-                <w:lang w:val="nl-NL"/>
-              </w:rPr>
-              <w:t xml:space="preserve"> (MAG-VIS1001x </w:t>
-            </w:r>
-            <w:proofErr w:type="spellStart"/>
-            <w:r>
-              <w:rPr>
-                <w:rFonts w:ascii="Calibri" w:hAnsi="Calibri"/>
-                <w:sz w:val="20"/>
-                <w:lang w:val="nl-NL"/>
-              </w:rPr>
-              <w:t>only</w:t>
-            </w:r>
-            <w:proofErr w:type="spellEnd"/>
-            <w:r>
-              <w:rPr>
-                <w:rFonts w:ascii="Calibri" w:hAnsi="Calibri"/>
-                <w:sz w:val="20"/>
-                <w:lang w:val="nl-NL"/>
-              </w:rPr>
-              <w:t>)</w:t>
+              <w:t>MAG-DRV Capabilities (MAG-VIS1001x only)</w:t>
             </w:r>
           </w:p>
         </w:tc>
@@ -20647,7 +20617,7 @@
       <w:pPr>
         <w:pStyle w:val="Heading1"/>
       </w:pPr>
-      <w:bookmarkStart w:id="53" w:name="_Toc227940989"/>
+      <w:bookmarkStart w:id="53" w:name="_Toc228189525"/>
       <w:r>
         <w:lastRenderedPageBreak/>
         <w:t>Product Specifications &amp; Acceptance Criteria</w:t>
@@ -20666,7 +20636,7 @@
       <w:pPr>
         <w:pStyle w:val="Heading2"/>
       </w:pPr>
-      <w:bookmarkStart w:id="54" w:name="_Toc227940990"/>
+      <w:bookmarkStart w:id="54" w:name="_Toc228189526"/>
       <w:r>
         <w:t>MAG-IMG002x1-NC (Full HD CMOS Image Sensor)</w:t>
       </w:r>
@@ -20676,7 +20646,7 @@
       <w:pPr>
         <w:pStyle w:val="Caption"/>
       </w:pPr>
-      <w:bookmarkStart w:id="55" w:name="_Toc227941027"/>
+      <w:bookmarkStart w:id="55" w:name="_Toc228189563"/>
       <w:r>
         <w:t xml:space="preserve">Table </w:t>
       </w:r>
@@ -27257,7 +27227,7 @@
       <w:pPr>
         <w:pStyle w:val="Caption"/>
       </w:pPr>
-      <w:bookmarkStart w:id="56" w:name="_Toc227941028"/>
+      <w:bookmarkStart w:id="56" w:name="_Toc228189564"/>
       <w:r>
         <w:t xml:space="preserve">Table </w:t>
       </w:r>
@@ -27280,7 +27250,7 @@
         <w:fldChar w:fldCharType="end"/>
       </w:r>
       <w:r>
-        <w:t>: MAG-IMG002x1-NC Pixel-Array Defect Specifications (Datasheet rev 2.0 section 7.5)</w:t>
+        <w:t>: MAG-IMG002x1-NC Pixel-Array Defect Specifications</w:t>
       </w:r>
       <w:bookmarkEnd w:id="56"/>
     </w:p>
@@ -27293,10 +27263,10 @@
       </w:tblPr>
       <w:tblGrid>
         <w:gridCol w:w="1927"/>
-        <w:gridCol w:w="1925"/>
-        <w:gridCol w:w="1925"/>
-        <w:gridCol w:w="1925"/>
-        <w:gridCol w:w="1927"/>
+        <w:gridCol w:w="762"/>
+        <w:gridCol w:w="708"/>
+        <w:gridCol w:w="709"/>
+        <w:gridCol w:w="5523"/>
       </w:tblGrid>
       <w:tr>
         <w:trPr>
@@ -27306,7 +27276,7 @@
         <w:tc>
           <w:tcPr>
             <w:cnfStyle w:val="001000000000" w:firstRow="0" w:lastRow="0" w:firstColumn="1" w:lastColumn="0" w:oddVBand="0" w:evenVBand="0" w:oddHBand="0" w:evenHBand="0" w:firstRowFirstColumn="0" w:firstRowLastColumn="0" w:lastRowFirstColumn="0" w:lastRowLastColumn="0"/>
-            <w:tcW w:w="1928" w:type="dxa"/>
+            <w:tcW w:w="1927" w:type="dxa"/>
           </w:tcPr>
           <w:p>
             <w:pPr>
@@ -27323,7 +27293,7 @@
         </w:tc>
         <w:tc>
           <w:tcPr>
-            <w:tcW w:w="1928" w:type="dxa"/>
+            <w:tcW w:w="762" w:type="dxa"/>
           </w:tcPr>
           <w:p>
             <w:pPr>
@@ -27341,7 +27311,7 @@
         </w:tc>
         <w:tc>
           <w:tcPr>
-            <w:tcW w:w="1928" w:type="dxa"/>
+            <w:tcW w:w="708" w:type="dxa"/>
           </w:tcPr>
           <w:p>
             <w:pPr>
@@ -27359,7 +27329,7 @@
         </w:tc>
         <w:tc>
           <w:tcPr>
-            <w:tcW w:w="1928" w:type="dxa"/>
+            <w:tcW w:w="709" w:type="dxa"/>
           </w:tcPr>
           <w:p>
             <w:pPr>
@@ -27377,7 +27347,7 @@
         </w:tc>
         <w:tc>
           <w:tcPr>
-            <w:tcW w:w="1928" w:type="dxa"/>
+            <w:tcW w:w="5523" w:type="dxa"/>
           </w:tcPr>
           <w:p>
             <w:pPr>
@@ -27402,7 +27372,7 @@
         <w:tc>
           <w:tcPr>
             <w:cnfStyle w:val="001000000000" w:firstRow="0" w:lastRow="0" w:firstColumn="1" w:lastColumn="0" w:oddVBand="0" w:evenVBand="0" w:oddHBand="0" w:evenHBand="0" w:firstRowFirstColumn="0" w:firstRowLastColumn="0" w:lastRowFirstColumn="0" w:lastRowLastColumn="0"/>
-            <w:tcW w:w="1928" w:type="dxa"/>
+            <w:tcW w:w="1927" w:type="dxa"/>
           </w:tcPr>
           <w:p>
             <w:pPr>
@@ -27419,7 +27389,7 @@
         </w:tc>
         <w:tc>
           <w:tcPr>
-            <w:tcW w:w="1928" w:type="dxa"/>
+            <w:tcW w:w="762" w:type="dxa"/>
           </w:tcPr>
           <w:p>
             <w:pPr>
@@ -27437,7 +27407,7 @@
         </w:tc>
         <w:tc>
           <w:tcPr>
-            <w:tcW w:w="1928" w:type="dxa"/>
+            <w:tcW w:w="708" w:type="dxa"/>
           </w:tcPr>
           <w:p>
             <w:pPr>
@@ -27455,7 +27425,7 @@
         </w:tc>
         <w:tc>
           <w:tcPr>
-            <w:tcW w:w="1928" w:type="dxa"/>
+            <w:tcW w:w="709" w:type="dxa"/>
           </w:tcPr>
           <w:p>
             <w:pPr>
@@ -27473,7 +27443,7 @@
         </w:tc>
         <w:tc>
           <w:tcPr>
-            <w:tcW w:w="1928" w:type="dxa"/>
+            <w:tcW w:w="5523" w:type="dxa"/>
           </w:tcPr>
           <w:p>
             <w:pPr>
@@ -27497,7 +27467,7 @@
         <w:tc>
           <w:tcPr>
             <w:cnfStyle w:val="001000000000" w:firstRow="0" w:lastRow="0" w:firstColumn="1" w:lastColumn="0" w:oddVBand="0" w:evenVBand="0" w:oddHBand="0" w:evenHBand="0" w:firstRowFirstColumn="0" w:firstRowLastColumn="0" w:lastRowFirstColumn="0" w:lastRowLastColumn="0"/>
-            <w:tcW w:w="1928" w:type="dxa"/>
+            <w:tcW w:w="1927" w:type="dxa"/>
           </w:tcPr>
           <w:p>
             <w:pPr>
@@ -27514,7 +27484,7 @@
         </w:tc>
         <w:tc>
           <w:tcPr>
-            <w:tcW w:w="1928" w:type="dxa"/>
+            <w:tcW w:w="762" w:type="dxa"/>
           </w:tcPr>
           <w:p>
             <w:pPr>
@@ -27532,7 +27502,7 @@
         </w:tc>
         <w:tc>
           <w:tcPr>
-            <w:tcW w:w="1928" w:type="dxa"/>
+            <w:tcW w:w="708" w:type="dxa"/>
           </w:tcPr>
           <w:p>
             <w:pPr>
@@ -27550,7 +27520,7 @@
         </w:tc>
         <w:tc>
           <w:tcPr>
-            <w:tcW w:w="1928" w:type="dxa"/>
+            <w:tcW w:w="709" w:type="dxa"/>
           </w:tcPr>
           <w:p>
             <w:pPr>
@@ -27568,27 +27538,19 @@
         </w:tc>
         <w:tc>
           <w:tcPr>
-            <w:tcW w:w="1928" w:type="dxa"/>
-          </w:tcPr>
-          <w:p>
-            <w:pPr>
-              <w:jc w:val="left"/>
-              <w:cnfStyle w:val="000000000000" w:firstRow="0" w:lastRow="0" w:firstColumn="0" w:lastColumn="0" w:oddVBand="0" w:evenVBand="0" w:oddHBand="0" w:evenHBand="0" w:firstRowFirstColumn="0" w:firstRowLastColumn="0" w:lastRowFirstColumn="0" w:lastRowLastColumn="0"/>
-            </w:pPr>
-            <w:r>
-              <w:rPr>
-                <w:rFonts w:ascii="Calibri" w:hAnsi="Calibri"/>
-                <w:sz w:val="20"/>
-              </w:rPr>
-              <w:t xml:space="preserve">Bright pixel is a pixel with unusually high value in dark condition (high </w:t>
-            </w:r>
-            <w:r>
-              <w:rPr>
-                <w:rFonts w:ascii="Calibri" w:hAnsi="Calibri"/>
-                <w:sz w:val="20"/>
-              </w:rPr>
-              <w:lastRenderedPageBreak/>
-              <w:t>outliers in the pixel DC histogram, or broken pixel/col/row with unusually high offset). Bright pixels from bright rows or columns are excluded from this count.</w:t>
+            <w:tcW w:w="5523" w:type="dxa"/>
+          </w:tcPr>
+          <w:p>
+            <w:pPr>
+              <w:jc w:val="left"/>
+              <w:cnfStyle w:val="000000000000" w:firstRow="0" w:lastRow="0" w:firstColumn="0" w:lastColumn="0" w:oddVBand="0" w:evenVBand="0" w:oddHBand="0" w:evenHBand="0" w:firstRowFirstColumn="0" w:firstRowLastColumn="0" w:lastRowFirstColumn="0" w:lastRowLastColumn="0"/>
+            </w:pPr>
+            <w:r>
+              <w:rPr>
+                <w:rFonts w:ascii="Calibri" w:hAnsi="Calibri"/>
+                <w:sz w:val="20"/>
+              </w:rPr>
+              <w:t>Bright pixel is a pixel with unusually high value in dark condition (high outliers in the pixel DC histogram, or broken pixel/col/row with unusually high offset). Bright pixels from bright rows or columns are excluded from this count.</w:t>
             </w:r>
           </w:p>
         </w:tc>
@@ -27601,7 +27563,7 @@
         <w:tc>
           <w:tcPr>
             <w:cnfStyle w:val="001000000000" w:firstRow="0" w:lastRow="0" w:firstColumn="1" w:lastColumn="0" w:oddVBand="0" w:evenVBand="0" w:oddHBand="0" w:evenHBand="0" w:firstRowFirstColumn="0" w:firstRowLastColumn="0" w:lastRowFirstColumn="0" w:lastRowLastColumn="0"/>
-            <w:tcW w:w="1928" w:type="dxa"/>
+            <w:tcW w:w="1927" w:type="dxa"/>
           </w:tcPr>
           <w:p>
             <w:pPr>
@@ -27618,7 +27580,7 @@
         </w:tc>
         <w:tc>
           <w:tcPr>
-            <w:tcW w:w="1928" w:type="dxa"/>
+            <w:tcW w:w="762" w:type="dxa"/>
           </w:tcPr>
           <w:p>
             <w:pPr>
@@ -27636,7 +27598,7 @@
         </w:tc>
         <w:tc>
           <w:tcPr>
-            <w:tcW w:w="1928" w:type="dxa"/>
+            <w:tcW w:w="708" w:type="dxa"/>
           </w:tcPr>
           <w:p>
             <w:pPr>
@@ -27654,7 +27616,7 @@
         </w:tc>
         <w:tc>
           <w:tcPr>
-            <w:tcW w:w="1928" w:type="dxa"/>
+            <w:tcW w:w="709" w:type="dxa"/>
           </w:tcPr>
           <w:p>
             <w:pPr>
@@ -27672,7 +27634,7 @@
         </w:tc>
         <w:tc>
           <w:tcPr>
-            <w:tcW w:w="1928" w:type="dxa"/>
+            <w:tcW w:w="5523" w:type="dxa"/>
           </w:tcPr>
           <w:p>
             <w:pPr>
@@ -27696,24 +27658,25 @@
         <w:tc>
           <w:tcPr>
             <w:cnfStyle w:val="001000000000" w:firstRow="0" w:lastRow="0" w:firstColumn="1" w:lastColumn="0" w:oddVBand="0" w:evenVBand="0" w:oddHBand="0" w:evenHBand="0" w:firstRowFirstColumn="0" w:firstRowLastColumn="0" w:lastRowFirstColumn="0" w:lastRowLastColumn="0"/>
-            <w:tcW w:w="1928" w:type="dxa"/>
-          </w:tcPr>
-          <w:p>
-            <w:pPr>
-              <w:jc w:val="left"/>
-            </w:pPr>
-            <w:r>
-              <w:rPr>
-                <w:rFonts w:ascii="Calibri" w:hAnsi="Calibri"/>
-                <w:sz w:val="20"/>
-              </w:rPr>
+            <w:tcW w:w="1927" w:type="dxa"/>
+          </w:tcPr>
+          <w:p>
+            <w:pPr>
+              <w:jc w:val="left"/>
+            </w:pPr>
+            <w:r>
+              <w:rPr>
+                <w:rFonts w:ascii="Calibri" w:hAnsi="Calibri"/>
+                <w:sz w:val="20"/>
+              </w:rPr>
+              <w:lastRenderedPageBreak/>
               <w:t>Number of bad rows</w:t>
             </w:r>
           </w:p>
         </w:tc>
         <w:tc>
           <w:tcPr>
-            <w:tcW w:w="1928" w:type="dxa"/>
+            <w:tcW w:w="762" w:type="dxa"/>
           </w:tcPr>
           <w:p>
             <w:pPr>
@@ -27731,7 +27694,7 @@
         </w:tc>
         <w:tc>
           <w:tcPr>
-            <w:tcW w:w="1928" w:type="dxa"/>
+            <w:tcW w:w="708" w:type="dxa"/>
           </w:tcPr>
           <w:p>
             <w:pPr>
@@ -27749,7 +27712,7 @@
         </w:tc>
         <w:tc>
           <w:tcPr>
-            <w:tcW w:w="1928" w:type="dxa"/>
+            <w:tcW w:w="709" w:type="dxa"/>
           </w:tcPr>
           <w:p>
             <w:pPr>
@@ -27767,7 +27730,7 @@
         </w:tc>
         <w:tc>
           <w:tcPr>
-            <w:tcW w:w="1928" w:type="dxa"/>
+            <w:tcW w:w="5523" w:type="dxa"/>
           </w:tcPr>
           <w:p>
             <w:pPr>
@@ -27792,7 +27755,7 @@
         <w:tc>
           <w:tcPr>
             <w:cnfStyle w:val="001000000000" w:firstRow="0" w:lastRow="0" w:firstColumn="1" w:lastColumn="0" w:oddVBand="0" w:evenVBand="0" w:oddHBand="0" w:evenHBand="0" w:firstRowFirstColumn="0" w:firstRowLastColumn="0" w:lastRowFirstColumn="0" w:lastRowLastColumn="0"/>
-            <w:tcW w:w="1928" w:type="dxa"/>
+            <w:tcW w:w="1927" w:type="dxa"/>
           </w:tcPr>
           <w:p>
             <w:pPr>
@@ -27809,7 +27772,7 @@
         </w:tc>
         <w:tc>
           <w:tcPr>
-            <w:tcW w:w="1928" w:type="dxa"/>
+            <w:tcW w:w="762" w:type="dxa"/>
           </w:tcPr>
           <w:p>
             <w:pPr>
@@ -27827,7 +27790,7 @@
         </w:tc>
         <w:tc>
           <w:tcPr>
-            <w:tcW w:w="1928" w:type="dxa"/>
+            <w:tcW w:w="708" w:type="dxa"/>
           </w:tcPr>
           <w:p>
             <w:pPr>
@@ -27845,7 +27808,7 @@
         </w:tc>
         <w:tc>
           <w:tcPr>
-            <w:tcW w:w="1928" w:type="dxa"/>
+            <w:tcW w:w="709" w:type="dxa"/>
           </w:tcPr>
           <w:p>
             <w:pPr>
@@ -27863,7 +27826,7 @@
         </w:tc>
         <w:tc>
           <w:tcPr>
-            <w:tcW w:w="1928" w:type="dxa"/>
+            <w:tcW w:w="5523" w:type="dxa"/>
           </w:tcPr>
           <w:p>
             <w:pPr>
@@ -27887,7 +27850,7 @@
         <w:tc>
           <w:tcPr>
             <w:cnfStyle w:val="001000000000" w:firstRow="0" w:lastRow="0" w:firstColumn="1" w:lastColumn="0" w:oddVBand="0" w:evenVBand="0" w:oddHBand="0" w:evenHBand="0" w:firstRowFirstColumn="0" w:firstRowLastColumn="0" w:lastRowFirstColumn="0" w:lastRowLastColumn="0"/>
-            <w:tcW w:w="1928" w:type="dxa"/>
+            <w:tcW w:w="1927" w:type="dxa"/>
           </w:tcPr>
           <w:p>
             <w:pPr>
@@ -27904,7 +27867,7 @@
         </w:tc>
         <w:tc>
           <w:tcPr>
-            <w:tcW w:w="1928" w:type="dxa"/>
+            <w:tcW w:w="762" w:type="dxa"/>
           </w:tcPr>
           <w:p>
             <w:pPr>
@@ -27922,7 +27885,7 @@
         </w:tc>
         <w:tc>
           <w:tcPr>
-            <w:tcW w:w="1928" w:type="dxa"/>
+            <w:tcW w:w="708" w:type="dxa"/>
           </w:tcPr>
           <w:p>
             <w:pPr>
@@ -27940,7 +27903,7 @@
         </w:tc>
         <w:tc>
           <w:tcPr>
-            <w:tcW w:w="1928" w:type="dxa"/>
+            <w:tcW w:w="709" w:type="dxa"/>
           </w:tcPr>
           <w:p>
             <w:pPr>
@@ -27958,7 +27921,7 @@
         </w:tc>
         <w:tc>
           <w:tcPr>
-            <w:tcW w:w="1928" w:type="dxa"/>
+            <w:tcW w:w="5523" w:type="dxa"/>
           </w:tcPr>
           <w:p>
             <w:pPr>
@@ -27981,7 +27944,7 @@
       <w:pPr>
         <w:pStyle w:val="Heading2"/>
       </w:pPr>
-      <w:bookmarkStart w:id="57" w:name="_Toc227940991"/>
+      <w:bookmarkStart w:id="57" w:name="_Toc228189527"/>
       <w:r>
         <w:t>MAG-CXP00002-NP (CoaXPress Serializer ASIC)</w:t>
       </w:r>
@@ -27991,7 +27954,7 @@
       <w:pPr>
         <w:pStyle w:val="Caption"/>
       </w:pPr>
-      <w:bookmarkStart w:id="58" w:name="_Toc227941029"/>
+      <w:bookmarkStart w:id="58" w:name="_Toc228189565"/>
       <w:r>
         <w:t xml:space="preserve">Table </w:t>
       </w:r>
@@ -28248,7 +28211,6 @@
                 <w:rFonts w:ascii="Calibri" w:hAnsi="Calibri"/>
                 <w:sz w:val="20"/>
               </w:rPr>
-              <w:lastRenderedPageBreak/>
               <w:t>3.3V total supply current (average)</w:t>
             </w:r>
           </w:p>
@@ -29138,6 +29100,7 @@
                 <w:rFonts w:ascii="Calibri" w:hAnsi="Calibri"/>
                 <w:sz w:val="20"/>
               </w:rPr>
+              <w:lastRenderedPageBreak/>
               <w:t>VIL (GPIO input low threshold)</w:t>
             </w:r>
           </w:p>
@@ -30170,7 +30133,6 @@
                 <w:rFonts w:ascii="Calibri" w:hAnsi="Calibri"/>
                 <w:sz w:val="20"/>
               </w:rPr>
-              <w:lastRenderedPageBreak/>
               <w:t>Data rates</w:t>
             </w:r>
           </w:p>
@@ -30903,7 +30865,7 @@
       <w:pPr>
         <w:pStyle w:val="Heading2"/>
       </w:pPr>
-      <w:bookmarkStart w:id="59" w:name="_Toc227940992"/>
+      <w:bookmarkStart w:id="59" w:name="_Toc228189528"/>
       <w:r>
         <w:t>MAG-PSU00001-NP (10W Synchronous Step-Down DC/DC Converter)</w:t>
       </w:r>
@@ -30913,7 +30875,7 @@
       <w:pPr>
         <w:pStyle w:val="Caption"/>
       </w:pPr>
-      <w:bookmarkStart w:id="60" w:name="_Toc227941030"/>
+      <w:bookmarkStart w:id="60" w:name="_Toc228189566"/>
       <w:r>
         <w:t xml:space="preserve">Table </w:t>
       </w:r>
@@ -30977,6 +30939,7 @@
                 <w:rFonts w:ascii="Calibri" w:hAnsi="Calibri"/>
                 <w:sz w:val="20"/>
               </w:rPr>
+              <w:lastRenderedPageBreak/>
               <w:t>Parameter</w:t>
             </w:r>
           </w:p>
@@ -31866,7 +31829,6 @@
                 <w:rFonts w:ascii="Calibri" w:hAnsi="Calibri"/>
                 <w:sz w:val="20"/>
               </w:rPr>
-              <w:lastRenderedPageBreak/>
               <w:t>Minimum Duty Cycle</w:t>
             </w:r>
           </w:p>
@@ -32948,6 +32910,7 @@
                 <w:rFonts w:ascii="Calibri" w:hAnsi="Calibri"/>
                 <w:sz w:val="20"/>
               </w:rPr>
+              <w:lastRenderedPageBreak/>
               <w:t>Enable start threshold</w:t>
             </w:r>
           </w:p>
@@ -33644,33 +33607,24 @@
                 <w:rFonts w:ascii="Calibri" w:hAnsi="Calibri"/>
                 <w:sz w:val="20"/>
               </w:rPr>
-              <w:t xml:space="preserve">Over Current Protection </w:t>
-            </w:r>
-            <w:r>
-              <w:rPr>
-                <w:rFonts w:ascii="Calibri" w:hAnsi="Calibri"/>
-                <w:sz w:val="20"/>
-              </w:rPr>
-              <w:lastRenderedPageBreak/>
-              <w:t>average level</w:t>
-            </w:r>
-          </w:p>
-        </w:tc>
-        <w:tc>
-          <w:tcPr>
-            <w:tcW w:w="1071" w:type="dxa"/>
-          </w:tcPr>
-          <w:p>
-            <w:pPr>
-              <w:jc w:val="left"/>
-              <w:cnfStyle w:val="000000100000" w:firstRow="0" w:lastRow="0" w:firstColumn="0" w:lastColumn="0" w:oddVBand="0" w:evenVBand="0" w:oddHBand="1" w:evenHBand="0" w:firstRowFirstColumn="0" w:firstRowLastColumn="0" w:lastRowFirstColumn="0" w:lastRowLastColumn="0"/>
-            </w:pPr>
-            <w:r>
-              <w:rPr>
-                <w:rFonts w:ascii="Calibri" w:hAnsi="Calibri"/>
-                <w:sz w:val="20"/>
-              </w:rPr>
-              <w:lastRenderedPageBreak/>
+              <w:t>Over Current Protection average level</w:t>
+            </w:r>
+          </w:p>
+        </w:tc>
+        <w:tc>
+          <w:tcPr>
+            <w:tcW w:w="1071" w:type="dxa"/>
+          </w:tcPr>
+          <w:p>
+            <w:pPr>
+              <w:jc w:val="left"/>
+              <w:cnfStyle w:val="000000100000" w:firstRow="0" w:lastRow="0" w:firstColumn="0" w:lastColumn="0" w:oddVBand="0" w:evenVBand="0" w:oddHBand="1" w:evenHBand="0" w:firstRowFirstColumn="0" w:firstRowLastColumn="0" w:lastRowFirstColumn="0" w:lastRowLastColumn="0"/>
+            </w:pPr>
+            <w:r>
+              <w:rPr>
+                <w:rFonts w:ascii="Calibri" w:hAnsi="Calibri"/>
+                <w:sz w:val="20"/>
+              </w:rPr>
               <w:t>OCPavg</w:t>
             </w:r>
           </w:p>
@@ -33797,15 +33751,7 @@
                 <w:rFonts w:ascii="Calibri" w:hAnsi="Calibri"/>
                 <w:sz w:val="20"/>
               </w:rPr>
-              <w:t xml:space="preserve">Cannot be triggered with test setup, functionality of </w:t>
-            </w:r>
-            <w:r>
-              <w:rPr>
-                <w:rFonts w:ascii="Calibri" w:hAnsi="Calibri"/>
-                <w:sz w:val="20"/>
-              </w:rPr>
-              <w:lastRenderedPageBreak/>
-              <w:t>OCP is not covered within test plan</w:t>
+              <w:t>Cannot be triggered with test setup, functionality of OCP is not covered within test plan</w:t>
             </w:r>
           </w:p>
         </w:tc>
@@ -34549,24 +34495,33 @@
                 <w:rFonts w:ascii="Calibri" w:hAnsi="Calibri"/>
                 <w:sz w:val="20"/>
               </w:rPr>
-              <w:t>Output Under Voltage PGood threshold</w:t>
-            </w:r>
-          </w:p>
-        </w:tc>
-        <w:tc>
-          <w:tcPr>
-            <w:tcW w:w="1071" w:type="dxa"/>
-          </w:tcPr>
-          <w:p>
-            <w:pPr>
-              <w:jc w:val="left"/>
-              <w:cnfStyle w:val="000000000000" w:firstRow="0" w:lastRow="0" w:firstColumn="0" w:lastColumn="0" w:oddVBand="0" w:evenVBand="0" w:oddHBand="0" w:evenHBand="0" w:firstRowFirstColumn="0" w:firstRowLastColumn="0" w:lastRowFirstColumn="0" w:lastRowLastColumn="0"/>
-            </w:pPr>
-            <w:r>
-              <w:rPr>
-                <w:rFonts w:ascii="Calibri" w:hAnsi="Calibri"/>
-                <w:sz w:val="20"/>
-              </w:rPr>
+              <w:t xml:space="preserve">Output Under </w:t>
+            </w:r>
+            <w:r>
+              <w:rPr>
+                <w:rFonts w:ascii="Calibri" w:hAnsi="Calibri"/>
+                <w:sz w:val="20"/>
+              </w:rPr>
+              <w:lastRenderedPageBreak/>
+              <w:t>Voltage PGood threshold</w:t>
+            </w:r>
+          </w:p>
+        </w:tc>
+        <w:tc>
+          <w:tcPr>
+            <w:tcW w:w="1071" w:type="dxa"/>
+          </w:tcPr>
+          <w:p>
+            <w:pPr>
+              <w:jc w:val="left"/>
+              <w:cnfStyle w:val="000000000000" w:firstRow="0" w:lastRow="0" w:firstColumn="0" w:lastColumn="0" w:oddVBand="0" w:evenVBand="0" w:oddHBand="0" w:evenHBand="0" w:firstRowFirstColumn="0" w:firstRowLastColumn="0" w:lastRowFirstColumn="0" w:lastRowLastColumn="0"/>
+            </w:pPr>
+            <w:r>
+              <w:rPr>
+                <w:rFonts w:ascii="Calibri" w:hAnsi="Calibri"/>
+                <w:sz w:val="20"/>
+              </w:rPr>
+              <w:lastRenderedPageBreak/>
               <w:t>UV</w:t>
             </w:r>
           </w:p>
@@ -34897,7 +34852,7 @@
       <w:pPr>
         <w:pStyle w:val="Heading2"/>
       </w:pPr>
-      <w:bookmarkStart w:id="61" w:name="_Toc227940993"/>
+      <w:bookmarkStart w:id="61" w:name="_Toc228189529"/>
       <w:r>
         <w:t>MAG-VIS100xx-N (Electronic Vision Module)</w:t>
       </w:r>
@@ -34907,7 +34862,7 @@
       <w:pPr>
         <w:pStyle w:val="Caption"/>
       </w:pPr>
-      <w:bookmarkStart w:id="62" w:name="_Toc227941031"/>
+      <w:bookmarkStart w:id="62" w:name="_Toc228189567"/>
       <w:r>
         <w:t xml:space="preserve">Table </w:t>
       </w:r>
@@ -35126,7 +35081,6 @@
                 <w:rFonts w:ascii="Calibri" w:hAnsi="Calibri"/>
                 <w:sz w:val="20"/>
               </w:rPr>
-              <w:lastRenderedPageBreak/>
               <w:t>Module supply current</w:t>
             </w:r>
           </w:p>
@@ -35379,7 +35333,7 @@
       <w:pPr>
         <w:pStyle w:val="Heading1"/>
       </w:pPr>
-      <w:bookmarkStart w:id="63" w:name="_Toc227940994"/>
+      <w:bookmarkStart w:id="63" w:name="_Toc228189530"/>
       <w:r>
         <w:lastRenderedPageBreak/>
         <w:t>References</w:t>
@@ -35390,7 +35344,7 @@
       <w:pPr>
         <w:pStyle w:val="Heading2"/>
       </w:pPr>
-      <w:bookmarkStart w:id="64" w:name="_Toc227940995"/>
+      <w:bookmarkStart w:id="64" w:name="_Toc228189531"/>
       <w:r>
         <w:t>Datasheets</w:t>
       </w:r>
@@ -35400,7 +35354,7 @@
       <w:pPr>
         <w:pStyle w:val="Caption"/>
       </w:pPr>
-      <w:bookmarkStart w:id="65" w:name="_Toc227941032"/>
+      <w:bookmarkStart w:id="65" w:name="_Toc228189568"/>
       <w:r>
         <w:t xml:space="preserve">Table </w:t>
       </w:r>
@@ -35652,7 +35606,7 @@
       <w:pPr>
         <w:pStyle w:val="Heading2"/>
       </w:pPr>
-      <w:bookmarkStart w:id="66" w:name="_Toc227940996"/>
+      <w:bookmarkStart w:id="66" w:name="_Toc228189532"/>
       <w:r>
         <w:t>Product test plans</w:t>
       </w:r>
@@ -35670,7 +35624,7 @@
       <w:pPr>
         <w:pStyle w:val="Caption"/>
       </w:pPr>
-      <w:bookmarkStart w:id="67" w:name="_Toc227941033"/>
+      <w:bookmarkStart w:id="67" w:name="_Toc228189569"/>
       <w:r>
         <w:t xml:space="preserve">Table </w:t>
       </w:r>
@@ -36013,7 +35967,7 @@
       <w:pPr>
         <w:pStyle w:val="Heading2"/>
       </w:pPr>
-      <w:bookmarkStart w:id="68" w:name="_Toc227940997"/>
+      <w:bookmarkStart w:id="68" w:name="_Toc228189533"/>
       <w:r>
         <w:t>Product specification and test Limits-file GIT traceability</w:t>
       </w:r>
@@ -36040,7 +35994,7 @@
       <w:pPr>
         <w:pStyle w:val="Caption"/>
       </w:pPr>
-      <w:bookmarkStart w:id="69" w:name="_Toc227941034"/>
+      <w:bookmarkStart w:id="69" w:name="_Toc228189570"/>
       <w:r>
         <w:t xml:space="preserve">Table </w:t>
       </w:r>
@@ -36749,7 +36703,7 @@
       <w:pPr>
         <w:pStyle w:val="Heading1"/>
       </w:pPr>
-      <w:bookmarkStart w:id="70" w:name="_Toc227940998"/>
+      <w:bookmarkStart w:id="70" w:name="_Toc228189534"/>
       <w:r>
         <w:lastRenderedPageBreak/>
         <w:t>Glossary / Abbreviations</w:t>
@@ -36764,8 +36718,8 @@
         <w:tblLook w:val="04A0" w:firstRow="1" w:lastRow="0" w:firstColumn="1" w:lastColumn="0" w:noHBand="0" w:noVBand="1"/>
       </w:tblPr>
       <w:tblGrid>
-        <w:gridCol w:w="4814"/>
-        <w:gridCol w:w="4815"/>
+        <w:gridCol w:w="1413"/>
+        <w:gridCol w:w="8216"/>
       </w:tblGrid>
       <w:tr>
         <w:trPr>
@@ -36775,7 +36729,7 @@
         <w:tc>
           <w:tcPr>
             <w:cnfStyle w:val="001000000000" w:firstRow="0" w:lastRow="0" w:firstColumn="1" w:lastColumn="0" w:oddVBand="0" w:evenVBand="0" w:oddHBand="0" w:evenHBand="0" w:firstRowFirstColumn="0" w:firstRowLastColumn="0" w:lastRowFirstColumn="0" w:lastRowLastColumn="0"/>
-            <w:tcW w:w="4819" w:type="dxa"/>
+            <w:tcW w:w="1413" w:type="dxa"/>
           </w:tcPr>
           <w:p>
             <w:pPr>
@@ -36792,7 +36746,7 @@
         </w:tc>
         <w:tc>
           <w:tcPr>
-            <w:tcW w:w="4819" w:type="dxa"/>
+            <w:tcW w:w="8216" w:type="dxa"/>
           </w:tcPr>
           <w:p>
             <w:pPr>
@@ -36817,7 +36771,7 @@
         <w:tc>
           <w:tcPr>
             <w:cnfStyle w:val="001000000000" w:firstRow="0" w:lastRow="0" w:firstColumn="1" w:lastColumn="0" w:oddVBand="0" w:evenVBand="0" w:oddHBand="0" w:evenHBand="0" w:firstRowFirstColumn="0" w:firstRowLastColumn="0" w:lastRowFirstColumn="0" w:lastRowLastColumn="0"/>
-            <w:tcW w:w="4819" w:type="dxa"/>
+            <w:tcW w:w="1413" w:type="dxa"/>
           </w:tcPr>
           <w:p>
             <w:pPr>
@@ -36834,7 +36788,7 @@
         </w:tc>
         <w:tc>
           <w:tcPr>
-            <w:tcW w:w="4819" w:type="dxa"/>
+            <w:tcW w:w="8216" w:type="dxa"/>
           </w:tcPr>
           <w:p>
             <w:pPr>
@@ -36858,7 +36812,7 @@
         <w:tc>
           <w:tcPr>
             <w:cnfStyle w:val="001000000000" w:firstRow="0" w:lastRow="0" w:firstColumn="1" w:lastColumn="0" w:oddVBand="0" w:evenVBand="0" w:oddHBand="0" w:evenHBand="0" w:firstRowFirstColumn="0" w:firstRowLastColumn="0" w:lastRowFirstColumn="0" w:lastRowLastColumn="0"/>
-            <w:tcW w:w="4819" w:type="dxa"/>
+            <w:tcW w:w="1413" w:type="dxa"/>
           </w:tcPr>
           <w:p>
             <w:pPr>
@@ -36875,7 +36829,7 @@
         </w:tc>
         <w:tc>
           <w:tcPr>
-            <w:tcW w:w="4819" w:type="dxa"/>
+            <w:tcW w:w="8216" w:type="dxa"/>
           </w:tcPr>
           <w:p>
             <w:pPr>
@@ -36900,7 +36854,7 @@
         <w:tc>
           <w:tcPr>
             <w:cnfStyle w:val="001000000000" w:firstRow="0" w:lastRow="0" w:firstColumn="1" w:lastColumn="0" w:oddVBand="0" w:evenVBand="0" w:oddHBand="0" w:evenHBand="0" w:firstRowFirstColumn="0" w:firstRowLastColumn="0" w:lastRowFirstColumn="0" w:lastRowLastColumn="0"/>
-            <w:tcW w:w="4819" w:type="dxa"/>
+            <w:tcW w:w="1413" w:type="dxa"/>
           </w:tcPr>
           <w:p>
             <w:pPr>
@@ -36917,7 +36871,7 @@
         </w:tc>
         <w:tc>
           <w:tcPr>
-            <w:tcW w:w="4819" w:type="dxa"/>
+            <w:tcW w:w="8216" w:type="dxa"/>
           </w:tcPr>
           <w:p>
             <w:pPr>
@@ -36941,7 +36895,7 @@
         <w:tc>
           <w:tcPr>
             <w:cnfStyle w:val="001000000000" w:firstRow="0" w:lastRow="0" w:firstColumn="1" w:lastColumn="0" w:oddVBand="0" w:evenVBand="0" w:oddHBand="0" w:evenHBand="0" w:firstRowFirstColumn="0" w:firstRowLastColumn="0" w:lastRowFirstColumn="0" w:lastRowLastColumn="0"/>
-            <w:tcW w:w="4819" w:type="dxa"/>
+            <w:tcW w:w="1413" w:type="dxa"/>
           </w:tcPr>
           <w:p>
             <w:pPr>
@@ -36958,7 +36912,7 @@
         </w:tc>
         <w:tc>
           <w:tcPr>
-            <w:tcW w:w="4819" w:type="dxa"/>
+            <w:tcW w:w="8216" w:type="dxa"/>
           </w:tcPr>
           <w:p>
             <w:pPr>
@@ -36983,7 +36937,7 @@
         <w:tc>
           <w:tcPr>
             <w:cnfStyle w:val="001000000000" w:firstRow="0" w:lastRow="0" w:firstColumn="1" w:lastColumn="0" w:oddVBand="0" w:evenVBand="0" w:oddHBand="0" w:evenHBand="0" w:firstRowFirstColumn="0" w:firstRowLastColumn="0" w:lastRowFirstColumn="0" w:lastRowLastColumn="0"/>
-            <w:tcW w:w="4819" w:type="dxa"/>
+            <w:tcW w:w="1413" w:type="dxa"/>
           </w:tcPr>
           <w:p>
             <w:pPr>
@@ -37000,7 +36954,7 @@
         </w:tc>
         <w:tc>
           <w:tcPr>
-            <w:tcW w:w="4819" w:type="dxa"/>
+            <w:tcW w:w="8216" w:type="dxa"/>
           </w:tcPr>
           <w:p>
             <w:pPr>
@@ -37024,7 +36978,7 @@
         <w:tc>
           <w:tcPr>
             <w:cnfStyle w:val="001000000000" w:firstRow="0" w:lastRow="0" w:firstColumn="1" w:lastColumn="0" w:oddVBand="0" w:evenVBand="0" w:oddHBand="0" w:evenHBand="0" w:firstRowFirstColumn="0" w:firstRowLastColumn="0" w:lastRowFirstColumn="0" w:lastRowLastColumn="0"/>
-            <w:tcW w:w="4819" w:type="dxa"/>
+            <w:tcW w:w="1413" w:type="dxa"/>
           </w:tcPr>
           <w:p>
             <w:pPr>
@@ -37041,7 +36995,7 @@
         </w:tc>
         <w:tc>
           <w:tcPr>
-            <w:tcW w:w="4819" w:type="dxa"/>
+            <w:tcW w:w="8216" w:type="dxa"/>
           </w:tcPr>
           <w:p>
             <w:pPr>
@@ -37066,7 +37020,7 @@
         <w:tc>
           <w:tcPr>
             <w:cnfStyle w:val="001000000000" w:firstRow="0" w:lastRow="0" w:firstColumn="1" w:lastColumn="0" w:oddVBand="0" w:evenVBand="0" w:oddHBand="0" w:evenHBand="0" w:firstRowFirstColumn="0" w:firstRowLastColumn="0" w:lastRowFirstColumn="0" w:lastRowLastColumn="0"/>
-            <w:tcW w:w="4819" w:type="dxa"/>
+            <w:tcW w:w="1413" w:type="dxa"/>
           </w:tcPr>
           <w:p>
             <w:pPr>
@@ -37083,7 +37037,7 @@
         </w:tc>
         <w:tc>
           <w:tcPr>
-            <w:tcW w:w="4819" w:type="dxa"/>
+            <w:tcW w:w="8216" w:type="dxa"/>
           </w:tcPr>
           <w:p>
             <w:pPr>
@@ -37107,7 +37061,7 @@
         <w:tc>
           <w:tcPr>
             <w:cnfStyle w:val="001000000000" w:firstRow="0" w:lastRow="0" w:firstColumn="1" w:lastColumn="0" w:oddVBand="0" w:evenVBand="0" w:oddHBand="0" w:evenHBand="0" w:firstRowFirstColumn="0" w:firstRowLastColumn="0" w:lastRowFirstColumn="0" w:lastRowLastColumn="0"/>
-            <w:tcW w:w="4819" w:type="dxa"/>
+            <w:tcW w:w="1413" w:type="dxa"/>
           </w:tcPr>
           <w:p>
             <w:pPr>
@@ -37124,7 +37078,7 @@
         </w:tc>
         <w:tc>
           <w:tcPr>
-            <w:tcW w:w="4819" w:type="dxa"/>
+            <w:tcW w:w="8216" w:type="dxa"/>
           </w:tcPr>
           <w:p>
             <w:pPr>
@@ -37149,7 +37103,7 @@
         <w:tc>
           <w:tcPr>
             <w:cnfStyle w:val="001000000000" w:firstRow="0" w:lastRow="0" w:firstColumn="1" w:lastColumn="0" w:oddVBand="0" w:evenVBand="0" w:oddHBand="0" w:evenHBand="0" w:firstRowFirstColumn="0" w:firstRowLastColumn="0" w:lastRowFirstColumn="0" w:lastRowLastColumn="0"/>
-            <w:tcW w:w="4819" w:type="dxa"/>
+            <w:tcW w:w="1413" w:type="dxa"/>
           </w:tcPr>
           <w:p>
             <w:pPr>
@@ -37166,7 +37120,7 @@
         </w:tc>
         <w:tc>
           <w:tcPr>
-            <w:tcW w:w="4819" w:type="dxa"/>
+            <w:tcW w:w="8216" w:type="dxa"/>
           </w:tcPr>
           <w:p>
             <w:pPr>
@@ -37190,7 +37144,7 @@
         <w:tc>
           <w:tcPr>
             <w:cnfStyle w:val="001000000000" w:firstRow="0" w:lastRow="0" w:firstColumn="1" w:lastColumn="0" w:oddVBand="0" w:evenVBand="0" w:oddHBand="0" w:evenHBand="0" w:firstRowFirstColumn="0" w:firstRowLastColumn="0" w:lastRowFirstColumn="0" w:lastRowLastColumn="0"/>
-            <w:tcW w:w="4819" w:type="dxa"/>
+            <w:tcW w:w="1413" w:type="dxa"/>
           </w:tcPr>
           <w:p>
             <w:pPr>
@@ -37207,7 +37161,7 @@
         </w:tc>
         <w:tc>
           <w:tcPr>
-            <w:tcW w:w="4819" w:type="dxa"/>
+            <w:tcW w:w="8216" w:type="dxa"/>
           </w:tcPr>
           <w:p>
             <w:pPr>
@@ -37232,7 +37186,7 @@
         <w:tc>
           <w:tcPr>
             <w:cnfStyle w:val="001000000000" w:firstRow="0" w:lastRow="0" w:firstColumn="1" w:lastColumn="0" w:oddVBand="0" w:evenVBand="0" w:oddHBand="0" w:evenHBand="0" w:firstRowFirstColumn="0" w:firstRowLastColumn="0" w:lastRowFirstColumn="0" w:lastRowLastColumn="0"/>
-            <w:tcW w:w="4819" w:type="dxa"/>
+            <w:tcW w:w="1413" w:type="dxa"/>
           </w:tcPr>
           <w:p>
             <w:pPr>
@@ -37249,7 +37203,7 @@
         </w:tc>
         <w:tc>
           <w:tcPr>
-            <w:tcW w:w="4819" w:type="dxa"/>
+            <w:tcW w:w="8216" w:type="dxa"/>
           </w:tcPr>
           <w:p>
             <w:pPr>
@@ -37273,7 +37227,7 @@
         <w:tc>
           <w:tcPr>
             <w:cnfStyle w:val="001000000000" w:firstRow="0" w:lastRow="0" w:firstColumn="1" w:lastColumn="0" w:oddVBand="0" w:evenVBand="0" w:oddHBand="0" w:evenHBand="0" w:firstRowFirstColumn="0" w:firstRowLastColumn="0" w:lastRowFirstColumn="0" w:lastRowLastColumn="0"/>
-            <w:tcW w:w="4819" w:type="dxa"/>
+            <w:tcW w:w="1413" w:type="dxa"/>
           </w:tcPr>
           <w:p>
             <w:pPr>
@@ -37290,7 +37244,7 @@
         </w:tc>
         <w:tc>
           <w:tcPr>
-            <w:tcW w:w="4819" w:type="dxa"/>
+            <w:tcW w:w="8216" w:type="dxa"/>
           </w:tcPr>
           <w:p>
             <w:pPr>
@@ -37315,7 +37269,7 @@
         <w:tc>
           <w:tcPr>
             <w:cnfStyle w:val="001000000000" w:firstRow="0" w:lastRow="0" w:firstColumn="1" w:lastColumn="0" w:oddVBand="0" w:evenVBand="0" w:oddHBand="0" w:evenHBand="0" w:firstRowFirstColumn="0" w:firstRowLastColumn="0" w:lastRowFirstColumn="0" w:lastRowLastColumn="0"/>
-            <w:tcW w:w="4819" w:type="dxa"/>
+            <w:tcW w:w="1413" w:type="dxa"/>
           </w:tcPr>
           <w:p>
             <w:pPr>
@@ -37332,7 +37286,7 @@
         </w:tc>
         <w:tc>
           <w:tcPr>
-            <w:tcW w:w="4819" w:type="dxa"/>
+            <w:tcW w:w="8216" w:type="dxa"/>
           </w:tcPr>
           <w:p>
             <w:pPr>
@@ -37356,7 +37310,7 @@
         <w:tc>
           <w:tcPr>
             <w:cnfStyle w:val="001000000000" w:firstRow="0" w:lastRow="0" w:firstColumn="1" w:lastColumn="0" w:oddVBand="0" w:evenVBand="0" w:oddHBand="0" w:evenHBand="0" w:firstRowFirstColumn="0" w:firstRowLastColumn="0" w:lastRowFirstColumn="0" w:lastRowLastColumn="0"/>
-            <w:tcW w:w="4819" w:type="dxa"/>
+            <w:tcW w:w="1413" w:type="dxa"/>
           </w:tcPr>
           <w:p>
             <w:pPr>
@@ -37373,7 +37327,7 @@
         </w:tc>
         <w:tc>
           <w:tcPr>
-            <w:tcW w:w="4819" w:type="dxa"/>
+            <w:tcW w:w="8216" w:type="dxa"/>
           </w:tcPr>
           <w:p>
             <w:pPr>
@@ -37398,7 +37352,7 @@
         <w:tc>
           <w:tcPr>
             <w:cnfStyle w:val="001000000000" w:firstRow="0" w:lastRow="0" w:firstColumn="1" w:lastColumn="0" w:oddVBand="0" w:evenVBand="0" w:oddHBand="0" w:evenHBand="0" w:firstRowFirstColumn="0" w:firstRowLastColumn="0" w:lastRowFirstColumn="0" w:lastRowLastColumn="0"/>
-            <w:tcW w:w="4819" w:type="dxa"/>
+            <w:tcW w:w="1413" w:type="dxa"/>
           </w:tcPr>
           <w:p>
             <w:pPr>
@@ -37415,7 +37369,7 @@
         </w:tc>
         <w:tc>
           <w:tcPr>
-            <w:tcW w:w="4819" w:type="dxa"/>
+            <w:tcW w:w="8216" w:type="dxa"/>
           </w:tcPr>
           <w:p>
             <w:pPr>
@@ -37439,7 +37393,7 @@
         <w:tc>
           <w:tcPr>
             <w:cnfStyle w:val="001000000000" w:firstRow="0" w:lastRow="0" w:firstColumn="1" w:lastColumn="0" w:oddVBand="0" w:evenVBand="0" w:oddHBand="0" w:evenHBand="0" w:firstRowFirstColumn="0" w:firstRowLastColumn="0" w:lastRowFirstColumn="0" w:lastRowLastColumn="0"/>
-            <w:tcW w:w="4819" w:type="dxa"/>
+            <w:tcW w:w="1413" w:type="dxa"/>
           </w:tcPr>
           <w:p>
             <w:pPr>
@@ -37456,7 +37410,7 @@
         </w:tc>
         <w:tc>
           <w:tcPr>
-            <w:tcW w:w="4819" w:type="dxa"/>
+            <w:tcW w:w="8216" w:type="dxa"/>
           </w:tcPr>
           <w:p>
             <w:pPr>
@@ -37481,7 +37435,7 @@
         <w:tc>
           <w:tcPr>
             <w:cnfStyle w:val="001000000000" w:firstRow="0" w:lastRow="0" w:firstColumn="1" w:lastColumn="0" w:oddVBand="0" w:evenVBand="0" w:oddHBand="0" w:evenHBand="0" w:firstRowFirstColumn="0" w:firstRowLastColumn="0" w:lastRowFirstColumn="0" w:lastRowLastColumn="0"/>
-            <w:tcW w:w="4819" w:type="dxa"/>
+            <w:tcW w:w="1413" w:type="dxa"/>
           </w:tcPr>
           <w:p>
             <w:pPr>
@@ -37498,7 +37452,7 @@
         </w:tc>
         <w:tc>
           <w:tcPr>
-            <w:tcW w:w="4819" w:type="dxa"/>
+            <w:tcW w:w="8216" w:type="dxa"/>
           </w:tcPr>
           <w:p>
             <w:pPr>
@@ -37522,7 +37476,7 @@
         <w:tc>
           <w:tcPr>
             <w:cnfStyle w:val="001000000000" w:firstRow="0" w:lastRow="0" w:firstColumn="1" w:lastColumn="0" w:oddVBand="0" w:evenVBand="0" w:oddHBand="0" w:evenHBand="0" w:firstRowFirstColumn="0" w:firstRowLastColumn="0" w:lastRowFirstColumn="0" w:lastRowLastColumn="0"/>
-            <w:tcW w:w="4819" w:type="dxa"/>
+            <w:tcW w:w="1413" w:type="dxa"/>
           </w:tcPr>
           <w:p>
             <w:pPr>
@@ -37539,7 +37493,7 @@
         </w:tc>
         <w:tc>
           <w:tcPr>
-            <w:tcW w:w="4819" w:type="dxa"/>
+            <w:tcW w:w="8216" w:type="dxa"/>
           </w:tcPr>
           <w:p>
             <w:pPr>
@@ -37564,7 +37518,7 @@
         <w:tc>
           <w:tcPr>
             <w:cnfStyle w:val="001000000000" w:firstRow="0" w:lastRow="0" w:firstColumn="1" w:lastColumn="0" w:oddVBand="0" w:evenVBand="0" w:oddHBand="0" w:evenHBand="0" w:firstRowFirstColumn="0" w:firstRowLastColumn="0" w:lastRowFirstColumn="0" w:lastRowLastColumn="0"/>
-            <w:tcW w:w="4819" w:type="dxa"/>
+            <w:tcW w:w="1413" w:type="dxa"/>
           </w:tcPr>
           <w:p>
             <w:pPr>
@@ -37581,7 +37535,7 @@
         </w:tc>
         <w:tc>
           <w:tcPr>
-            <w:tcW w:w="4819" w:type="dxa"/>
+            <w:tcW w:w="8216" w:type="dxa"/>
           </w:tcPr>
           <w:p>
             <w:pPr>
@@ -37605,7 +37559,7 @@
         <w:tc>
           <w:tcPr>
             <w:cnfStyle w:val="001000000000" w:firstRow="0" w:lastRow="0" w:firstColumn="1" w:lastColumn="0" w:oddVBand="0" w:evenVBand="0" w:oddHBand="0" w:evenHBand="0" w:firstRowFirstColumn="0" w:firstRowLastColumn="0" w:lastRowFirstColumn="0" w:lastRowLastColumn="0"/>
-            <w:tcW w:w="4819" w:type="dxa"/>
+            <w:tcW w:w="1413" w:type="dxa"/>
           </w:tcPr>
           <w:p>
             <w:pPr>
@@ -37622,7 +37576,7 @@
         </w:tc>
         <w:tc>
           <w:tcPr>
-            <w:tcW w:w="4819" w:type="dxa"/>
+            <w:tcW w:w="8216" w:type="dxa"/>
           </w:tcPr>
           <w:p>
             <w:pPr>
@@ -37647,7 +37601,7 @@
         <w:tc>
           <w:tcPr>
             <w:cnfStyle w:val="001000000000" w:firstRow="0" w:lastRow="0" w:firstColumn="1" w:lastColumn="0" w:oddVBand="0" w:evenVBand="0" w:oddHBand="0" w:evenHBand="0" w:firstRowFirstColumn="0" w:firstRowLastColumn="0" w:lastRowFirstColumn="0" w:lastRowLastColumn="0"/>
-            <w:tcW w:w="4819" w:type="dxa"/>
+            <w:tcW w:w="1413" w:type="dxa"/>
           </w:tcPr>
           <w:p>
             <w:pPr>
@@ -37664,7 +37618,7 @@
         </w:tc>
         <w:tc>
           <w:tcPr>
-            <w:tcW w:w="4819" w:type="dxa"/>
+            <w:tcW w:w="8216" w:type="dxa"/>
           </w:tcPr>
           <w:p>
             <w:pPr>
@@ -37688,7 +37642,7 @@
         <w:tc>
           <w:tcPr>
             <w:cnfStyle w:val="001000000000" w:firstRow="0" w:lastRow="0" w:firstColumn="1" w:lastColumn="0" w:oddVBand="0" w:evenVBand="0" w:oddHBand="0" w:evenHBand="0" w:firstRowFirstColumn="0" w:firstRowLastColumn="0" w:lastRowFirstColumn="0" w:lastRowLastColumn="0"/>
-            <w:tcW w:w="4819" w:type="dxa"/>
+            <w:tcW w:w="1413" w:type="dxa"/>
           </w:tcPr>
           <w:p>
             <w:pPr>
@@ -37705,7 +37659,7 @@
         </w:tc>
         <w:tc>
           <w:tcPr>
-            <w:tcW w:w="4819" w:type="dxa"/>
+            <w:tcW w:w="8216" w:type="dxa"/>
           </w:tcPr>
           <w:p>
             <w:pPr>
@@ -37730,7 +37684,7 @@
         <w:tc>
           <w:tcPr>
             <w:cnfStyle w:val="001000000000" w:firstRow="0" w:lastRow="0" w:firstColumn="1" w:lastColumn="0" w:oddVBand="0" w:evenVBand="0" w:oddHBand="0" w:evenHBand="0" w:firstRowFirstColumn="0" w:firstRowLastColumn="0" w:lastRowFirstColumn="0" w:lastRowLastColumn="0"/>
-            <w:tcW w:w="4819" w:type="dxa"/>
+            <w:tcW w:w="1413" w:type="dxa"/>
           </w:tcPr>
           <w:p>
             <w:pPr>
@@ -37747,7 +37701,7 @@
         </w:tc>
         <w:tc>
           <w:tcPr>
-            <w:tcW w:w="4819" w:type="dxa"/>
+            <w:tcW w:w="8216" w:type="dxa"/>
           </w:tcPr>
           <w:p>
             <w:pPr>
@@ -37771,7 +37725,7 @@
         <w:tc>
           <w:tcPr>
             <w:cnfStyle w:val="001000000000" w:firstRow="0" w:lastRow="0" w:firstColumn="1" w:lastColumn="0" w:oddVBand="0" w:evenVBand="0" w:oddHBand="0" w:evenHBand="0" w:firstRowFirstColumn="0" w:firstRowLastColumn="0" w:lastRowFirstColumn="0" w:lastRowLastColumn="0"/>
-            <w:tcW w:w="4819" w:type="dxa"/>
+            <w:tcW w:w="1413" w:type="dxa"/>
           </w:tcPr>
           <w:p>
             <w:pPr>
@@ -37788,7 +37742,7 @@
         </w:tc>
         <w:tc>
           <w:tcPr>
-            <w:tcW w:w="4819" w:type="dxa"/>
+            <w:tcW w:w="8216" w:type="dxa"/>
           </w:tcPr>
           <w:p>
             <w:pPr>
@@ -37813,7 +37767,7 @@
         <w:tc>
           <w:tcPr>
             <w:cnfStyle w:val="001000000000" w:firstRow="0" w:lastRow="0" w:firstColumn="1" w:lastColumn="0" w:oddVBand="0" w:evenVBand="0" w:oddHBand="0" w:evenHBand="0" w:firstRowFirstColumn="0" w:firstRowLastColumn="0" w:lastRowFirstColumn="0" w:lastRowLastColumn="0"/>
-            <w:tcW w:w="4819" w:type="dxa"/>
+            <w:tcW w:w="1413" w:type="dxa"/>
           </w:tcPr>
           <w:p>
             <w:pPr>
@@ -37831,7 +37785,7 @@
         </w:tc>
         <w:tc>
           <w:tcPr>
-            <w:tcW w:w="4819" w:type="dxa"/>
+            <w:tcW w:w="8216" w:type="dxa"/>
           </w:tcPr>
           <w:p>
             <w:pPr>
@@ -37855,7 +37809,7 @@
         <w:tc>
           <w:tcPr>
             <w:cnfStyle w:val="001000000000" w:firstRow="0" w:lastRow="0" w:firstColumn="1" w:lastColumn="0" w:oddVBand="0" w:evenVBand="0" w:oddHBand="0" w:evenHBand="0" w:firstRowFirstColumn="0" w:firstRowLastColumn="0" w:lastRowFirstColumn="0" w:lastRowLastColumn="0"/>
-            <w:tcW w:w="4819" w:type="dxa"/>
+            <w:tcW w:w="1413" w:type="dxa"/>
           </w:tcPr>
           <w:p>
             <w:pPr>
@@ -37872,7 +37826,7 @@
         </w:tc>
         <w:tc>
           <w:tcPr>
-            <w:tcW w:w="4819" w:type="dxa"/>
+            <w:tcW w:w="8216" w:type="dxa"/>
           </w:tcPr>
           <w:p>
             <w:pPr>
@@ -37897,7 +37851,7 @@
         <w:tc>
           <w:tcPr>
             <w:cnfStyle w:val="001000000000" w:firstRow="0" w:lastRow="0" w:firstColumn="1" w:lastColumn="0" w:oddVBand="0" w:evenVBand="0" w:oddHBand="0" w:evenHBand="0" w:firstRowFirstColumn="0" w:firstRowLastColumn="0" w:lastRowFirstColumn="0" w:lastRowLastColumn="0"/>
-            <w:tcW w:w="4819" w:type="dxa"/>
+            <w:tcW w:w="1413" w:type="dxa"/>
           </w:tcPr>
           <w:p>
             <w:pPr>
@@ -37914,7 +37868,7 @@
         </w:tc>
         <w:tc>
           <w:tcPr>
-            <w:tcW w:w="4819" w:type="dxa"/>
+            <w:tcW w:w="8216" w:type="dxa"/>
           </w:tcPr>
           <w:p>
             <w:pPr>
@@ -37938,7 +37892,7 @@
         <w:tc>
           <w:tcPr>
             <w:cnfStyle w:val="001000000000" w:firstRow="0" w:lastRow="0" w:firstColumn="1" w:lastColumn="0" w:oddVBand="0" w:evenVBand="0" w:oddHBand="0" w:evenHBand="0" w:firstRowFirstColumn="0" w:firstRowLastColumn="0" w:lastRowFirstColumn="0" w:lastRowLastColumn="0"/>
-            <w:tcW w:w="4819" w:type="dxa"/>
+            <w:tcW w:w="1413" w:type="dxa"/>
           </w:tcPr>
           <w:p>
             <w:pPr>
@@ -37955,7 +37909,7 @@
         </w:tc>
         <w:tc>
           <w:tcPr>
-            <w:tcW w:w="4819" w:type="dxa"/>
+            <w:tcW w:w="8216" w:type="dxa"/>
           </w:tcPr>
           <w:p>
             <w:pPr>
@@ -37980,7 +37934,7 @@
         <w:tc>
           <w:tcPr>
             <w:cnfStyle w:val="001000000000" w:firstRow="0" w:lastRow="0" w:firstColumn="1" w:lastColumn="0" w:oddVBand="0" w:evenVBand="0" w:oddHBand="0" w:evenHBand="0" w:firstRowFirstColumn="0" w:firstRowLastColumn="0" w:lastRowFirstColumn="0" w:lastRowLastColumn="0"/>
-            <w:tcW w:w="4819" w:type="dxa"/>
+            <w:tcW w:w="1413" w:type="dxa"/>
           </w:tcPr>
           <w:p>
             <w:pPr>
@@ -37997,7 +37951,7 @@
         </w:tc>
         <w:tc>
           <w:tcPr>
-            <w:tcW w:w="4819" w:type="dxa"/>
+            <w:tcW w:w="8216" w:type="dxa"/>
           </w:tcPr>
           <w:p>
             <w:pPr>
@@ -38021,7 +37975,7 @@
         <w:tc>
           <w:tcPr>
             <w:cnfStyle w:val="001000000000" w:firstRow="0" w:lastRow="0" w:firstColumn="1" w:lastColumn="0" w:oddVBand="0" w:evenVBand="0" w:oddHBand="0" w:evenHBand="0" w:firstRowFirstColumn="0" w:firstRowLastColumn="0" w:lastRowFirstColumn="0" w:lastRowLastColumn="0"/>
-            <w:tcW w:w="4819" w:type="dxa"/>
+            <w:tcW w:w="1413" w:type="dxa"/>
           </w:tcPr>
           <w:p>
             <w:pPr>
@@ -38038,7 +37992,7 @@
         </w:tc>
         <w:tc>
           <w:tcPr>
-            <w:tcW w:w="4819" w:type="dxa"/>
+            <w:tcW w:w="8216" w:type="dxa"/>
           </w:tcPr>
           <w:p>
             <w:pPr>
@@ -38063,7 +38017,7 @@
         <w:tc>
           <w:tcPr>
             <w:cnfStyle w:val="001000000000" w:firstRow="0" w:lastRow="0" w:firstColumn="1" w:lastColumn="0" w:oddVBand="0" w:evenVBand="0" w:oddHBand="0" w:evenHBand="0" w:firstRowFirstColumn="0" w:firstRowLastColumn="0" w:lastRowFirstColumn="0" w:lastRowLastColumn="0"/>
-            <w:tcW w:w="4819" w:type="dxa"/>
+            <w:tcW w:w="1413" w:type="dxa"/>
           </w:tcPr>
           <w:p>
             <w:pPr>
@@ -38080,7 +38034,7 @@
         </w:tc>
         <w:tc>
           <w:tcPr>
-            <w:tcW w:w="4819" w:type="dxa"/>
+            <w:tcW w:w="8216" w:type="dxa"/>
           </w:tcPr>
           <w:p>
             <w:pPr>
@@ -38104,7 +38058,7 @@
         <w:tc>
           <w:tcPr>
             <w:cnfStyle w:val="001000000000" w:firstRow="0" w:lastRow="0" w:firstColumn="1" w:lastColumn="0" w:oddVBand="0" w:evenVBand="0" w:oddHBand="0" w:evenHBand="0" w:firstRowFirstColumn="0" w:firstRowLastColumn="0" w:lastRowFirstColumn="0" w:lastRowLastColumn="0"/>
-            <w:tcW w:w="4819" w:type="dxa"/>
+            <w:tcW w:w="1413" w:type="dxa"/>
           </w:tcPr>
           <w:p>
             <w:pPr>
@@ -38121,7 +38075,7 @@
         </w:tc>
         <w:tc>
           <w:tcPr>
-            <w:tcW w:w="4819" w:type="dxa"/>
+            <w:tcW w:w="8216" w:type="dxa"/>
           </w:tcPr>
           <w:p>
             <w:pPr>
@@ -38146,7 +38100,7 @@
         <w:tc>
           <w:tcPr>
             <w:cnfStyle w:val="001000000000" w:firstRow="0" w:lastRow="0" w:firstColumn="1" w:lastColumn="0" w:oddVBand="0" w:evenVBand="0" w:oddHBand="0" w:evenHBand="0" w:firstRowFirstColumn="0" w:firstRowLastColumn="0" w:lastRowFirstColumn="0" w:lastRowLastColumn="0"/>
-            <w:tcW w:w="4819" w:type="dxa"/>
+            <w:tcW w:w="1413" w:type="dxa"/>
           </w:tcPr>
           <w:p>
             <w:pPr>
@@ -38163,7 +38117,7 @@
         </w:tc>
         <w:tc>
           <w:tcPr>
-            <w:tcW w:w="4819" w:type="dxa"/>
+            <w:tcW w:w="8216" w:type="dxa"/>
           </w:tcPr>
           <w:p>
             <w:pPr>
@@ -38187,7 +38141,7 @@
         <w:tc>
           <w:tcPr>
             <w:cnfStyle w:val="001000000000" w:firstRow="0" w:lastRow="0" w:firstColumn="1" w:lastColumn="0" w:oddVBand="0" w:evenVBand="0" w:oddHBand="0" w:evenHBand="0" w:firstRowFirstColumn="0" w:firstRowLastColumn="0" w:lastRowFirstColumn="0" w:lastRowLastColumn="0"/>
-            <w:tcW w:w="4819" w:type="dxa"/>
+            <w:tcW w:w="1413" w:type="dxa"/>
           </w:tcPr>
           <w:p>
             <w:pPr>
@@ -38204,7 +38158,7 @@
         </w:tc>
         <w:tc>
           <w:tcPr>
-            <w:tcW w:w="4819" w:type="dxa"/>
+            <w:tcW w:w="8216" w:type="dxa"/>
           </w:tcPr>
           <w:p>
             <w:pPr>
@@ -38229,7 +38183,7 @@
         <w:tc>
           <w:tcPr>
             <w:cnfStyle w:val="001000000000" w:firstRow="0" w:lastRow="0" w:firstColumn="1" w:lastColumn="0" w:oddVBand="0" w:evenVBand="0" w:oddHBand="0" w:evenHBand="0" w:firstRowFirstColumn="0" w:firstRowLastColumn="0" w:lastRowFirstColumn="0" w:lastRowLastColumn="0"/>
-            <w:tcW w:w="4819" w:type="dxa"/>
+            <w:tcW w:w="1413" w:type="dxa"/>
           </w:tcPr>
           <w:p>
             <w:pPr>
@@ -38246,7 +38200,7 @@
         </w:tc>
         <w:tc>
           <w:tcPr>
-            <w:tcW w:w="4819" w:type="dxa"/>
+            <w:tcW w:w="8216" w:type="dxa"/>
           </w:tcPr>
           <w:p>
             <w:pPr>
@@ -38270,7 +38224,7 @@
         <w:tc>
           <w:tcPr>
             <w:cnfStyle w:val="001000000000" w:firstRow="0" w:lastRow="0" w:firstColumn="1" w:lastColumn="0" w:oddVBand="0" w:evenVBand="0" w:oddHBand="0" w:evenHBand="0" w:firstRowFirstColumn="0" w:firstRowLastColumn="0" w:lastRowFirstColumn="0" w:lastRowLastColumn="0"/>
-            <w:tcW w:w="4819" w:type="dxa"/>
+            <w:tcW w:w="1413" w:type="dxa"/>
           </w:tcPr>
           <w:p>
             <w:pPr>
@@ -38287,7 +38241,7 @@
         </w:tc>
         <w:tc>
           <w:tcPr>
-            <w:tcW w:w="4819" w:type="dxa"/>
+            <w:tcW w:w="8216" w:type="dxa"/>
           </w:tcPr>
           <w:p>
             <w:pPr>
@@ -38312,7 +38266,7 @@
         <w:tc>
           <w:tcPr>
             <w:cnfStyle w:val="001000000000" w:firstRow="0" w:lastRow="0" w:firstColumn="1" w:lastColumn="0" w:oddVBand="0" w:evenVBand="0" w:oddHBand="0" w:evenHBand="0" w:firstRowFirstColumn="0" w:firstRowLastColumn="0" w:lastRowFirstColumn="0" w:lastRowLastColumn="0"/>
-            <w:tcW w:w="4819" w:type="dxa"/>
+            <w:tcW w:w="1413" w:type="dxa"/>
           </w:tcPr>
           <w:p>
             <w:pPr>
@@ -38329,7 +38283,7 @@
         </w:tc>
         <w:tc>
           <w:tcPr>
-            <w:tcW w:w="4819" w:type="dxa"/>
+            <w:tcW w:w="8216" w:type="dxa"/>
           </w:tcPr>
           <w:p>
             <w:pPr>
@@ -38353,7 +38307,7 @@
         <w:tc>
           <w:tcPr>
             <w:cnfStyle w:val="001000000000" w:firstRow="0" w:lastRow="0" w:firstColumn="1" w:lastColumn="0" w:oddVBand="0" w:evenVBand="0" w:oddHBand="0" w:evenHBand="0" w:firstRowFirstColumn="0" w:firstRowLastColumn="0" w:lastRowFirstColumn="0" w:lastRowLastColumn="0"/>
-            <w:tcW w:w="4819" w:type="dxa"/>
+            <w:tcW w:w="1413" w:type="dxa"/>
           </w:tcPr>
           <w:p>
             <w:pPr>
@@ -38370,7 +38324,7 @@
         </w:tc>
         <w:tc>
           <w:tcPr>
-            <w:tcW w:w="4819" w:type="dxa"/>
+            <w:tcW w:w="8216" w:type="dxa"/>
           </w:tcPr>
           <w:p>
             <w:pPr>
@@ -38395,7 +38349,7 @@
         <w:tc>
           <w:tcPr>
             <w:cnfStyle w:val="001000000000" w:firstRow="0" w:lastRow="0" w:firstColumn="1" w:lastColumn="0" w:oddVBand="0" w:evenVBand="0" w:oddHBand="0" w:evenHBand="0" w:firstRowFirstColumn="0" w:firstRowLastColumn="0" w:lastRowFirstColumn="0" w:lastRowLastColumn="0"/>
-            <w:tcW w:w="4819" w:type="dxa"/>
+            <w:tcW w:w="1413" w:type="dxa"/>
           </w:tcPr>
           <w:p>
             <w:pPr>
@@ -38412,7 +38366,7 @@
         </w:tc>
         <w:tc>
           <w:tcPr>
-            <w:tcW w:w="4819" w:type="dxa"/>
+            <w:tcW w:w="8216" w:type="dxa"/>
           </w:tcPr>
           <w:p>
             <w:pPr>
@@ -38436,7 +38390,7 @@
         <w:tc>
           <w:tcPr>
             <w:cnfStyle w:val="001000000000" w:firstRow="0" w:lastRow="0" w:firstColumn="1" w:lastColumn="0" w:oddVBand="0" w:evenVBand="0" w:oddHBand="0" w:evenHBand="0" w:firstRowFirstColumn="0" w:firstRowLastColumn="0" w:lastRowFirstColumn="0" w:lastRowLastColumn="0"/>
-            <w:tcW w:w="4819" w:type="dxa"/>
+            <w:tcW w:w="1413" w:type="dxa"/>
           </w:tcPr>
           <w:p>
             <w:pPr>
@@ -38453,7 +38407,7 @@
         </w:tc>
         <w:tc>
           <w:tcPr>
-            <w:tcW w:w="4819" w:type="dxa"/>
+            <w:tcW w:w="8216" w:type="dxa"/>
           </w:tcPr>
           <w:p>
             <w:pPr>
@@ -38478,7 +38432,7 @@
         <w:tc>
           <w:tcPr>
             <w:cnfStyle w:val="001000000000" w:firstRow="0" w:lastRow="0" w:firstColumn="1" w:lastColumn="0" w:oddVBand="0" w:evenVBand="0" w:oddHBand="0" w:evenHBand="0" w:firstRowFirstColumn="0" w:firstRowLastColumn="0" w:lastRowFirstColumn="0" w:lastRowLastColumn="0"/>
-            <w:tcW w:w="4819" w:type="dxa"/>
+            <w:tcW w:w="1413" w:type="dxa"/>
           </w:tcPr>
           <w:p>
             <w:pPr>
@@ -38495,7 +38449,7 @@
         </w:tc>
         <w:tc>
           <w:tcPr>
-            <w:tcW w:w="4819" w:type="dxa"/>
+            <w:tcW w:w="8216" w:type="dxa"/>
           </w:tcPr>
           <w:p>
             <w:pPr>
@@ -38519,7 +38473,7 @@
         <w:tc>
           <w:tcPr>
             <w:cnfStyle w:val="001000000000" w:firstRow="0" w:lastRow="0" w:firstColumn="1" w:lastColumn="0" w:oddVBand="0" w:evenVBand="0" w:oddHBand="0" w:evenHBand="0" w:firstRowFirstColumn="0" w:firstRowLastColumn="0" w:lastRowFirstColumn="0" w:lastRowLastColumn="0"/>
-            <w:tcW w:w="4819" w:type="dxa"/>
+            <w:tcW w:w="1413" w:type="dxa"/>
           </w:tcPr>
           <w:p>
             <w:pPr>
@@ -38536,7 +38490,7 @@
         </w:tc>
         <w:tc>
           <w:tcPr>
-            <w:tcW w:w="4819" w:type="dxa"/>
+            <w:tcW w:w="8216" w:type="dxa"/>
           </w:tcPr>
           <w:p>
             <w:pPr>
@@ -38561,7 +38515,7 @@
         <w:tc>
           <w:tcPr>
             <w:cnfStyle w:val="001000000000" w:firstRow="0" w:lastRow="0" w:firstColumn="1" w:lastColumn="0" w:oddVBand="0" w:evenVBand="0" w:oddHBand="0" w:evenHBand="0" w:firstRowFirstColumn="0" w:firstRowLastColumn="0" w:lastRowFirstColumn="0" w:lastRowLastColumn="0"/>
-            <w:tcW w:w="4819" w:type="dxa"/>
+            <w:tcW w:w="1413" w:type="dxa"/>
           </w:tcPr>
           <w:p>
             <w:pPr>
@@ -38578,7 +38532,7 @@
         </w:tc>
         <w:tc>
           <w:tcPr>
-            <w:tcW w:w="4819" w:type="dxa"/>
+            <w:tcW w:w="8216" w:type="dxa"/>
           </w:tcPr>
           <w:p>
             <w:pPr>
@@ -45065,6 +45019,7 @@
     <w:rsidRoot w:val="00D90E56"/>
     <w:rsid w:val="00017B1B"/>
     <w:rsid w:val="008B7104"/>
+    <w:rsid w:val="00B36468"/>
     <w:rsid w:val="00CE17F9"/>
     <w:rsid w:val="00D90E56"/>
     <w:rsid w:val="00E3450A"/>
@@ -45591,12 +45546,6 @@
   <w:style w:type="paragraph" w:customStyle="1" w:styleId="B46B998944B84413993DFA59C6DE990A">
     <w:name w:val="B46B998944B84413993DFA59C6DE990A"/>
   </w:style>
-  <w:style w:type="paragraph" w:customStyle="1" w:styleId="13C43C4CB6574F81841518C56A08CBB1">
-    <w:name w:val="13C43C4CB6574F81841518C56A08CBB1"/>
-  </w:style>
-  <w:style w:type="paragraph" w:customStyle="1" w:styleId="97BB6178012147528BD0822AEB6743F2">
-    <w:name w:val="97BB6178012147528BD0822AEB6743F2"/>
-  </w:style>
 </w:styles>
 </file>
 
@@ -46006,23 +45955,6 @@
 </file>
 
 <file path=customXml/item3.xml><?xml version="1.0" encoding="utf-8"?>
-<?mso-contentType ?>
-<FormTemplates xmlns="http://schemas.microsoft.com/sharepoint/v3/contenttype/forms">
-  <Display>DocumentLibraryForm</Display>
-  <Edit>DocumentLibraryForm</Edit>
-  <New>DocumentLibraryForm</New>
-</FormTemplates>
-</file>
-
-<file path=customXml/item4.xml><?xml version="1.0" encoding="utf-8"?>
-<p:properties xmlns:p="http://schemas.microsoft.com/office/2006/metadata/properties" xmlns:xsi="http://www.w3.org/2001/XMLSchema-instance" xmlns:pc="http://schemas.microsoft.com/office/infopath/2007/PartnerControls">
-  <documentManagement>
-    <_Flow_SignoffStatus xmlns="0ab3264d-5886-43b1-abfd-01392ef2d32d" xsi:nil="true"/>
-  </documentManagement>
-</p:properties>
-</file>
-
-<file path=customXml/item5.xml><?xml version="1.0" encoding="utf-8"?>
 <b:Sources xmlns:b="http://schemas.openxmlformats.org/officeDocument/2006/bibliography" xmlns="http://schemas.openxmlformats.org/officeDocument/2006/bibliography" SelectedStyle="\IEEE2006OfficeOnline.xsl" StyleName="IEEE" Version="2006">
   <b:Source>
     <b:Tag>Mag21</b:Tag>
@@ -46043,6 +45975,23 @@
     <b:RefOrder>1</b:RefOrder>
   </b:Source>
 </b:Sources>
+</file>
+
+<file path=customXml/item4.xml><?xml version="1.0" encoding="utf-8"?>
+<p:properties xmlns:p="http://schemas.microsoft.com/office/2006/metadata/properties" xmlns:xsi="http://www.w3.org/2001/XMLSchema-instance" xmlns:pc="http://schemas.microsoft.com/office/infopath/2007/PartnerControls">
+  <documentManagement>
+    <_Flow_SignoffStatus xmlns="0ab3264d-5886-43b1-abfd-01392ef2d32d" xsi:nil="true"/>
+  </documentManagement>
+</p:properties>
+</file>
+
+<file path=customXml/item5.xml><?xml version="1.0" encoding="utf-8"?>
+<?mso-contentType ?>
+<FormTemplates xmlns="http://schemas.microsoft.com/sharepoint/v3/contenttype/forms">
+  <Display>DocumentLibraryForm</Display>
+  <Edit>DocumentLibraryForm</Edit>
+  <New>DocumentLibraryForm</New>
+</FormTemplates>
 </file>
 
 <file path=customXml/itemProps1.xml><?xml version="1.0" encoding="utf-8"?>
@@ -46072,9 +46021,9 @@
 </file>
 
 <file path=customXml/itemProps3.xml><?xml version="1.0" encoding="utf-8"?>
-<ds:datastoreItem xmlns:ds="http://schemas.openxmlformats.org/officeDocument/2006/customXml" ds:itemID="{2F258DB5-F4AE-4037-BF6C-3708E56CF3CE}">
+<ds:datastoreItem xmlns:ds="http://schemas.openxmlformats.org/officeDocument/2006/customXml" ds:itemID="{350A07FD-E82A-4F92-AEBC-BC9F9F4265A2}">
   <ds:schemaRefs>
-    <ds:schemaRef ds:uri="http://schemas.microsoft.com/sharepoint/v3/contenttype/forms"/>
+    <ds:schemaRef ds:uri="http://schemas.openxmlformats.org/officeDocument/2006/bibliography"/>
   </ds:schemaRefs>
 </ds:datastoreItem>
 </file>
@@ -46090,9 +46039,9 @@
 </file>
 
 <file path=customXml/itemProps5.xml><?xml version="1.0" encoding="utf-8"?>
-<ds:datastoreItem xmlns:ds="http://schemas.openxmlformats.org/officeDocument/2006/customXml" ds:itemID="{350A07FD-E82A-4F92-AEBC-BC9F9F4265A2}">
+<ds:datastoreItem xmlns:ds="http://schemas.openxmlformats.org/officeDocument/2006/customXml" ds:itemID="{2F258DB5-F4AE-4037-BF6C-3708E56CF3CE}">
   <ds:schemaRefs>
-    <ds:schemaRef ds:uri="http://schemas.openxmlformats.org/officeDocument/2006/bibliography"/>
+    <ds:schemaRef ds:uri="http://schemas.microsoft.com/sharepoint/v3/contenttype/forms"/>
   </ds:schemaRefs>
 </ds:datastoreItem>
 </file>
--- a/Vision_Series_Production_Test_Plan.docx
+++ b/Vision_Series_Production_Test_Plan.docx
@@ -38,7 +38,7 @@
               </w:numPr>
               <w:ind w:left="576"/>
             </w:pPr>
-            <w:bookmarkStart w:id="0" w:name="_Toc228189500"/>
+            <w:bookmarkStart w:id="0" w:name="_Toc228189573"/>
             <w:r>
               <w:rPr>
                 <w:noProof/>
@@ -440,9 +440,8 @@
                   <w:placeholder>
                     <w:docPart w:val="0E1C8533573D4E8490231EBDDC97E253"/>
                   </w:placeholder>
-                  <w:showingPlcHdr/>
                   <w:dataBinding w:prefixMappings="xmlns:ns0='http://schemas.microsoft.com/office/2006/coverPageProps' " w:xpath="/ns0:CoverPageProperties[1]/ns0:PublishDate[1]" w:storeItemID="{55AF091B-3C7A-41E3-B477-F2FDAA23CFDA}"/>
-                  <w:date w:fullDate="2021-09-28T00:00:00Z">
+                  <w:date w:fullDate="2026-04-28T00:00:00Z">
                     <w:dateFormat w:val="yyyy-MM-dd"/>
                     <w:lid w:val="nl-BE"/>
                     <w:storeMappedDataAs w:val="dateTime"/>
@@ -460,10 +459,9 @@
                       </w:pPr>
                       <w:r>
                         <w:rPr>
-                          <w:rStyle w:val="PlaceholderText"/>
-                          <w:color w:val="auto"/>
+                          <w:lang w:val="nl-BE"/>
                         </w:rPr>
-                        <w:t>2026-04-24</w:t>
+                        <w:t>2026-04-28</w:t>
                       </w:r>
                     </w:p>
                   </w:tc>
@@ -559,7 +557,7 @@
     <w:p/>
     <w:p/>
     <w:p/>
-    <w:bookmarkStart w:id="1" w:name="_Toc228189501" w:displacedByCustomXml="next"/>
+    <w:bookmarkStart w:id="1" w:name="_Toc228189574" w:displacedByCustomXml="next"/>
     <w:sdt>
       <w:sdtPr>
         <w:rPr>
@@ -617,7 +615,7 @@
           <w:r>
             <w:fldChar w:fldCharType="separate"/>
           </w:r>
-          <w:hyperlink w:anchor="_Toc228189500" w:history="1">
+          <w:hyperlink w:anchor="_Toc228189573" w:history="1">
             <w:r>
               <w:rPr>
                 <w:noProof/>
@@ -637,7 +635,7 @@
                 <w:noProof/>
                 <w:webHidden/>
               </w:rPr>
-              <w:instrText xml:space="preserve"> PAGEREF _Toc228189500 \h </w:instrText>
+              <w:instrText xml:space="preserve"> PAGEREF _Toc228189573 \h </w:instrText>
             </w:r>
             <w:r>
               <w:rPr>
@@ -684,7 +682,7 @@
               <w14:ligatures w14:val="standardContextual"/>
             </w:rPr>
           </w:pPr>
-          <w:hyperlink w:anchor="_Toc228189501" w:history="1">
+          <w:hyperlink w:anchor="_Toc228189574" w:history="1">
             <w:r>
               <w:rPr>
                 <w:rStyle w:val="Hyperlink"/>
@@ -711,7 +709,7 @@
                 <w:noProof/>
                 <w:webHidden/>
               </w:rPr>
-              <w:instrText xml:space="preserve"> PAGEREF _Toc228189501 \h </w:instrText>
+              <w:instrText xml:space="preserve"> PAGEREF _Toc228189574 \h </w:instrText>
             </w:r>
             <w:r>
               <w:rPr>
@@ -758,7 +756,7 @@
               <w14:ligatures w14:val="standardContextual"/>
             </w:rPr>
           </w:pPr>
-          <w:hyperlink w:anchor="_Toc228189502" w:history="1">
+          <w:hyperlink w:anchor="_Toc228189575" w:history="1">
             <w:r>
               <w:rPr>
                 <w:rStyle w:val="Hyperlink"/>
@@ -785,7 +783,7 @@
                 <w:noProof/>
                 <w:webHidden/>
               </w:rPr>
-              <w:instrText xml:space="preserve"> PAGEREF _Toc228189502 \h </w:instrText>
+              <w:instrText xml:space="preserve"> PAGEREF _Toc228189575 \h </w:instrText>
             </w:r>
             <w:r>
               <w:rPr>
@@ -832,7 +830,7 @@
               <w14:ligatures w14:val="standardContextual"/>
             </w:rPr>
           </w:pPr>
-          <w:hyperlink w:anchor="_Toc228189503" w:history="1">
+          <w:hyperlink w:anchor="_Toc228189576" w:history="1">
             <w:r>
               <w:rPr>
                 <w:rStyle w:val="Hyperlink"/>
@@ -859,7 +857,7 @@
                 <w:noProof/>
                 <w:webHidden/>
               </w:rPr>
-              <w:instrText xml:space="preserve"> PAGEREF _Toc228189503 \h </w:instrText>
+              <w:instrText xml:space="preserve"> PAGEREF _Toc228189576 \h </w:instrText>
             </w:r>
             <w:r>
               <w:rPr>
@@ -907,7 +905,7 @@
               <w14:ligatures w14:val="standardContextual"/>
             </w:rPr>
           </w:pPr>
-          <w:hyperlink w:anchor="_Toc228189504" w:history="1">
+          <w:hyperlink w:anchor="_Toc228189577" w:history="1">
             <w:r>
               <w:rPr>
                 <w:rStyle w:val="Hyperlink"/>
@@ -954,7 +952,7 @@
                 <w:noProof/>
                 <w:webHidden/>
               </w:rPr>
-              <w:instrText xml:space="preserve"> PAGEREF _Toc228189504 \h </w:instrText>
+              <w:instrText xml:space="preserve"> PAGEREF _Toc228189577 \h </w:instrText>
             </w:r>
             <w:r>
               <w:rPr>
@@ -1002,7 +1000,7 @@
               <w14:ligatures w14:val="standardContextual"/>
             </w:rPr>
           </w:pPr>
-          <w:hyperlink w:anchor="_Toc228189505" w:history="1">
+          <w:hyperlink w:anchor="_Toc228189578" w:history="1">
             <w:r>
               <w:rPr>
                 <w:rStyle w:val="Hyperlink"/>
@@ -1049,7 +1047,7 @@
                 <w:noProof/>
                 <w:webHidden/>
               </w:rPr>
-              <w:instrText xml:space="preserve"> PAGEREF _Toc228189505 \h </w:instrText>
+              <w:instrText xml:space="preserve"> PAGEREF _Toc228189578 \h </w:instrText>
             </w:r>
             <w:r>
               <w:rPr>
@@ -1097,7 +1095,7 @@
               <w14:ligatures w14:val="standardContextual"/>
             </w:rPr>
           </w:pPr>
-          <w:hyperlink w:anchor="_Toc228189506" w:history="1">
+          <w:hyperlink w:anchor="_Toc228189579" w:history="1">
             <w:r>
               <w:rPr>
                 <w:rStyle w:val="Hyperlink"/>
@@ -1144,7 +1142,7 @@
                 <w:noProof/>
                 <w:webHidden/>
               </w:rPr>
-              <w:instrText xml:space="preserve"> PAGEREF _Toc228189506 \h </w:instrText>
+              <w:instrText xml:space="preserve"> PAGEREF _Toc228189579 \h </w:instrText>
             </w:r>
             <w:r>
               <w:rPr>
@@ -1192,7 +1190,7 @@
               <w14:ligatures w14:val="standardContextual"/>
             </w:rPr>
           </w:pPr>
-          <w:hyperlink w:anchor="_Toc228189507" w:history="1">
+          <w:hyperlink w:anchor="_Toc228189580" w:history="1">
             <w:r>
               <w:rPr>
                 <w:rStyle w:val="Hyperlink"/>
@@ -1238,7 +1236,7 @@
                 <w:noProof/>
                 <w:webHidden/>
               </w:rPr>
-              <w:instrText xml:space="preserve"> PAGEREF _Toc228189507 \h </w:instrText>
+              <w:instrText xml:space="preserve"> PAGEREF _Toc228189580 \h </w:instrText>
             </w:r>
             <w:r>
               <w:rPr>
@@ -1286,7 +1284,7 @@
               <w14:ligatures w14:val="standardContextual"/>
             </w:rPr>
           </w:pPr>
-          <w:hyperlink w:anchor="_Toc228189508" w:history="1">
+          <w:hyperlink w:anchor="_Toc228189581" w:history="1">
             <w:r>
               <w:rPr>
                 <w:rStyle w:val="Hyperlink"/>
@@ -1332,7 +1330,7 @@
                 <w:noProof/>
                 <w:webHidden/>
               </w:rPr>
-              <w:instrText xml:space="preserve"> PAGEREF _Toc228189508 \h </w:instrText>
+              <w:instrText xml:space="preserve"> PAGEREF _Toc228189581 \h </w:instrText>
             </w:r>
             <w:r>
               <w:rPr>
@@ -1380,7 +1378,7 @@
               <w14:ligatures w14:val="standardContextual"/>
             </w:rPr>
           </w:pPr>
-          <w:hyperlink w:anchor="_Toc228189509" w:history="1">
+          <w:hyperlink w:anchor="_Toc228189582" w:history="1">
             <w:r>
               <w:rPr>
                 <w:rStyle w:val="Hyperlink"/>
@@ -1426,7 +1424,7 @@
                 <w:noProof/>
                 <w:webHidden/>
               </w:rPr>
-              <w:instrText xml:space="preserve"> PAGEREF _Toc228189509 \h </w:instrText>
+              <w:instrText xml:space="preserve"> PAGEREF _Toc228189582 \h </w:instrText>
             </w:r>
             <w:r>
               <w:rPr>
@@ -1474,7 +1472,7 @@
               <w14:ligatures w14:val="standardContextual"/>
             </w:rPr>
           </w:pPr>
-          <w:hyperlink w:anchor="_Toc228189510" w:history="1">
+          <w:hyperlink w:anchor="_Toc228189583" w:history="1">
             <w:r>
               <w:rPr>
                 <w:rStyle w:val="Hyperlink"/>
@@ -1521,7 +1519,7 @@
                 <w:noProof/>
                 <w:webHidden/>
               </w:rPr>
-              <w:instrText xml:space="preserve"> PAGEREF _Toc228189510 \h </w:instrText>
+              <w:instrText xml:space="preserve"> PAGEREF _Toc228189583 \h </w:instrText>
             </w:r>
             <w:r>
               <w:rPr>
@@ -1569,7 +1567,7 @@
               <w14:ligatures w14:val="standardContextual"/>
             </w:rPr>
           </w:pPr>
-          <w:hyperlink w:anchor="_Toc228189511" w:history="1">
+          <w:hyperlink w:anchor="_Toc228189584" w:history="1">
             <w:r>
               <w:rPr>
                 <w:rStyle w:val="Hyperlink"/>
@@ -1615,7 +1613,7 @@
                 <w:noProof/>
                 <w:webHidden/>
               </w:rPr>
-              <w:instrText xml:space="preserve"> PAGEREF _Toc228189511 \h </w:instrText>
+              <w:instrText xml:space="preserve"> PAGEREF _Toc228189584 \h </w:instrText>
             </w:r>
             <w:r>
               <w:rPr>
@@ -1663,7 +1661,7 @@
               <w14:ligatures w14:val="standardContextual"/>
             </w:rPr>
           </w:pPr>
-          <w:hyperlink w:anchor="_Toc228189512" w:history="1">
+          <w:hyperlink w:anchor="_Toc228189585" w:history="1">
             <w:r>
               <w:rPr>
                 <w:rStyle w:val="Hyperlink"/>
@@ -1714,7 +1712,7 @@
                 <w:noProof/>
                 <w:webHidden/>
               </w:rPr>
-              <w:instrText xml:space="preserve"> PAGEREF _Toc228189512 \h </w:instrText>
+              <w:instrText xml:space="preserve"> PAGEREF _Toc228189585 \h </w:instrText>
             </w:r>
             <w:r>
               <w:rPr>
@@ -1762,7 +1760,7 @@
               <w14:ligatures w14:val="standardContextual"/>
             </w:rPr>
           </w:pPr>
-          <w:hyperlink w:anchor="_Toc228189513" w:history="1">
+          <w:hyperlink w:anchor="_Toc228189586" w:history="1">
             <w:r>
               <w:rPr>
                 <w:rStyle w:val="Hyperlink"/>
@@ -1811,7 +1809,7 @@
                 <w:noProof/>
                 <w:webHidden/>
               </w:rPr>
-              <w:instrText xml:space="preserve"> PAGEREF _Toc228189513 \h </w:instrText>
+              <w:instrText xml:space="preserve"> PAGEREF _Toc228189586 \h </w:instrText>
             </w:r>
             <w:r>
               <w:rPr>
@@ -1859,7 +1857,7 @@
               <w14:ligatures w14:val="standardContextual"/>
             </w:rPr>
           </w:pPr>
-          <w:hyperlink w:anchor="_Toc228189514" w:history="1">
+          <w:hyperlink w:anchor="_Toc228189587" w:history="1">
             <w:r>
               <w:rPr>
                 <w:rStyle w:val="Hyperlink"/>
@@ -1908,7 +1906,7 @@
                 <w:noProof/>
                 <w:webHidden/>
               </w:rPr>
-              <w:instrText xml:space="preserve"> PAGEREF _Toc228189514 \h </w:instrText>
+              <w:instrText xml:space="preserve"> PAGEREF _Toc228189587 \h </w:instrText>
             </w:r>
             <w:r>
               <w:rPr>
@@ -1956,7 +1954,7 @@
               <w14:ligatures w14:val="standardContextual"/>
             </w:rPr>
           </w:pPr>
-          <w:hyperlink w:anchor="_Toc228189515" w:history="1">
+          <w:hyperlink w:anchor="_Toc228189588" w:history="1">
             <w:r>
               <w:rPr>
                 <w:rStyle w:val="Hyperlink"/>
@@ -2002,7 +2000,7 @@
                 <w:noProof/>
                 <w:webHidden/>
               </w:rPr>
-              <w:instrText xml:space="preserve"> PAGEREF _Toc228189515 \h </w:instrText>
+              <w:instrText xml:space="preserve"> PAGEREF _Toc228189588 \h </w:instrText>
             </w:r>
             <w:r>
               <w:rPr>
@@ -2050,7 +2048,7 @@
               <w14:ligatures w14:val="standardContextual"/>
             </w:rPr>
           </w:pPr>
-          <w:hyperlink w:anchor="_Toc228189516" w:history="1">
+          <w:hyperlink w:anchor="_Toc228189589" w:history="1">
             <w:r>
               <w:rPr>
                 <w:rStyle w:val="Hyperlink"/>
@@ -2099,7 +2097,7 @@
                 <w:noProof/>
                 <w:webHidden/>
               </w:rPr>
-              <w:instrText xml:space="preserve"> PAGEREF _Toc228189516 \h </w:instrText>
+              <w:instrText xml:space="preserve"> PAGEREF _Toc228189589 \h </w:instrText>
             </w:r>
             <w:r>
               <w:rPr>
@@ -2147,7 +2145,7 @@
               <w14:ligatures w14:val="standardContextual"/>
             </w:rPr>
           </w:pPr>
-          <w:hyperlink w:anchor="_Toc228189517" w:history="1">
+          <w:hyperlink w:anchor="_Toc228189590" w:history="1">
             <w:r>
               <w:rPr>
                 <w:rStyle w:val="Hyperlink"/>
@@ -2196,7 +2194,7 @@
                 <w:noProof/>
                 <w:webHidden/>
               </w:rPr>
-              <w:instrText xml:space="preserve"> PAGEREF _Toc228189517 \h </w:instrText>
+              <w:instrText xml:space="preserve"> PAGEREF _Toc228189590 \h </w:instrText>
             </w:r>
             <w:r>
               <w:rPr>
@@ -2244,7 +2242,7 @@
               <w14:ligatures w14:val="standardContextual"/>
             </w:rPr>
           </w:pPr>
-          <w:hyperlink w:anchor="_Toc228189518" w:history="1">
+          <w:hyperlink w:anchor="_Toc228189591" w:history="1">
             <w:r>
               <w:rPr>
                 <w:rStyle w:val="Hyperlink"/>
@@ -2293,7 +2291,7 @@
                 <w:noProof/>
                 <w:webHidden/>
               </w:rPr>
-              <w:instrText xml:space="preserve"> PAGEREF _Toc228189518 \h </w:instrText>
+              <w:instrText xml:space="preserve"> PAGEREF _Toc228189591 \h </w:instrText>
             </w:r>
             <w:r>
               <w:rPr>
@@ -2341,7 +2339,7 @@
               <w14:ligatures w14:val="standardContextual"/>
             </w:rPr>
           </w:pPr>
-          <w:hyperlink w:anchor="_Toc228189519" w:history="1">
+          <w:hyperlink w:anchor="_Toc228189592" w:history="1">
             <w:r>
               <w:rPr>
                 <w:rStyle w:val="Hyperlink"/>
@@ -2390,7 +2388,7 @@
                 <w:noProof/>
                 <w:webHidden/>
               </w:rPr>
-              <w:instrText xml:space="preserve"> PAGEREF _Toc228189519 \h </w:instrText>
+              <w:instrText xml:space="preserve"> PAGEREF _Toc228189592 \h </w:instrText>
             </w:r>
             <w:r>
               <w:rPr>
@@ -2438,7 +2436,7 @@
               <w14:ligatures w14:val="standardContextual"/>
             </w:rPr>
           </w:pPr>
-          <w:hyperlink w:anchor="_Toc228189520" w:history="1">
+          <w:hyperlink w:anchor="_Toc228189593" w:history="1">
             <w:r>
               <w:rPr>
                 <w:rStyle w:val="Hyperlink"/>
@@ -2484,7 +2482,7 @@
                 <w:noProof/>
                 <w:webHidden/>
               </w:rPr>
-              <w:instrText xml:space="preserve"> PAGEREF _Toc228189520 \h </w:instrText>
+              <w:instrText xml:space="preserve"> PAGEREF _Toc228189593 \h </w:instrText>
             </w:r>
             <w:r>
               <w:rPr>
@@ -2532,7 +2530,7 @@
               <w14:ligatures w14:val="standardContextual"/>
             </w:rPr>
           </w:pPr>
-          <w:hyperlink w:anchor="_Toc228189521" w:history="1">
+          <w:hyperlink w:anchor="_Toc228189594" w:history="1">
             <w:r>
               <w:rPr>
                 <w:rStyle w:val="Hyperlink"/>
@@ -2581,7 +2579,7 @@
                 <w:noProof/>
                 <w:webHidden/>
               </w:rPr>
-              <w:instrText xml:space="preserve"> PAGEREF _Toc228189521 \h </w:instrText>
+              <w:instrText xml:space="preserve"> PAGEREF _Toc228189594 \h </w:instrText>
             </w:r>
             <w:r>
               <w:rPr>
@@ -2629,7 +2627,7 @@
               <w14:ligatures w14:val="standardContextual"/>
             </w:rPr>
           </w:pPr>
-          <w:hyperlink w:anchor="_Toc228189522" w:history="1">
+          <w:hyperlink w:anchor="_Toc228189595" w:history="1">
             <w:r>
               <w:rPr>
                 <w:rStyle w:val="Hyperlink"/>
@@ -2678,7 +2676,7 @@
                 <w:noProof/>
                 <w:webHidden/>
               </w:rPr>
-              <w:instrText xml:space="preserve"> PAGEREF _Toc228189522 \h </w:instrText>
+              <w:instrText xml:space="preserve"> PAGEREF _Toc228189595 \h </w:instrText>
             </w:r>
             <w:r>
               <w:rPr>
@@ -2726,7 +2724,7 @@
               <w14:ligatures w14:val="standardContextual"/>
             </w:rPr>
           </w:pPr>
-          <w:hyperlink w:anchor="_Toc228189523" w:history="1">
+          <w:hyperlink w:anchor="_Toc228189596" w:history="1">
             <w:r>
               <w:rPr>
                 <w:rStyle w:val="Hyperlink"/>
@@ -2775,7 +2773,7 @@
                 <w:noProof/>
                 <w:webHidden/>
               </w:rPr>
-              <w:instrText xml:space="preserve"> PAGEREF _Toc228189523 \h </w:instrText>
+              <w:instrText xml:space="preserve"> PAGEREF _Toc228189596 \h </w:instrText>
             </w:r>
             <w:r>
               <w:rPr>
@@ -2823,7 +2821,7 @@
               <w14:ligatures w14:val="standardContextual"/>
             </w:rPr>
           </w:pPr>
-          <w:hyperlink w:anchor="_Toc228189524" w:history="1">
+          <w:hyperlink w:anchor="_Toc228189597" w:history="1">
             <w:r>
               <w:rPr>
                 <w:rStyle w:val="Hyperlink"/>
@@ -2872,7 +2870,7 @@
                 <w:noProof/>
                 <w:webHidden/>
               </w:rPr>
-              <w:instrText xml:space="preserve"> PAGEREF _Toc228189524 \h </w:instrText>
+              <w:instrText xml:space="preserve"> PAGEREF _Toc228189597 \h </w:instrText>
             </w:r>
             <w:r>
               <w:rPr>
@@ -2920,7 +2918,7 @@
               <w14:ligatures w14:val="standardContextual"/>
             </w:rPr>
           </w:pPr>
-          <w:hyperlink w:anchor="_Toc228189525" w:history="1">
+          <w:hyperlink w:anchor="_Toc228189598" w:history="1">
             <w:r>
               <w:rPr>
                 <w:rStyle w:val="Hyperlink"/>
@@ -2967,7 +2965,7 @@
                 <w:noProof/>
                 <w:webHidden/>
               </w:rPr>
-              <w:instrText xml:space="preserve"> PAGEREF _Toc228189525 \h </w:instrText>
+              <w:instrText xml:space="preserve"> PAGEREF _Toc228189598 \h </w:instrText>
             </w:r>
             <w:r>
               <w:rPr>
@@ -3015,7 +3013,7 @@
               <w14:ligatures w14:val="standardContextual"/>
             </w:rPr>
           </w:pPr>
-          <w:hyperlink w:anchor="_Toc228189526" w:history="1">
+          <w:hyperlink w:anchor="_Toc228189599" w:history="1">
             <w:r>
               <w:rPr>
                 <w:rStyle w:val="Hyperlink"/>
@@ -3061,7 +3059,7 @@
                 <w:noProof/>
                 <w:webHidden/>
               </w:rPr>
-              <w:instrText xml:space="preserve"> PAGEREF _Toc228189526 \h </w:instrText>
+              <w:instrText xml:space="preserve"> PAGEREF _Toc228189599 \h </w:instrText>
             </w:r>
             <w:r>
               <w:rPr>
@@ -3109,7 +3107,7 @@
               <w14:ligatures w14:val="standardContextual"/>
             </w:rPr>
           </w:pPr>
-          <w:hyperlink w:anchor="_Toc228189527" w:history="1">
+          <w:hyperlink w:anchor="_Toc228189600" w:history="1">
             <w:r>
               <w:rPr>
                 <w:rStyle w:val="Hyperlink"/>
@@ -3155,7 +3153,7 @@
                 <w:noProof/>
                 <w:webHidden/>
               </w:rPr>
-              <w:instrText xml:space="preserve"> PAGEREF _Toc228189527 \h </w:instrText>
+              <w:instrText xml:space="preserve"> PAGEREF _Toc228189600 \h </w:instrText>
             </w:r>
             <w:r>
               <w:rPr>
@@ -3203,7 +3201,7 @@
               <w14:ligatures w14:val="standardContextual"/>
             </w:rPr>
           </w:pPr>
-          <w:hyperlink w:anchor="_Toc228189528" w:history="1">
+          <w:hyperlink w:anchor="_Toc228189601" w:history="1">
             <w:r>
               <w:rPr>
                 <w:rStyle w:val="Hyperlink"/>
@@ -3249,7 +3247,7 @@
                 <w:noProof/>
                 <w:webHidden/>
               </w:rPr>
-              <w:instrText xml:space="preserve"> PAGEREF _Toc228189528 \h </w:instrText>
+              <w:instrText xml:space="preserve"> PAGEREF _Toc228189601 \h </w:instrText>
             </w:r>
             <w:r>
               <w:rPr>
@@ -3297,7 +3295,7 @@
               <w14:ligatures w14:val="standardContextual"/>
             </w:rPr>
           </w:pPr>
-          <w:hyperlink w:anchor="_Toc228189529" w:history="1">
+          <w:hyperlink w:anchor="_Toc228189602" w:history="1">
             <w:r>
               <w:rPr>
                 <w:rStyle w:val="Hyperlink"/>
@@ -3343,7 +3341,7 @@
                 <w:noProof/>
                 <w:webHidden/>
               </w:rPr>
-              <w:instrText xml:space="preserve"> PAGEREF _Toc228189529 \h </w:instrText>
+              <w:instrText xml:space="preserve"> PAGEREF _Toc228189602 \h </w:instrText>
             </w:r>
             <w:r>
               <w:rPr>
@@ -3391,7 +3389,7 @@
               <w14:ligatures w14:val="standardContextual"/>
             </w:rPr>
           </w:pPr>
-          <w:hyperlink w:anchor="_Toc228189530" w:history="1">
+          <w:hyperlink w:anchor="_Toc228189603" w:history="1">
             <w:r>
               <w:rPr>
                 <w:rStyle w:val="Hyperlink"/>
@@ -3438,7 +3436,7 @@
                 <w:noProof/>
                 <w:webHidden/>
               </w:rPr>
-              <w:instrText xml:space="preserve"> PAGEREF _Toc228189530 \h </w:instrText>
+              <w:instrText xml:space="preserve"> PAGEREF _Toc228189603 \h </w:instrText>
             </w:r>
             <w:r>
               <w:rPr>
@@ -3486,7 +3484,7 @@
               <w14:ligatures w14:val="standardContextual"/>
             </w:rPr>
           </w:pPr>
-          <w:hyperlink w:anchor="_Toc228189531" w:history="1">
+          <w:hyperlink w:anchor="_Toc228189604" w:history="1">
             <w:r>
               <w:rPr>
                 <w:rStyle w:val="Hyperlink"/>
@@ -3532,7 +3530,7 @@
                 <w:noProof/>
                 <w:webHidden/>
               </w:rPr>
-              <w:instrText xml:space="preserve"> PAGEREF _Toc228189531 \h </w:instrText>
+              <w:instrText xml:space="preserve"> PAGEREF _Toc228189604 \h </w:instrText>
             </w:r>
             <w:r>
               <w:rPr>
@@ -3580,7 +3578,7 @@
               <w14:ligatures w14:val="standardContextual"/>
             </w:rPr>
           </w:pPr>
-          <w:hyperlink w:anchor="_Toc228189532" w:history="1">
+          <w:hyperlink w:anchor="_Toc228189605" w:history="1">
             <w:r>
               <w:rPr>
                 <w:rStyle w:val="Hyperlink"/>
@@ -3626,7 +3624,7 @@
                 <w:noProof/>
                 <w:webHidden/>
               </w:rPr>
-              <w:instrText xml:space="preserve"> PAGEREF _Toc228189532 \h </w:instrText>
+              <w:instrText xml:space="preserve"> PAGEREF _Toc228189605 \h </w:instrText>
             </w:r>
             <w:r>
               <w:rPr>
@@ -3674,7 +3672,7 @@
               <w14:ligatures w14:val="standardContextual"/>
             </w:rPr>
           </w:pPr>
-          <w:hyperlink w:anchor="_Toc228189533" w:history="1">
+          <w:hyperlink w:anchor="_Toc228189606" w:history="1">
             <w:r>
               <w:rPr>
                 <w:rStyle w:val="Hyperlink"/>
@@ -3720,7 +3718,7 @@
                 <w:noProof/>
                 <w:webHidden/>
               </w:rPr>
-              <w:instrText xml:space="preserve"> PAGEREF _Toc228189533 \h </w:instrText>
+              <w:instrText xml:space="preserve"> PAGEREF _Toc228189606 \h </w:instrText>
             </w:r>
             <w:r>
               <w:rPr>
@@ -3768,7 +3766,7 @@
               <w14:ligatures w14:val="standardContextual"/>
             </w:rPr>
           </w:pPr>
-          <w:hyperlink w:anchor="_Toc228189534" w:history="1">
+          <w:hyperlink w:anchor="_Toc228189607" w:history="1">
             <w:r>
               <w:rPr>
                 <w:rStyle w:val="Hyperlink"/>
@@ -3815,7 +3813,7 @@
                 <w:noProof/>
                 <w:webHidden/>
               </w:rPr>
-              <w:instrText xml:space="preserve"> PAGEREF _Toc228189534 \h </w:instrText>
+              <w:instrText xml:space="preserve"> PAGEREF _Toc228189607 \h </w:instrText>
             </w:r>
             <w:r>
               <w:rPr>
@@ -3865,7 +3863,7 @@
       <w:pPr>
         <w:pStyle w:val="Heading1-nonumber"/>
       </w:pPr>
-      <w:bookmarkStart w:id="2" w:name="_Toc228189502"/>
+      <w:bookmarkStart w:id="2" w:name="_Toc228189575"/>
       <w:r>
         <w:lastRenderedPageBreak/>
         <w:t>List</w:t>
@@ -3900,7 +3898,7 @@
       <w:r>
         <w:fldChar w:fldCharType="separate"/>
       </w:r>
-      <w:hyperlink w:anchor="_Toc228189535" w:history="1">
+      <w:hyperlink w:anchor="_Toc228189608" w:history="1">
         <w:r>
           <w:rPr>
             <w:rStyle w:val="Hyperlink"/>
@@ -3927,7 +3925,7 @@
             <w:noProof/>
             <w:webHidden/>
           </w:rPr>
-          <w:instrText xml:space="preserve"> PAGEREF _Toc228189535 \h </w:instrText>
+          <w:instrText xml:space="preserve"> PAGEREF _Toc228189608 \h </w:instrText>
         </w:r>
         <w:r>
           <w:rPr>
@@ -3974,7 +3972,7 @@
           <w14:ligatures w14:val="standardContextual"/>
         </w:rPr>
       </w:pPr>
-      <w:hyperlink w:anchor="_Toc228189536" w:history="1">
+      <w:hyperlink w:anchor="_Toc228189609" w:history="1">
         <w:r>
           <w:rPr>
             <w:rStyle w:val="Hyperlink"/>
@@ -4001,7 +3999,7 @@
             <w:noProof/>
             <w:webHidden/>
           </w:rPr>
-          <w:instrText xml:space="preserve"> PAGEREF _Toc228189536 \h </w:instrText>
+          <w:instrText xml:space="preserve"> PAGEREF _Toc228189609 \h </w:instrText>
         </w:r>
         <w:r>
           <w:rPr>
@@ -4048,7 +4046,7 @@
           <w14:ligatures w14:val="standardContextual"/>
         </w:rPr>
       </w:pPr>
-      <w:hyperlink w:anchor="_Toc228189537" w:history="1">
+      <w:hyperlink w:anchor="_Toc228189610" w:history="1">
         <w:r>
           <w:rPr>
             <w:rStyle w:val="Hyperlink"/>
@@ -4075,7 +4073,7 @@
             <w:noProof/>
             <w:webHidden/>
           </w:rPr>
-          <w:instrText xml:space="preserve"> PAGEREF _Toc228189537 \h </w:instrText>
+          <w:instrText xml:space="preserve"> PAGEREF _Toc228189610 \h </w:instrText>
         </w:r>
         <w:r>
           <w:rPr>
@@ -4122,7 +4120,7 @@
           <w14:ligatures w14:val="standardContextual"/>
         </w:rPr>
       </w:pPr>
-      <w:hyperlink w:anchor="_Toc228189538" w:history="1">
+      <w:hyperlink w:anchor="_Toc228189611" w:history="1">
         <w:r>
           <w:rPr>
             <w:rStyle w:val="Hyperlink"/>
@@ -4149,7 +4147,7 @@
             <w:noProof/>
             <w:webHidden/>
           </w:rPr>
-          <w:instrText xml:space="preserve"> PAGEREF _Toc228189538 \h </w:instrText>
+          <w:instrText xml:space="preserve"> PAGEREF _Toc228189611 \h </w:instrText>
         </w:r>
         <w:r>
           <w:rPr>
@@ -4196,7 +4194,7 @@
           <w14:ligatures w14:val="standardContextual"/>
         </w:rPr>
       </w:pPr>
-      <w:hyperlink w:anchor="_Toc228189539" w:history="1">
+      <w:hyperlink w:anchor="_Toc228189612" w:history="1">
         <w:r>
           <w:rPr>
             <w:rStyle w:val="Hyperlink"/>
@@ -4223,7 +4221,7 @@
             <w:noProof/>
             <w:webHidden/>
           </w:rPr>
-          <w:instrText xml:space="preserve"> PAGEREF _Toc228189539 \h </w:instrText>
+          <w:instrText xml:space="preserve"> PAGEREF _Toc228189612 \h </w:instrText>
         </w:r>
         <w:r>
           <w:rPr>
@@ -4270,7 +4268,7 @@
           <w14:ligatures w14:val="standardContextual"/>
         </w:rPr>
       </w:pPr>
-      <w:hyperlink w:anchor="_Toc228189540" w:history="1">
+      <w:hyperlink w:anchor="_Toc228189613" w:history="1">
         <w:r>
           <w:rPr>
             <w:rStyle w:val="Hyperlink"/>
@@ -4297,7 +4295,7 @@
             <w:noProof/>
             <w:webHidden/>
           </w:rPr>
-          <w:instrText xml:space="preserve"> PAGEREF _Toc228189540 \h </w:instrText>
+          <w:instrText xml:space="preserve"> PAGEREF _Toc228189613 \h </w:instrText>
         </w:r>
         <w:r>
           <w:rPr>
@@ -4344,7 +4342,7 @@
           <w14:ligatures w14:val="standardContextual"/>
         </w:rPr>
       </w:pPr>
-      <w:hyperlink w:anchor="_Toc228189541" w:history="1">
+      <w:hyperlink w:anchor="_Toc228189614" w:history="1">
         <w:r>
           <w:rPr>
             <w:rStyle w:val="Hyperlink"/>
@@ -4371,7 +4369,7 @@
             <w:noProof/>
             <w:webHidden/>
           </w:rPr>
-          <w:instrText xml:space="preserve"> PAGEREF _Toc228189541 \h </w:instrText>
+          <w:instrText xml:space="preserve"> PAGEREF _Toc228189614 \h </w:instrText>
         </w:r>
         <w:r>
           <w:rPr>
@@ -4418,7 +4416,7 @@
           <w14:ligatures w14:val="standardContextual"/>
         </w:rPr>
       </w:pPr>
-      <w:hyperlink w:anchor="_Toc228189542" w:history="1">
+      <w:hyperlink w:anchor="_Toc228189615" w:history="1">
         <w:r>
           <w:rPr>
             <w:rStyle w:val="Hyperlink"/>
@@ -4445,7 +4443,7 @@
             <w:noProof/>
             <w:webHidden/>
           </w:rPr>
-          <w:instrText xml:space="preserve"> PAGEREF _Toc228189542 \h </w:instrText>
+          <w:instrText xml:space="preserve"> PAGEREF _Toc228189615 \h </w:instrText>
         </w:r>
         <w:r>
           <w:rPr>
@@ -4492,7 +4490,7 @@
           <w14:ligatures w14:val="standardContextual"/>
         </w:rPr>
       </w:pPr>
-      <w:hyperlink w:anchor="_Toc228189543" w:history="1">
+      <w:hyperlink w:anchor="_Toc228189616" w:history="1">
         <w:r>
           <w:rPr>
             <w:rStyle w:val="Hyperlink"/>
@@ -4519,7 +4517,7 @@
             <w:noProof/>
             <w:webHidden/>
           </w:rPr>
-          <w:instrText xml:space="preserve"> PAGEREF _Toc228189543 \h </w:instrText>
+          <w:instrText xml:space="preserve"> PAGEREF _Toc228189616 \h </w:instrText>
         </w:r>
         <w:r>
           <w:rPr>
@@ -4560,7 +4558,7 @@
       <w:pPr>
         <w:pStyle w:val="Heading1-nonumber"/>
       </w:pPr>
-      <w:bookmarkStart w:id="3" w:name="_Toc228189503"/>
+      <w:bookmarkStart w:id="3" w:name="_Toc228189576"/>
       <w:r>
         <w:lastRenderedPageBreak/>
         <w:t>List of Tables</w:t>
@@ -4592,7 +4590,7 @@
       <w:r>
         <w:fldChar w:fldCharType="separate"/>
       </w:r>
-      <w:hyperlink w:anchor="_Toc228189544" w:history="1">
+      <w:hyperlink w:anchor="_Toc228189617" w:history="1">
         <w:r>
           <w:rPr>
             <w:rStyle w:val="Hyperlink"/>
@@ -4619,7 +4617,7 @@
             <w:noProof/>
             <w:webHidden/>
           </w:rPr>
-          <w:instrText xml:space="preserve"> PAGEREF _Toc228189544 \h </w:instrText>
+          <w:instrText xml:space="preserve"> PAGEREF _Toc228189617 \h </w:instrText>
         </w:r>
         <w:r>
           <w:rPr>
@@ -4666,7 +4664,7 @@
           <w14:ligatures w14:val="standardContextual"/>
         </w:rPr>
       </w:pPr>
-      <w:hyperlink w:anchor="_Toc228189545" w:history="1">
+      <w:hyperlink w:anchor="_Toc228189618" w:history="1">
         <w:r>
           <w:rPr>
             <w:rStyle w:val="Hyperlink"/>
@@ -4693,7 +4691,7 @@
             <w:noProof/>
             <w:webHidden/>
           </w:rPr>
-          <w:instrText xml:space="preserve"> PAGEREF _Toc228189545 \h </w:instrText>
+          <w:instrText xml:space="preserve"> PAGEREF _Toc228189618 \h </w:instrText>
         </w:r>
         <w:r>
           <w:rPr>
@@ -4740,7 +4738,7 @@
           <w14:ligatures w14:val="standardContextual"/>
         </w:rPr>
       </w:pPr>
-      <w:hyperlink w:anchor="_Toc228189546" w:history="1">
+      <w:hyperlink w:anchor="_Toc228189619" w:history="1">
         <w:r>
           <w:rPr>
             <w:rStyle w:val="Hyperlink"/>
@@ -4767,7 +4765,7 @@
             <w:noProof/>
             <w:webHidden/>
           </w:rPr>
-          <w:instrText xml:space="preserve"> PAGEREF _Toc228189546 \h </w:instrText>
+          <w:instrText xml:space="preserve"> PAGEREF _Toc228189619 \h </w:instrText>
         </w:r>
         <w:r>
           <w:rPr>
@@ -4814,7 +4812,7 @@
           <w14:ligatures w14:val="standardContextual"/>
         </w:rPr>
       </w:pPr>
-      <w:hyperlink w:anchor="_Toc228189547" w:history="1">
+      <w:hyperlink w:anchor="_Toc228189620" w:history="1">
         <w:r>
           <w:rPr>
             <w:rStyle w:val="Hyperlink"/>
@@ -4841,7 +4839,7 @@
             <w:noProof/>
             <w:webHidden/>
           </w:rPr>
-          <w:instrText xml:space="preserve"> PAGEREF _Toc228189547 \h </w:instrText>
+          <w:instrText xml:space="preserve"> PAGEREF _Toc228189620 \h </w:instrText>
         </w:r>
         <w:r>
           <w:rPr>
@@ -4888,7 +4886,7 @@
           <w14:ligatures w14:val="standardContextual"/>
         </w:rPr>
       </w:pPr>
-      <w:hyperlink w:anchor="_Toc228189548" w:history="1">
+      <w:hyperlink w:anchor="_Toc228189621" w:history="1">
         <w:r>
           <w:rPr>
             <w:rStyle w:val="Hyperlink"/>
@@ -4915,7 +4913,7 @@
             <w:noProof/>
             <w:webHidden/>
           </w:rPr>
-          <w:instrText xml:space="preserve"> PAGEREF _Toc228189548 \h </w:instrText>
+          <w:instrText xml:space="preserve"> PAGEREF _Toc228189621 \h </w:instrText>
         </w:r>
         <w:r>
           <w:rPr>
@@ -4962,7 +4960,7 @@
           <w14:ligatures w14:val="standardContextual"/>
         </w:rPr>
       </w:pPr>
-      <w:hyperlink w:anchor="_Toc228189549" w:history="1">
+      <w:hyperlink w:anchor="_Toc228189622" w:history="1">
         <w:r>
           <w:rPr>
             <w:rStyle w:val="Hyperlink"/>
@@ -4989,7 +4987,7 @@
             <w:noProof/>
             <w:webHidden/>
           </w:rPr>
-          <w:instrText xml:space="preserve"> PAGEREF _Toc228189549 \h </w:instrText>
+          <w:instrText xml:space="preserve"> PAGEREF _Toc228189622 \h </w:instrText>
         </w:r>
         <w:r>
           <w:rPr>
@@ -5036,7 +5034,7 @@
           <w14:ligatures w14:val="standardContextual"/>
         </w:rPr>
       </w:pPr>
-      <w:hyperlink w:anchor="_Toc228189550" w:history="1">
+      <w:hyperlink w:anchor="_Toc228189623" w:history="1">
         <w:r>
           <w:rPr>
             <w:rStyle w:val="Hyperlink"/>
@@ -5063,7 +5061,7 @@
             <w:noProof/>
             <w:webHidden/>
           </w:rPr>
-          <w:instrText xml:space="preserve"> PAGEREF _Toc228189550 \h </w:instrText>
+          <w:instrText xml:space="preserve"> PAGEREF _Toc228189623 \h </w:instrText>
         </w:r>
         <w:r>
           <w:rPr>
@@ -5110,7 +5108,7 @@
           <w14:ligatures w14:val="standardContextual"/>
         </w:rPr>
       </w:pPr>
-      <w:hyperlink w:anchor="_Toc228189551" w:history="1">
+      <w:hyperlink w:anchor="_Toc228189624" w:history="1">
         <w:r>
           <w:rPr>
             <w:rStyle w:val="Hyperlink"/>
@@ -5137,7 +5135,7 @@
             <w:noProof/>
             <w:webHidden/>
           </w:rPr>
-          <w:instrText xml:space="preserve"> PAGEREF _Toc228189551 \h </w:instrText>
+          <w:instrText xml:space="preserve"> PAGEREF _Toc228189624 \h </w:instrText>
         </w:r>
         <w:r>
           <w:rPr>
@@ -5184,7 +5182,7 @@
           <w14:ligatures w14:val="standardContextual"/>
         </w:rPr>
       </w:pPr>
-      <w:hyperlink w:anchor="_Toc228189552" w:history="1">
+      <w:hyperlink w:anchor="_Toc228189625" w:history="1">
         <w:r>
           <w:rPr>
             <w:rStyle w:val="Hyperlink"/>
@@ -5211,7 +5209,7 @@
             <w:noProof/>
             <w:webHidden/>
           </w:rPr>
-          <w:instrText xml:space="preserve"> PAGEREF _Toc228189552 \h </w:instrText>
+          <w:instrText xml:space="preserve"> PAGEREF _Toc228189625 \h </w:instrText>
         </w:r>
         <w:r>
           <w:rPr>
@@ -5258,7 +5256,7 @@
           <w14:ligatures w14:val="standardContextual"/>
         </w:rPr>
       </w:pPr>
-      <w:hyperlink w:anchor="_Toc228189553" w:history="1">
+      <w:hyperlink w:anchor="_Toc228189626" w:history="1">
         <w:r>
           <w:rPr>
             <w:rStyle w:val="Hyperlink"/>
@@ -5285,7 +5283,7 @@
             <w:noProof/>
             <w:webHidden/>
           </w:rPr>
-          <w:instrText xml:space="preserve"> PAGEREF _Toc228189553 \h </w:instrText>
+          <w:instrText xml:space="preserve"> PAGEREF _Toc228189626 \h </w:instrText>
         </w:r>
         <w:r>
           <w:rPr>
@@ -5332,7 +5330,7 @@
           <w14:ligatures w14:val="standardContextual"/>
         </w:rPr>
       </w:pPr>
-      <w:hyperlink w:anchor="_Toc228189554" w:history="1">
+      <w:hyperlink w:anchor="_Toc228189627" w:history="1">
         <w:r>
           <w:rPr>
             <w:rStyle w:val="Hyperlink"/>
@@ -5359,7 +5357,7 @@
             <w:noProof/>
             <w:webHidden/>
           </w:rPr>
-          <w:instrText xml:space="preserve"> PAGEREF _Toc228189554 \h </w:instrText>
+          <w:instrText xml:space="preserve"> PAGEREF _Toc228189627 \h </w:instrText>
         </w:r>
         <w:r>
           <w:rPr>
@@ -5406,7 +5404,7 @@
           <w14:ligatures w14:val="standardContextual"/>
         </w:rPr>
       </w:pPr>
-      <w:hyperlink w:anchor="_Toc228189555" w:history="1">
+      <w:hyperlink w:anchor="_Toc228189628" w:history="1">
         <w:r>
           <w:rPr>
             <w:rStyle w:val="Hyperlink"/>
@@ -5433,7 +5431,7 @@
             <w:noProof/>
             <w:webHidden/>
           </w:rPr>
-          <w:instrText xml:space="preserve"> PAGEREF _Toc228189555 \h </w:instrText>
+          <w:instrText xml:space="preserve"> PAGEREF _Toc228189628 \h </w:instrText>
         </w:r>
         <w:r>
           <w:rPr>
@@ -5480,7 +5478,7 @@
           <w14:ligatures w14:val="standardContextual"/>
         </w:rPr>
       </w:pPr>
-      <w:hyperlink w:anchor="_Toc228189556" w:history="1">
+      <w:hyperlink w:anchor="_Toc228189629" w:history="1">
         <w:r>
           <w:rPr>
             <w:rStyle w:val="Hyperlink"/>
@@ -5507,7 +5505,7 @@
             <w:noProof/>
             <w:webHidden/>
           </w:rPr>
-          <w:instrText xml:space="preserve"> PAGEREF _Toc228189556 \h </w:instrText>
+          <w:instrText xml:space="preserve"> PAGEREF _Toc228189629 \h </w:instrText>
         </w:r>
         <w:r>
           <w:rPr>
@@ -5554,7 +5552,7 @@
           <w14:ligatures w14:val="standardContextual"/>
         </w:rPr>
       </w:pPr>
-      <w:hyperlink w:anchor="_Toc228189557" w:history="1">
+      <w:hyperlink w:anchor="_Toc228189630" w:history="1">
         <w:r>
           <w:rPr>
             <w:rStyle w:val="Hyperlink"/>
@@ -5581,7 +5579,7 @@
             <w:noProof/>
             <w:webHidden/>
           </w:rPr>
-          <w:instrText xml:space="preserve"> PAGEREF _Toc228189557 \h </w:instrText>
+          <w:instrText xml:space="preserve"> PAGEREF _Toc228189630 \h </w:instrText>
         </w:r>
         <w:r>
           <w:rPr>
@@ -5628,7 +5626,7 @@
           <w14:ligatures w14:val="standardContextual"/>
         </w:rPr>
       </w:pPr>
-      <w:hyperlink w:anchor="_Toc228189558" w:history="1">
+      <w:hyperlink w:anchor="_Toc228189631" w:history="1">
         <w:r>
           <w:rPr>
             <w:rStyle w:val="Hyperlink"/>
@@ -5655,7 +5653,7 @@
             <w:noProof/>
             <w:webHidden/>
           </w:rPr>
-          <w:instrText xml:space="preserve"> PAGEREF _Toc228189558 \h </w:instrText>
+          <w:instrText xml:space="preserve"> PAGEREF _Toc228189631 \h </w:instrText>
         </w:r>
         <w:r>
           <w:rPr>
@@ -5702,7 +5700,7 @@
           <w14:ligatures w14:val="standardContextual"/>
         </w:rPr>
       </w:pPr>
-      <w:hyperlink w:anchor="_Toc228189559" w:history="1">
+      <w:hyperlink w:anchor="_Toc228189632" w:history="1">
         <w:r>
           <w:rPr>
             <w:rStyle w:val="Hyperlink"/>
@@ -5729,7 +5727,7 @@
             <w:noProof/>
             <w:webHidden/>
           </w:rPr>
-          <w:instrText xml:space="preserve"> PAGEREF _Toc228189559 \h </w:instrText>
+          <w:instrText xml:space="preserve"> PAGEREF _Toc228189632 \h </w:instrText>
         </w:r>
         <w:r>
           <w:rPr>
@@ -5776,7 +5774,7 @@
           <w14:ligatures w14:val="standardContextual"/>
         </w:rPr>
       </w:pPr>
-      <w:hyperlink w:anchor="_Toc228189560" w:history="1">
+      <w:hyperlink w:anchor="_Toc228189633" w:history="1">
         <w:r>
           <w:rPr>
             <w:rStyle w:val="Hyperlink"/>
@@ -5804,7 +5802,7 @@
             <w:noProof/>
             <w:webHidden/>
           </w:rPr>
-          <w:instrText xml:space="preserve"> PAGEREF _Toc228189560 \h </w:instrText>
+          <w:instrText xml:space="preserve"> PAGEREF _Toc228189633 \h </w:instrText>
         </w:r>
         <w:r>
           <w:rPr>
@@ -5851,7 +5849,7 @@
           <w14:ligatures w14:val="standardContextual"/>
         </w:rPr>
       </w:pPr>
-      <w:hyperlink w:anchor="_Toc228189561" w:history="1">
+      <w:hyperlink w:anchor="_Toc228189634" w:history="1">
         <w:r>
           <w:rPr>
             <w:rStyle w:val="Hyperlink"/>
@@ -5879,7 +5877,7 @@
             <w:noProof/>
             <w:webHidden/>
           </w:rPr>
-          <w:instrText xml:space="preserve"> PAGEREF _Toc228189561 \h </w:instrText>
+          <w:instrText xml:space="preserve"> PAGEREF _Toc228189634 \h </w:instrText>
         </w:r>
         <w:r>
           <w:rPr>
@@ -5926,7 +5924,7 @@
           <w14:ligatures w14:val="standardContextual"/>
         </w:rPr>
       </w:pPr>
-      <w:hyperlink w:anchor="_Toc228189562" w:history="1">
+      <w:hyperlink w:anchor="_Toc228189635" w:history="1">
         <w:r>
           <w:rPr>
             <w:rStyle w:val="Hyperlink"/>
@@ -5953,7 +5951,7 @@
             <w:noProof/>
             <w:webHidden/>
           </w:rPr>
-          <w:instrText xml:space="preserve"> PAGEREF _Toc228189562 \h </w:instrText>
+          <w:instrText xml:space="preserve"> PAGEREF _Toc228189635 \h </w:instrText>
         </w:r>
         <w:r>
           <w:rPr>
@@ -6000,7 +5998,7 @@
           <w14:ligatures w14:val="standardContextual"/>
         </w:rPr>
       </w:pPr>
-      <w:hyperlink w:anchor="_Toc228189563" w:history="1">
+      <w:hyperlink w:anchor="_Toc228189636" w:history="1">
         <w:r>
           <w:rPr>
             <w:rStyle w:val="Hyperlink"/>
@@ -6027,7 +6025,7 @@
             <w:noProof/>
             <w:webHidden/>
           </w:rPr>
-          <w:instrText xml:space="preserve"> PAGEREF _Toc228189563 \h </w:instrText>
+          <w:instrText xml:space="preserve"> PAGEREF _Toc228189636 \h </w:instrText>
         </w:r>
         <w:r>
           <w:rPr>
@@ -6074,27 +6072,13 @@
           <w14:ligatures w14:val="standardContextual"/>
         </w:rPr>
       </w:pPr>
-      <w:hyperlink w:anchor="_Toc228189564" w:history="1">
+      <w:hyperlink w:anchor="_Toc228189637" w:history="1">
         <w:r>
           <w:rPr>
             <w:rStyle w:val="Hyperlink"/>
             <w:noProof/>
           </w:rPr>
-          <w:t>Table 21: MAG-IMG002x1-NC Pixel-Ar</w:t>
-        </w:r>
-        <w:r>
-          <w:rPr>
-            <w:rStyle w:val="Hyperlink"/>
-            <w:noProof/>
-          </w:rPr>
-          <w:t>r</w:t>
-        </w:r>
-        <w:r>
-          <w:rPr>
-            <w:rStyle w:val="Hyperlink"/>
-            <w:noProof/>
-          </w:rPr>
-          <w:t>ay Defect Specifications (Datasheet rev 2.0 section 7.5)</w:t>
+          <w:t>Table 21: MAG-IMG002x1-NC Pixel-Array Defect Specifications</w:t>
         </w:r>
         <w:r>
           <w:rPr>
@@ -6115,7 +6099,7 @@
             <w:noProof/>
             <w:webHidden/>
           </w:rPr>
-          <w:instrText xml:space="preserve"> PAGEREF _Toc228189564 \h </w:instrText>
+          <w:instrText xml:space="preserve"> PAGEREF _Toc228189637 \h </w:instrText>
         </w:r>
         <w:r>
           <w:rPr>
@@ -6162,7 +6146,7 @@
           <w14:ligatures w14:val="standardContextual"/>
         </w:rPr>
       </w:pPr>
-      <w:hyperlink w:anchor="_Toc228189565" w:history="1">
+      <w:hyperlink w:anchor="_Toc228189638" w:history="1">
         <w:r>
           <w:rPr>
             <w:rStyle w:val="Hyperlink"/>
@@ -6189,7 +6173,7 @@
             <w:noProof/>
             <w:webHidden/>
           </w:rPr>
-          <w:instrText xml:space="preserve"> PAGEREF _Toc228189565 \h </w:instrText>
+          <w:instrText xml:space="preserve"> PAGEREF _Toc228189638 \h </w:instrText>
         </w:r>
         <w:r>
           <w:rPr>
@@ -6236,7 +6220,7 @@
           <w14:ligatures w14:val="standardContextual"/>
         </w:rPr>
       </w:pPr>
-      <w:hyperlink w:anchor="_Toc228189566" w:history="1">
+      <w:hyperlink w:anchor="_Toc228189639" w:history="1">
         <w:r>
           <w:rPr>
             <w:rStyle w:val="Hyperlink"/>
@@ -6263,7 +6247,7 @@
             <w:noProof/>
             <w:webHidden/>
           </w:rPr>
-          <w:instrText xml:space="preserve"> PAGEREF _Toc228189566 \h </w:instrText>
+          <w:instrText xml:space="preserve"> PAGEREF _Toc228189639 \h </w:instrText>
         </w:r>
         <w:r>
           <w:rPr>
@@ -6310,7 +6294,7 @@
           <w14:ligatures w14:val="standardContextual"/>
         </w:rPr>
       </w:pPr>
-      <w:hyperlink w:anchor="_Toc228189567" w:history="1">
+      <w:hyperlink w:anchor="_Toc228189640" w:history="1">
         <w:r>
           <w:rPr>
             <w:rStyle w:val="Hyperlink"/>
@@ -6337,7 +6321,7 @@
             <w:noProof/>
             <w:webHidden/>
           </w:rPr>
-          <w:instrText xml:space="preserve"> PAGEREF _Toc228189567 \h </w:instrText>
+          <w:instrText xml:space="preserve"> PAGEREF _Toc228189640 \h </w:instrText>
         </w:r>
         <w:r>
           <w:rPr>
@@ -6384,7 +6368,7 @@
           <w14:ligatures w14:val="standardContextual"/>
         </w:rPr>
       </w:pPr>
-      <w:hyperlink w:anchor="_Toc228189568" w:history="1">
+      <w:hyperlink w:anchor="_Toc228189641" w:history="1">
         <w:r>
           <w:rPr>
             <w:rStyle w:val="Hyperlink"/>
@@ -6411,7 +6395,7 @@
             <w:noProof/>
             <w:webHidden/>
           </w:rPr>
-          <w:instrText xml:space="preserve"> PAGEREF _Toc228189568 \h </w:instrText>
+          <w:instrText xml:space="preserve"> PAGEREF _Toc228189641 \h </w:instrText>
         </w:r>
         <w:r>
           <w:rPr>
@@ -6458,7 +6442,7 @@
           <w14:ligatures w14:val="standardContextual"/>
         </w:rPr>
       </w:pPr>
-      <w:hyperlink w:anchor="_Toc228189569" w:history="1">
+      <w:hyperlink w:anchor="_Toc228189642" w:history="1">
         <w:r>
           <w:rPr>
             <w:rStyle w:val="Hyperlink"/>
@@ -6485,7 +6469,7 @@
             <w:noProof/>
             <w:webHidden/>
           </w:rPr>
-          <w:instrText xml:space="preserve"> PAGEREF _Toc228189569 \h </w:instrText>
+          <w:instrText xml:space="preserve"> PAGEREF _Toc228189642 \h </w:instrText>
         </w:r>
         <w:r>
           <w:rPr>
@@ -6532,7 +6516,7 @@
           <w14:ligatures w14:val="standardContextual"/>
         </w:rPr>
       </w:pPr>
-      <w:hyperlink w:anchor="_Toc228189570" w:history="1">
+      <w:hyperlink w:anchor="_Toc228189643" w:history="1">
         <w:r>
           <w:rPr>
             <w:rStyle w:val="Hyperlink"/>
@@ -6559,7 +6543,7 @@
             <w:noProof/>
             <w:webHidden/>
           </w:rPr>
-          <w:instrText xml:space="preserve"> PAGEREF _Toc228189570 \h </w:instrText>
+          <w:instrText xml:space="preserve"> PAGEREF _Toc228189643 \h </w:instrText>
         </w:r>
         <w:r>
           <w:rPr>
@@ -6599,7 +6583,7 @@
       <w:pPr>
         <w:pStyle w:val="Heading1"/>
       </w:pPr>
-      <w:bookmarkStart w:id="4" w:name="_Toc228189504"/>
+      <w:bookmarkStart w:id="4" w:name="_Toc228189577"/>
       <w:r>
         <w:lastRenderedPageBreak/>
         <w:t>Revision History</w:t>
@@ -7098,7 +7082,7 @@
       <w:pPr>
         <w:pStyle w:val="Heading1"/>
       </w:pPr>
-      <w:bookmarkStart w:id="5" w:name="_Toc228189505"/>
+      <w:bookmarkStart w:id="5" w:name="_Toc228189578"/>
       <w:r>
         <w:lastRenderedPageBreak/>
         <w:t>Introduction &amp; Scope</w:t>
@@ -7142,7 +7126,7 @@
       <w:pPr>
         <w:pStyle w:val="Heading1"/>
       </w:pPr>
-      <w:bookmarkStart w:id="6" w:name="_Toc228189506"/>
+      <w:bookmarkStart w:id="6" w:name="_Toc228189579"/>
       <w:r>
         <w:lastRenderedPageBreak/>
         <w:t>Vision products verification process</w:t>
@@ -7206,7 +7190,7 @@
       <w:pPr>
         <w:pStyle w:val="Caption"/>
       </w:pPr>
-      <w:bookmarkStart w:id="7" w:name="_Toc228189535"/>
+      <w:bookmarkStart w:id="7" w:name="_Toc228189608"/>
       <w:r>
         <w:t xml:space="preserve">Figure </w:t>
       </w:r>
@@ -7237,7 +7221,7 @@
       <w:pPr>
         <w:pStyle w:val="Heading2"/>
       </w:pPr>
-      <w:bookmarkStart w:id="8" w:name="_Toc228189507"/>
+      <w:bookmarkStart w:id="8" w:name="_Toc228189580"/>
       <w:r>
         <w:t>Level 1: Component verification</w:t>
       </w:r>
@@ -7268,6 +7252,7 @@
           <w:lang w:val="nl-NL"/>
         </w:rPr>
       </w:pPr>
+      <w:proofErr w:type="spellStart"/>
       <w:r>
         <w:rPr>
           <w:rFonts w:ascii="Calibri" w:hAnsi="Calibri"/>
@@ -7276,6 +7261,7 @@
         </w:rPr>
         <w:t>Products</w:t>
       </w:r>
+      <w:proofErr w:type="spellEnd"/>
       <w:r>
         <w:rPr>
           <w:rFonts w:ascii="Calibri" w:hAnsi="Calibri"/>
@@ -7306,7 +7292,7 @@
       <w:pPr>
         <w:pStyle w:val="Heading2"/>
       </w:pPr>
-      <w:bookmarkStart w:id="9" w:name="_Toc228189508"/>
+      <w:bookmarkStart w:id="9" w:name="_Toc228189581"/>
       <w:r>
         <w:t>Level 2: PCB verification</w:t>
       </w:r>
@@ -7370,7 +7356,7 @@
       <w:pPr>
         <w:pStyle w:val="Heading2"/>
       </w:pPr>
-      <w:bookmarkStart w:id="10" w:name="_Toc228189509"/>
+      <w:bookmarkStart w:id="10" w:name="_Toc228189582"/>
       <w:r>
         <w:lastRenderedPageBreak/>
         <w:t>Level 3: Module verification</w:t>
@@ -7428,7 +7414,21 @@
         <w:rPr>
           <w:rFonts w:ascii="Calibri" w:hAnsi="Calibri"/>
         </w:rPr>
-        <w:t>: This level covers the Module Final Test (MFT). It verifies the CoaXPress downlink/uplink and power delivery across the entire module scope. This final product level test validates high-speed timing and synchronization between the different components, ensuring any timing errors are caught at full operational speed.</w:t>
+        <w:t xml:space="preserve">: This level covers the Module Final Test (MFT). It verifies the </w:t>
+      </w:r>
+      <w:proofErr w:type="spellStart"/>
+      <w:r>
+        <w:rPr>
+          <w:rFonts w:ascii="Calibri" w:hAnsi="Calibri"/>
+        </w:rPr>
+        <w:t>CoaXPress</w:t>
+      </w:r>
+      <w:proofErr w:type="spellEnd"/>
+      <w:r>
+        <w:rPr>
+          <w:rFonts w:ascii="Calibri" w:hAnsi="Calibri"/>
+        </w:rPr>
+        <w:t xml:space="preserve"> downlink/uplink and power delivery across the entire module scope. This final product level test validates high-speed timing and synchronization between the different components, ensuring any timing errors are caught at full operational speed.</w:t>
       </w:r>
     </w:p>
     <w:p/>
@@ -7436,7 +7436,7 @@
       <w:pPr>
         <w:pStyle w:val="Heading1"/>
       </w:pPr>
-      <w:bookmarkStart w:id="11" w:name="_Toc228189510"/>
+      <w:bookmarkStart w:id="11" w:name="_Toc228189583"/>
       <w:r>
         <w:lastRenderedPageBreak/>
         <w:t>Test specifications</w:t>
@@ -7463,7 +7463,7 @@
       <w:pPr>
         <w:pStyle w:val="Heading2"/>
       </w:pPr>
-      <w:bookmarkStart w:id="12" w:name="_Toc228189511"/>
+      <w:bookmarkStart w:id="12" w:name="_Toc228189584"/>
       <w:r>
         <w:t>Level 1: IC Test Specifications</w:t>
       </w:r>
@@ -7484,7 +7484,7 @@
           <w:lang w:val="de-DE"/>
         </w:rPr>
       </w:pPr>
-      <w:bookmarkStart w:id="13" w:name="_Toc228189512"/>
+      <w:bookmarkStart w:id="13" w:name="_Toc228189585"/>
       <w:r>
         <w:rPr>
           <w:lang w:val="de-DE"/>
@@ -7559,7 +7559,7 @@
       <w:pPr>
         <w:pStyle w:val="Caption"/>
       </w:pPr>
-      <w:bookmarkStart w:id="14" w:name="_Toc228189536"/>
+      <w:bookmarkStart w:id="14" w:name="_Toc228189609"/>
       <w:r>
         <w:t xml:space="preserve">Figure </w:t>
       </w:r>
@@ -7635,7 +7635,7 @@
       <w:pPr>
         <w:pStyle w:val="Caption"/>
       </w:pPr>
-      <w:bookmarkStart w:id="15" w:name="_Toc228189537"/>
+      <w:bookmarkStart w:id="15" w:name="_Toc228189610"/>
       <w:r>
         <w:t xml:space="preserve">Figure </w:t>
       </w:r>
@@ -7676,14 +7676,28 @@
         <w:rPr>
           <w:rFonts w:ascii="Calibri" w:hAnsi="Calibri"/>
         </w:rPr>
-        <w:t>The tables below define the temperature and supply voltage test conditions used across the IMG002x1 electrical and electro-optical test stages. Each test stage references a subset of these conditions (Min, Nom, and/or Max). The different supply domains are coupled, meaning that, for example, if the Max supply condition is chosen for a certain test stage, all supply domains will be set to their Max values. Cross-corners settings such as Analog at Vnom and Digital at Vmax are not allowed.</w:t>
+        <w:t xml:space="preserve">The tables below define the temperature and supply voltage test conditions used across the IMG002x1 electrical and electro-optical test stages. Each test stage references a subset of these conditions (Min, Nom, and/or Max). The different supply domains are coupled, meaning that, for example, if the Max supply condition is chosen for a certain test stage, all supply domains will be set to their Max values. Cross-corners settings such as Analog at </w:t>
+      </w:r>
+      <w:proofErr w:type="spellStart"/>
+      <w:r>
+        <w:rPr>
+          <w:rFonts w:ascii="Calibri" w:hAnsi="Calibri"/>
+        </w:rPr>
+        <w:t>Vnom</w:t>
+      </w:r>
+      <w:proofErr w:type="spellEnd"/>
+      <w:r>
+        <w:rPr>
+          <w:rFonts w:ascii="Calibri" w:hAnsi="Calibri"/>
+        </w:rPr>
+        <w:t xml:space="preserve"> and Digital at Vmax are not allowed.</w:t>
       </w:r>
     </w:p>
     <w:p>
       <w:pPr>
         <w:pStyle w:val="Caption"/>
       </w:pPr>
-      <w:bookmarkStart w:id="16" w:name="_Toc228189544"/>
+      <w:bookmarkStart w:id="16" w:name="_Toc228189617"/>
       <w:r>
         <w:t xml:space="preserve">Table </w:t>
       </w:r>
@@ -7959,7 +7973,7 @@
       <w:pPr>
         <w:pStyle w:val="Caption"/>
       </w:pPr>
-      <w:bookmarkStart w:id="17" w:name="_Toc228189545"/>
+      <w:bookmarkStart w:id="17" w:name="_Toc228189618"/>
       <w:r>
         <w:t xml:space="preserve">Table </w:t>
       </w:r>
@@ -8611,7 +8625,49 @@
         <w:rPr>
           <w:rFonts w:ascii="Calibri" w:hAnsi="Calibri"/>
         </w:rPr>
-        <w:t xml:space="preserve"> Confirms that the product is compliant against test limits. This stage performs full electrical parametric verification of the image sensor, including continuity, power supply integrity, I/O thresholds, output drive strength, and power consumption measurements. Test conditions are: CT/RT/HT and Vmin/Vnom/Vmax, FHD10 mode, dark current related parameters are calculated from a ROI of 400 x 400 pixels in the center of the array. The sensor array is covered from any light input.</w:t>
+        <w:t xml:space="preserve"> Confirms that the product is compliant against test limits. This stage performs full electrical parametric verification of the image sensor, including continuity, power supply integrity, I/O thresholds, output drive strength, and power consumption measurements. Test conditions are: CT/RT/HT and </w:t>
+      </w:r>
+      <w:proofErr w:type="spellStart"/>
+      <w:r>
+        <w:rPr>
+          <w:rFonts w:ascii="Calibri" w:hAnsi="Calibri"/>
+        </w:rPr>
+        <w:t>Vmin</w:t>
+      </w:r>
+      <w:proofErr w:type="spellEnd"/>
+      <w:r>
+        <w:rPr>
+          <w:rFonts w:ascii="Calibri" w:hAnsi="Calibri"/>
+        </w:rPr>
+        <w:t>/</w:t>
+      </w:r>
+      <w:proofErr w:type="spellStart"/>
+      <w:r>
+        <w:rPr>
+          <w:rFonts w:ascii="Calibri" w:hAnsi="Calibri"/>
+        </w:rPr>
+        <w:t>Vnom</w:t>
+      </w:r>
+      <w:proofErr w:type="spellEnd"/>
+      <w:r>
+        <w:rPr>
+          <w:rFonts w:ascii="Calibri" w:hAnsi="Calibri"/>
+        </w:rPr>
+        <w:t xml:space="preserve">/Vmax, FHD10 mode, dark current related parameters are calculated from a ROI of 400 x 400 pixels in the </w:t>
+      </w:r>
+      <w:proofErr w:type="spellStart"/>
+      <w:r>
+        <w:rPr>
+          <w:rFonts w:ascii="Calibri" w:hAnsi="Calibri"/>
+        </w:rPr>
+        <w:t>center</w:t>
+      </w:r>
+      <w:proofErr w:type="spellEnd"/>
+      <w:r>
+        <w:rPr>
+          <w:rFonts w:ascii="Calibri" w:hAnsi="Calibri"/>
+        </w:rPr>
+        <w:t xml:space="preserve"> of the array. The sensor array is covered from any light input.</w:t>
       </w:r>
     </w:p>
     <w:p>
@@ -8654,7 +8710,35 @@
           <w:rFonts w:ascii="Calibri" w:hAnsi="Calibri"/>
         </w:rPr>
         <w:lastRenderedPageBreak/>
-        <w:t>and Vnom, FHD10 mode, dark current related parameters are calculated from a ROI of 400 x 400 pixels in the center of the array.</w:t>
+        <w:t xml:space="preserve">and </w:t>
+      </w:r>
+      <w:proofErr w:type="spellStart"/>
+      <w:r>
+        <w:rPr>
+          <w:rFonts w:ascii="Calibri" w:hAnsi="Calibri"/>
+        </w:rPr>
+        <w:t>Vnom</w:t>
+      </w:r>
+      <w:proofErr w:type="spellEnd"/>
+      <w:r>
+        <w:rPr>
+          <w:rFonts w:ascii="Calibri" w:hAnsi="Calibri"/>
+        </w:rPr>
+        <w:t xml:space="preserve">, FHD10 mode, dark current related parameters are calculated from a ROI of 400 x 400 pixels in the </w:t>
+      </w:r>
+      <w:proofErr w:type="spellStart"/>
+      <w:r>
+        <w:rPr>
+          <w:rFonts w:ascii="Calibri" w:hAnsi="Calibri"/>
+        </w:rPr>
+        <w:t>center</w:t>
+      </w:r>
+      <w:proofErr w:type="spellEnd"/>
+      <w:r>
+        <w:rPr>
+          <w:rFonts w:ascii="Calibri" w:hAnsi="Calibri"/>
+        </w:rPr>
+        <w:t xml:space="preserve"> of the array.</w:t>
       </w:r>
     </w:p>
     <w:p>
@@ -8681,7 +8765,21 @@
         <w:rPr>
           <w:rFonts w:ascii="Calibri" w:hAnsi="Calibri"/>
         </w:rPr>
-        <w:t xml:space="preserve"> Trimming at room temperature. Internal references are calibrated to their target values by applying and verifying trim codes at room temperature. Test conditions are: RT and Vnom.</w:t>
+        <w:t xml:space="preserve"> Trimming at room temperature. Internal references are calibrated to their target values by applying and verifying trim codes at room temperature. Test conditions are: RT and </w:t>
+      </w:r>
+      <w:proofErr w:type="spellStart"/>
+      <w:r>
+        <w:rPr>
+          <w:rFonts w:ascii="Calibri" w:hAnsi="Calibri"/>
+        </w:rPr>
+        <w:t>Vnom</w:t>
+      </w:r>
+      <w:proofErr w:type="spellEnd"/>
+      <w:r>
+        <w:rPr>
+          <w:rFonts w:ascii="Calibri" w:hAnsi="Calibri"/>
+        </w:rPr>
+        <w:t>.</w:t>
       </w:r>
     </w:p>
     <w:p>
@@ -8722,7 +8820,7 @@
       <w:pPr>
         <w:pStyle w:val="Caption"/>
       </w:pPr>
-      <w:bookmarkStart w:id="18" w:name="_Toc228189546"/>
+      <w:bookmarkStart w:id="18" w:name="_Toc228189619"/>
       <w:r>
         <w:t xml:space="preserve">Table </w:t>
       </w:r>
@@ -10252,12 +10350,21 @@
             <w:pPr>
               <w:jc w:val="left"/>
             </w:pPr>
-            <w:r>
-              <w:rPr>
-                <w:rFonts w:ascii="Calibri" w:hAnsi="Calibri"/>
-                <w:sz w:val="20"/>
-              </w:rPr>
-              <w:t>Testpattern generator</w:t>
+            <w:proofErr w:type="spellStart"/>
+            <w:r>
+              <w:rPr>
+                <w:rFonts w:ascii="Calibri" w:hAnsi="Calibri"/>
+                <w:sz w:val="20"/>
+              </w:rPr>
+              <w:t>Testpattern</w:t>
+            </w:r>
+            <w:proofErr w:type="spellEnd"/>
+            <w:r>
+              <w:rPr>
+                <w:rFonts w:ascii="Calibri" w:hAnsi="Calibri"/>
+                <w:sz w:val="20"/>
+              </w:rPr>
+              <w:t xml:space="preserve"> generator</w:t>
             </w:r>
           </w:p>
         </w:tc>
@@ -10275,7 +10382,23 @@
                 <w:rFonts w:ascii="Calibri" w:hAnsi="Calibri"/>
                 <w:sz w:val="20"/>
               </w:rPr>
-              <w:t>Tests the internal testpattern generator by comparing a captured image with a predefined reference.</w:t>
+              <w:t xml:space="preserve">Tests the internal </w:t>
+            </w:r>
+            <w:proofErr w:type="spellStart"/>
+            <w:r>
+              <w:rPr>
+                <w:rFonts w:ascii="Calibri" w:hAnsi="Calibri"/>
+                <w:sz w:val="20"/>
+              </w:rPr>
+              <w:t>testpattern</w:t>
+            </w:r>
+            <w:proofErr w:type="spellEnd"/>
+            <w:r>
+              <w:rPr>
+                <w:rFonts w:ascii="Calibri" w:hAnsi="Calibri"/>
+                <w:sz w:val="20"/>
+              </w:rPr>
+              <w:t xml:space="preserve"> generator by comparing a captured image with a predefined reference.</w:t>
             </w:r>
           </w:p>
         </w:tc>
@@ -10742,12 +10865,21 @@
             <w:pPr>
               <w:jc w:val="left"/>
             </w:pPr>
-            <w:r>
-              <w:rPr>
-                <w:rFonts w:ascii="Calibri" w:hAnsi="Calibri"/>
-                <w:sz w:val="20"/>
-              </w:rPr>
-              <w:t>Blackpixel readout</w:t>
+            <w:proofErr w:type="spellStart"/>
+            <w:r>
+              <w:rPr>
+                <w:rFonts w:ascii="Calibri" w:hAnsi="Calibri"/>
+                <w:sz w:val="20"/>
+              </w:rPr>
+              <w:t>Blackpixel</w:t>
+            </w:r>
+            <w:proofErr w:type="spellEnd"/>
+            <w:r>
+              <w:rPr>
+                <w:rFonts w:ascii="Calibri" w:hAnsi="Calibri"/>
+                <w:sz w:val="20"/>
+              </w:rPr>
+              <w:t xml:space="preserve"> readout</w:t>
             </w:r>
           </w:p>
         </w:tc>
@@ -10840,8 +10972,17 @@
                 <w:rFonts w:ascii="Calibri" w:hAnsi="Calibri"/>
                 <w:sz w:val="20"/>
               </w:rPr>
-              <w:t>Optical init</w:t>
-            </w:r>
+              <w:t xml:space="preserve">Optical </w:t>
+            </w:r>
+            <w:proofErr w:type="spellStart"/>
+            <w:r>
+              <w:rPr>
+                <w:rFonts w:ascii="Calibri" w:hAnsi="Calibri"/>
+                <w:sz w:val="20"/>
+              </w:rPr>
+              <w:t>init</w:t>
+            </w:r>
+            <w:proofErr w:type="spellEnd"/>
           </w:p>
         </w:tc>
         <w:tc>
@@ -11299,7 +11440,7 @@
       <w:pPr>
         <w:pStyle w:val="Caption"/>
       </w:pPr>
-      <w:bookmarkStart w:id="19" w:name="_Toc228189547"/>
+      <w:bookmarkStart w:id="19" w:name="_Toc228189620"/>
       <w:r>
         <w:t xml:space="preserve">Table </w:t>
       </w:r>
@@ -11821,7 +11962,7 @@
       <w:pPr>
         <w:pStyle w:val="Heading3"/>
       </w:pPr>
-      <w:bookmarkStart w:id="20" w:name="_Toc228189513"/>
+      <w:bookmarkStart w:id="20" w:name="_Toc228189586"/>
       <w:r>
         <w:t>MAG-CXP00002-NP (CXP Interface IC)</w:t>
       </w:r>
@@ -11893,7 +12034,7 @@
       <w:pPr>
         <w:pStyle w:val="Caption"/>
       </w:pPr>
-      <w:bookmarkStart w:id="21" w:name="_Toc228189538"/>
+      <w:bookmarkStart w:id="21" w:name="_Toc228189611"/>
       <w:r>
         <w:t xml:space="preserve">Figure </w:t>
       </w:r>
@@ -11940,7 +12081,7 @@
       <w:pPr>
         <w:pStyle w:val="Caption"/>
       </w:pPr>
-      <w:bookmarkStart w:id="22" w:name="_Toc228189548"/>
+      <w:bookmarkStart w:id="22" w:name="_Toc228189621"/>
       <w:r>
         <w:t xml:space="preserve">Table </w:t>
       </w:r>
@@ -12216,7 +12357,7 @@
       <w:pPr>
         <w:pStyle w:val="Caption"/>
       </w:pPr>
-      <w:bookmarkStart w:id="23" w:name="_Toc228189549"/>
+      <w:bookmarkStart w:id="23" w:name="_Toc228189622"/>
       <w:r>
         <w:t xml:space="preserve">Table </w:t>
       </w:r>
@@ -12529,7 +12670,35 @@
         <w:rPr>
           <w:rFonts w:ascii="Calibri" w:hAnsi="Calibri"/>
         </w:rPr>
-        <w:t xml:space="preserve"> Confirms functional and parametric compliance of the serializer. Verifies electrical parameters against specification limits after trimming. Test conditions are: CT/RT/HT and Vmin/Vnom/Vmax at the time of writing. Worst-case conditions will be set when sufficient characterization data is acquired.</w:t>
+        <w:t xml:space="preserve"> Confirms functional and parametric compliance of the serializer. Verifies electrical parameters against specification limits after trimming. Test conditions are: CT/RT/HT and </w:t>
+      </w:r>
+      <w:proofErr w:type="spellStart"/>
+      <w:r>
+        <w:rPr>
+          <w:rFonts w:ascii="Calibri" w:hAnsi="Calibri"/>
+        </w:rPr>
+        <w:t>Vmin</w:t>
+      </w:r>
+      <w:proofErr w:type="spellEnd"/>
+      <w:r>
+        <w:rPr>
+          <w:rFonts w:ascii="Calibri" w:hAnsi="Calibri"/>
+        </w:rPr>
+        <w:t>/</w:t>
+      </w:r>
+      <w:proofErr w:type="spellStart"/>
+      <w:r>
+        <w:rPr>
+          <w:rFonts w:ascii="Calibri" w:hAnsi="Calibri"/>
+        </w:rPr>
+        <w:t>Vnom</w:t>
+      </w:r>
+      <w:proofErr w:type="spellEnd"/>
+      <w:r>
+        <w:rPr>
+          <w:rFonts w:ascii="Calibri" w:hAnsi="Calibri"/>
+        </w:rPr>
+        <w:t>/Vmax at the time of writing. Worst-case conditions will be set when sufficient characterization data is acquired.</w:t>
       </w:r>
     </w:p>
     <w:p>
@@ -12550,13 +12719,43 @@
           <w:rFonts w:ascii="Calibri" w:hAnsi="Calibri"/>
           <w:b/>
         </w:rPr>
-        <w:t>TRIM @ RT, Vnom + write OTP:</w:t>
+        <w:t xml:space="preserve">TRIM @ RT, </w:t>
+      </w:r>
+      <w:proofErr w:type="spellStart"/>
+      <w:r>
+        <w:rPr>
+          <w:rFonts w:ascii="Calibri" w:hAnsi="Calibri"/>
+          <w:b/>
+        </w:rPr>
+        <w:t>Vnom</w:t>
+      </w:r>
+      <w:proofErr w:type="spellEnd"/>
+      <w:r>
+        <w:rPr>
+          <w:rFonts w:ascii="Calibri" w:hAnsi="Calibri"/>
+          <w:b/>
+        </w:rPr>
+        <w:t xml:space="preserve"> + write OTP:</w:t>
       </w:r>
       <w:r>
         <w:rPr>
           <w:rFonts w:ascii="Calibri" w:hAnsi="Calibri"/>
         </w:rPr>
-        <w:t xml:space="preserve"> Trimming at room temperature and nominal voltage. Internal references are calibrated, and one-time programmable memory is written with the final trim configuration. Test conditions are: RT and Vnom.</w:t>
+        <w:t xml:space="preserve"> Trimming at room temperature and nominal voltage. Internal references are calibrated, and one-time programmable memory is written with the final trim configuration. Test conditions are: RT and </w:t>
+      </w:r>
+      <w:proofErr w:type="spellStart"/>
+      <w:r>
+        <w:rPr>
+          <w:rFonts w:ascii="Calibri" w:hAnsi="Calibri"/>
+        </w:rPr>
+        <w:t>Vnom</w:t>
+      </w:r>
+      <w:proofErr w:type="spellEnd"/>
+      <w:r>
+        <w:rPr>
+          <w:rFonts w:ascii="Calibri" w:hAnsi="Calibri"/>
+        </w:rPr>
+        <w:t>.</w:t>
       </w:r>
     </w:p>
     <w:p>
@@ -12579,7 +12778,7 @@
       <w:pPr>
         <w:pStyle w:val="Caption"/>
       </w:pPr>
-      <w:bookmarkStart w:id="24" w:name="_Toc228189550"/>
+      <w:bookmarkStart w:id="24" w:name="_Toc228189623"/>
       <w:r>
         <w:t xml:space="preserve">Table </w:t>
       </w:r>
@@ -13700,7 +13899,23 @@
                 <w:rFonts w:ascii="Calibri" w:hAnsi="Calibri"/>
                 <w:sz w:val="20"/>
               </w:rPr>
-              <w:t>Checks the PLL open loop behaviour by opening the loop and measuring the v_tune voltage range.</w:t>
+              <w:t xml:space="preserve">Checks the PLL open loop behaviour by opening the loop and measuring the </w:t>
+            </w:r>
+            <w:proofErr w:type="spellStart"/>
+            <w:r>
+              <w:rPr>
+                <w:rFonts w:ascii="Calibri" w:hAnsi="Calibri"/>
+                <w:sz w:val="20"/>
+              </w:rPr>
+              <w:t>v_tune</w:t>
+            </w:r>
+            <w:proofErr w:type="spellEnd"/>
+            <w:r>
+              <w:rPr>
+                <w:rFonts w:ascii="Calibri" w:hAnsi="Calibri"/>
+                <w:sz w:val="20"/>
+              </w:rPr>
+              <w:t xml:space="preserve"> voltage range.</w:t>
             </w:r>
           </w:p>
         </w:tc>
@@ -14603,7 +14818,7 @@
       <w:pPr>
         <w:pStyle w:val="Caption"/>
       </w:pPr>
-      <w:bookmarkStart w:id="25" w:name="_Toc228189551"/>
+      <w:bookmarkStart w:id="25" w:name="_Toc228189624"/>
       <w:r>
         <w:t xml:space="preserve">Table </w:t>
       </w:r>
@@ -15065,7 +15280,7 @@
       <w:pPr>
         <w:pStyle w:val="Heading3"/>
       </w:pPr>
-      <w:bookmarkStart w:id="26" w:name="_Toc228189514"/>
+      <w:bookmarkStart w:id="26" w:name="_Toc228189587"/>
       <w:r>
         <w:t>MAG-PSU00001-NP (Power Management IC)</w:t>
       </w:r>
@@ -15137,7 +15352,7 @@
       <w:pPr>
         <w:pStyle w:val="Caption"/>
       </w:pPr>
-      <w:bookmarkStart w:id="27" w:name="_Toc228189539"/>
+      <w:bookmarkStart w:id="27" w:name="_Toc228189612"/>
       <w:r>
         <w:t xml:space="preserve">Figure </w:t>
       </w:r>
@@ -15184,7 +15399,7 @@
       <w:pPr>
         <w:pStyle w:val="Caption"/>
       </w:pPr>
-      <w:bookmarkStart w:id="28" w:name="_Toc228189552"/>
+      <w:bookmarkStart w:id="28" w:name="_Toc228189625"/>
       <w:r>
         <w:t xml:space="preserve">Table </w:t>
       </w:r>
@@ -15460,7 +15675,7 @@
       <w:pPr>
         <w:pStyle w:val="Caption"/>
       </w:pPr>
-      <w:bookmarkStart w:id="29" w:name="_Toc228189553"/>
+      <w:bookmarkStart w:id="29" w:name="_Toc228189626"/>
       <w:r>
         <w:t xml:space="preserve">Table </w:t>
       </w:r>
@@ -15773,7 +15988,21 @@
         <w:rPr>
           <w:rFonts w:ascii="Calibri" w:hAnsi="Calibri"/>
         </w:rPr>
-        <w:t xml:space="preserve"> Checks for shorts on the DUT interface. DUTs must pass this stage before proceeding to ensure the test socket contact is reliable and no assembly defects are present. Test conditions are: RT and Vnom.</w:t>
+        <w:t xml:space="preserve"> Checks for shorts on the DUT interface. DUTs must pass this stage before proceeding to ensure the test socket contact is reliable and no assembly defects are present. Test conditions are: RT and </w:t>
+      </w:r>
+      <w:proofErr w:type="spellStart"/>
+      <w:r>
+        <w:rPr>
+          <w:rFonts w:ascii="Calibri" w:hAnsi="Calibri"/>
+        </w:rPr>
+        <w:t>Vnom</w:t>
+      </w:r>
+      <w:proofErr w:type="spellEnd"/>
+      <w:r>
+        <w:rPr>
+          <w:rFonts w:ascii="Calibri" w:hAnsi="Calibri"/>
+        </w:rPr>
+        <w:t>.</w:t>
       </w:r>
     </w:p>
     <w:p>
@@ -15791,7 +16020,35 @@
         <w:rPr>
           <w:rFonts w:ascii="Calibri" w:hAnsi="Calibri"/>
         </w:rPr>
-        <w:t xml:space="preserve"> Verifies the chip is within specifications. Checks all electrical parameters (voltage levels, thresholds, regulation, efficiency) against defined minimum and maximum spec limits. Test conditions are: CT/RT/HT and Vmin/Vnom/Vmax at the time of writing. Worst-case conditions will be set when sufficient characterization data is acquired.</w:t>
+        <w:t xml:space="preserve"> Verifies the chip is within specifications. Checks all electrical parameters (voltage levels, thresholds, regulation, efficiency) against defined minimum and maximum spec limits. Test conditions are: CT/RT/HT and </w:t>
+      </w:r>
+      <w:proofErr w:type="spellStart"/>
+      <w:r>
+        <w:rPr>
+          <w:rFonts w:ascii="Calibri" w:hAnsi="Calibri"/>
+        </w:rPr>
+        <w:t>Vmin</w:t>
+      </w:r>
+      <w:proofErr w:type="spellEnd"/>
+      <w:r>
+        <w:rPr>
+          <w:rFonts w:ascii="Calibri" w:hAnsi="Calibri"/>
+        </w:rPr>
+        <w:t>/</w:t>
+      </w:r>
+      <w:proofErr w:type="spellStart"/>
+      <w:r>
+        <w:rPr>
+          <w:rFonts w:ascii="Calibri" w:hAnsi="Calibri"/>
+        </w:rPr>
+        <w:t>Vnom</w:t>
+      </w:r>
+      <w:proofErr w:type="spellEnd"/>
+      <w:r>
+        <w:rPr>
+          <w:rFonts w:ascii="Calibri" w:hAnsi="Calibri"/>
+        </w:rPr>
+        <w:t>/Vmax at the time of writing. Worst-case conditions will be set when sufficient characterization data is acquired.</w:t>
       </w:r>
     </w:p>
     <w:p>
@@ -15814,7 +16071,7 @@
       <w:pPr>
         <w:pStyle w:val="Caption"/>
       </w:pPr>
-      <w:bookmarkStart w:id="30" w:name="_Toc228189554"/>
+      <w:bookmarkStart w:id="30" w:name="_Toc228189627"/>
       <w:r>
         <w:t xml:space="preserve">Table </w:t>
       </w:r>
@@ -16736,12 +16993,21 @@
               <w:jc w:val="left"/>
               <w:cnfStyle w:val="000000000000" w:firstRow="0" w:lastRow="0" w:firstColumn="0" w:lastColumn="0" w:oddVBand="0" w:evenVBand="0" w:oddHBand="0" w:evenHBand="0" w:firstRowFirstColumn="0" w:firstRowLastColumn="0" w:lastRowFirstColumn="0" w:lastRowLastColumn="0"/>
             </w:pPr>
-            <w:r>
-              <w:rPr>
-                <w:rFonts w:ascii="Calibri" w:hAnsi="Calibri"/>
-                <w:sz w:val="20"/>
-              </w:rPr>
-              <w:t>Rload: 10Ω/50Ω/270Ω</w:t>
+            <w:proofErr w:type="spellStart"/>
+            <w:r>
+              <w:rPr>
+                <w:rFonts w:ascii="Calibri" w:hAnsi="Calibri"/>
+                <w:sz w:val="20"/>
+              </w:rPr>
+              <w:t>Rload</w:t>
+            </w:r>
+            <w:proofErr w:type="spellEnd"/>
+            <w:r>
+              <w:rPr>
+                <w:rFonts w:ascii="Calibri" w:hAnsi="Calibri"/>
+                <w:sz w:val="20"/>
+              </w:rPr>
+              <w:t>: 10Ω/50Ω/270Ω</w:t>
             </w:r>
           </w:p>
         </w:tc>
@@ -16789,12 +17055,21 @@
             <w:pPr>
               <w:jc w:val="left"/>
             </w:pPr>
-            <w:r>
-              <w:rPr>
-                <w:rFonts w:ascii="Calibri" w:hAnsi="Calibri"/>
-                <w:sz w:val="20"/>
-              </w:rPr>
-              <w:t>Inv_Enable functionality</w:t>
+            <w:proofErr w:type="spellStart"/>
+            <w:r>
+              <w:rPr>
+                <w:rFonts w:ascii="Calibri" w:hAnsi="Calibri"/>
+                <w:sz w:val="20"/>
+              </w:rPr>
+              <w:t>Inv_Enable</w:t>
+            </w:r>
+            <w:proofErr w:type="spellEnd"/>
+            <w:r>
+              <w:rPr>
+                <w:rFonts w:ascii="Calibri" w:hAnsi="Calibri"/>
+                <w:sz w:val="20"/>
+              </w:rPr>
+              <w:t xml:space="preserve"> functionality</w:t>
             </w:r>
           </w:p>
         </w:tc>
@@ -16812,7 +17087,23 @@
                 <w:rFonts w:ascii="Calibri" w:hAnsi="Calibri"/>
                 <w:sz w:val="20"/>
               </w:rPr>
-              <w:t>Checks that the functionality of the Enable pin can be inverted using the Inv_Enable configuration.</w:t>
+              <w:t xml:space="preserve">Checks that the functionality of the Enable pin can be inverted using the </w:t>
+            </w:r>
+            <w:proofErr w:type="spellStart"/>
+            <w:r>
+              <w:rPr>
+                <w:rFonts w:ascii="Calibri" w:hAnsi="Calibri"/>
+                <w:sz w:val="20"/>
+              </w:rPr>
+              <w:t>Inv_Enable</w:t>
+            </w:r>
+            <w:proofErr w:type="spellEnd"/>
+            <w:r>
+              <w:rPr>
+                <w:rFonts w:ascii="Calibri" w:hAnsi="Calibri"/>
+                <w:sz w:val="20"/>
+              </w:rPr>
+              <w:t xml:space="preserve"> configuration.</w:t>
             </w:r>
           </w:p>
         </w:tc>
@@ -16915,7 +17206,25 @@
                 <w:sz w:val="20"/>
                 <w:lang w:val="fr-BE"/>
               </w:rPr>
-              <w:t>Vout:0.9V/1.2V/1.5V/1.8V/2.0V/2.5V/3.3V, Vmin/Vmax</w:t>
+              <w:t xml:space="preserve">Vout:0.9V/1.2V/1.5V/1.8V/2.0V/2.5V/3.3V, </w:t>
+            </w:r>
+            <w:proofErr w:type="spellStart"/>
+            <w:r>
+              <w:rPr>
+                <w:rFonts w:ascii="Calibri" w:hAnsi="Calibri"/>
+                <w:sz w:val="20"/>
+                <w:lang w:val="fr-BE"/>
+              </w:rPr>
+              <w:t>Vmin</w:t>
+            </w:r>
+            <w:proofErr w:type="spellEnd"/>
+            <w:r>
+              <w:rPr>
+                <w:rFonts w:ascii="Calibri" w:hAnsi="Calibri"/>
+                <w:sz w:val="20"/>
+                <w:lang w:val="fr-BE"/>
+              </w:rPr>
+              <w:t>/Vmax</w:t>
             </w:r>
           </w:p>
         </w:tc>
@@ -17007,7 +17316,39 @@
                 <w:rFonts w:ascii="Calibri" w:hAnsi="Calibri"/>
                 <w:sz w:val="20"/>
               </w:rPr>
-              <w:t>Vout:0.9V/1.2V/1.5V/1.8V/2.0V/2.5V/3.3V, Vmin/Vmax, Iload: 0.1A/0.3A/0.5A/0.7A/0.9A/1.1A</w:t>
+              <w:t xml:space="preserve">Vout:0.9V/1.2V/1.5V/1.8V/2.0V/2.5V/3.3V, </w:t>
+            </w:r>
+            <w:proofErr w:type="spellStart"/>
+            <w:r>
+              <w:rPr>
+                <w:rFonts w:ascii="Calibri" w:hAnsi="Calibri"/>
+                <w:sz w:val="20"/>
+              </w:rPr>
+              <w:t>Vmin</w:t>
+            </w:r>
+            <w:proofErr w:type="spellEnd"/>
+            <w:r>
+              <w:rPr>
+                <w:rFonts w:ascii="Calibri" w:hAnsi="Calibri"/>
+                <w:sz w:val="20"/>
+              </w:rPr>
+              <w:t xml:space="preserve">/Vmax, </w:t>
+            </w:r>
+            <w:proofErr w:type="spellStart"/>
+            <w:r>
+              <w:rPr>
+                <w:rFonts w:ascii="Calibri" w:hAnsi="Calibri"/>
+                <w:sz w:val="20"/>
+              </w:rPr>
+              <w:t>Iload</w:t>
+            </w:r>
+            <w:proofErr w:type="spellEnd"/>
+            <w:r>
+              <w:rPr>
+                <w:rFonts w:ascii="Calibri" w:hAnsi="Calibri"/>
+                <w:sz w:val="20"/>
+              </w:rPr>
+              <w:t>: 0.1A/0.3A/0.5A/0.7A/0.9A/1.1A</w:t>
             </w:r>
           </w:p>
         </w:tc>
@@ -17095,7 +17436,55 @@
                 <w:rFonts w:ascii="Calibri" w:hAnsi="Calibri"/>
                 <w:sz w:val="20"/>
               </w:rPr>
-              <w:t>Vout:0.9V/1.2V/1.5V/1.8V/2.0V/2.5V/3.3V, Vmin/Vmax, Iload: 0.5A/0.8A/1.0A, Halfsw:ON/OFF</w:t>
+              <w:t xml:space="preserve">Vout:0.9V/1.2V/1.5V/1.8V/2.0V/2.5V/3.3V, </w:t>
+            </w:r>
+            <w:proofErr w:type="spellStart"/>
+            <w:r>
+              <w:rPr>
+                <w:rFonts w:ascii="Calibri" w:hAnsi="Calibri"/>
+                <w:sz w:val="20"/>
+              </w:rPr>
+              <w:t>Vmin</w:t>
+            </w:r>
+            <w:proofErr w:type="spellEnd"/>
+            <w:r>
+              <w:rPr>
+                <w:rFonts w:ascii="Calibri" w:hAnsi="Calibri"/>
+                <w:sz w:val="20"/>
+              </w:rPr>
+              <w:t xml:space="preserve">/Vmax, </w:t>
+            </w:r>
+            <w:proofErr w:type="spellStart"/>
+            <w:r>
+              <w:rPr>
+                <w:rFonts w:ascii="Calibri" w:hAnsi="Calibri"/>
+                <w:sz w:val="20"/>
+              </w:rPr>
+              <w:t>Iload</w:t>
+            </w:r>
+            <w:proofErr w:type="spellEnd"/>
+            <w:r>
+              <w:rPr>
+                <w:rFonts w:ascii="Calibri" w:hAnsi="Calibri"/>
+                <w:sz w:val="20"/>
+              </w:rPr>
+              <w:t xml:space="preserve">: 0.5A/0.8A/1.0A, </w:t>
+            </w:r>
+            <w:proofErr w:type="spellStart"/>
+            <w:r>
+              <w:rPr>
+                <w:rFonts w:ascii="Calibri" w:hAnsi="Calibri"/>
+                <w:sz w:val="20"/>
+              </w:rPr>
+              <w:t>Halfsw:ON</w:t>
+            </w:r>
+            <w:proofErr w:type="spellEnd"/>
+            <w:r>
+              <w:rPr>
+                <w:rFonts w:ascii="Calibri" w:hAnsi="Calibri"/>
+                <w:sz w:val="20"/>
+              </w:rPr>
+              <w:t>/OFF</w:t>
             </w:r>
           </w:p>
         </w:tc>
@@ -17143,7 +17532,7 @@
       <w:pPr>
         <w:pStyle w:val="Caption"/>
       </w:pPr>
-      <w:bookmarkStart w:id="31" w:name="_Toc228189555"/>
+      <w:bookmarkStart w:id="31" w:name="_Toc228189628"/>
       <w:r>
         <w:t xml:space="preserve">Table </w:t>
       </w:r>
@@ -17416,7 +17805,39 @@
                 <w:rFonts w:ascii="Calibri" w:hAnsi="Calibri"/>
                 <w:sz w:val="20"/>
               </w:rPr>
-              <w:t>Output Over Voltage PGood threshold, Output Under Voltage PGood threshold</w:t>
+              <w:t xml:space="preserve">Output Over Voltage </w:t>
+            </w:r>
+            <w:proofErr w:type="spellStart"/>
+            <w:r>
+              <w:rPr>
+                <w:rFonts w:ascii="Calibri" w:hAnsi="Calibri"/>
+                <w:sz w:val="20"/>
+              </w:rPr>
+              <w:t>PGood</w:t>
+            </w:r>
+            <w:proofErr w:type="spellEnd"/>
+            <w:r>
+              <w:rPr>
+                <w:rFonts w:ascii="Calibri" w:hAnsi="Calibri"/>
+                <w:sz w:val="20"/>
+              </w:rPr>
+              <w:t xml:space="preserve"> threshold, Output Under Voltage </w:t>
+            </w:r>
+            <w:proofErr w:type="spellStart"/>
+            <w:r>
+              <w:rPr>
+                <w:rFonts w:ascii="Calibri" w:hAnsi="Calibri"/>
+                <w:sz w:val="20"/>
+              </w:rPr>
+              <w:t>PGood</w:t>
+            </w:r>
+            <w:proofErr w:type="spellEnd"/>
+            <w:r>
+              <w:rPr>
+                <w:rFonts w:ascii="Calibri" w:hAnsi="Calibri"/>
+                <w:sz w:val="20"/>
+              </w:rPr>
+              <w:t xml:space="preserve"> threshold</w:t>
             </w:r>
           </w:p>
         </w:tc>
@@ -17486,7 +17907,7 @@
       <w:pPr>
         <w:pStyle w:val="Heading2"/>
       </w:pPr>
-      <w:bookmarkStart w:id="32" w:name="_Toc228189515"/>
+      <w:bookmarkStart w:id="32" w:name="_Toc228189588"/>
       <w:r>
         <w:lastRenderedPageBreak/>
         <w:t>Level 2: PCB Test Specifications</w:t>
@@ -17505,7 +17926,7 @@
       <w:pPr>
         <w:pStyle w:val="Heading3"/>
       </w:pPr>
-      <w:bookmarkStart w:id="33" w:name="_Toc228189516"/>
+      <w:bookmarkStart w:id="33" w:name="_Toc228189589"/>
       <w:r>
         <w:t>Test flows</w:t>
       </w:r>
@@ -17583,7 +18004,7 @@
       <w:pPr>
         <w:pStyle w:val="Caption"/>
       </w:pPr>
-      <w:bookmarkStart w:id="34" w:name="_Toc228189540"/>
+      <w:bookmarkStart w:id="34" w:name="_Toc228189613"/>
       <w:r>
         <w:t xml:space="preserve">Figure </w:t>
       </w:r>
@@ -17675,7 +18096,7 @@
       <w:pPr>
         <w:pStyle w:val="Caption"/>
       </w:pPr>
-      <w:bookmarkStart w:id="35" w:name="_Toc228189541"/>
+      <w:bookmarkStart w:id="35" w:name="_Toc228189614"/>
       <w:r>
         <w:t xml:space="preserve">Figure </w:t>
       </w:r>
@@ -17767,7 +18188,7 @@
       <w:pPr>
         <w:pStyle w:val="Caption"/>
       </w:pPr>
-      <w:bookmarkStart w:id="36" w:name="_Toc228189542"/>
+      <w:bookmarkStart w:id="36" w:name="_Toc228189615"/>
       <w:r>
         <w:t xml:space="preserve">Figure </w:t>
       </w:r>
@@ -17798,7 +18219,7 @@
       <w:pPr>
         <w:pStyle w:val="Heading3"/>
       </w:pPr>
-      <w:bookmarkStart w:id="37" w:name="_Toc228189517"/>
+      <w:bookmarkStart w:id="37" w:name="_Toc228189590"/>
       <w:r>
         <w:t>Test conditions</w:t>
       </w:r>
@@ -17837,7 +18258,7 @@
       <w:pPr>
         <w:pStyle w:val="Heading3"/>
       </w:pPr>
-      <w:bookmarkStart w:id="38" w:name="_Toc228189518"/>
+      <w:bookmarkStart w:id="38" w:name="_Toc228189591"/>
       <w:r>
         <w:t>Test stages</w:t>
       </w:r>
@@ -17941,7 +18362,7 @@
       <w:pPr>
         <w:pStyle w:val="Heading3"/>
       </w:pPr>
-      <w:bookmarkStart w:id="39" w:name="_Toc228189519"/>
+      <w:bookmarkStart w:id="39" w:name="_Toc228189592"/>
       <w:r>
         <w:t>Test procedures</w:t>
       </w:r>
@@ -17959,7 +18380,7 @@
       <w:pPr>
         <w:pStyle w:val="Caption"/>
       </w:pPr>
-      <w:bookmarkStart w:id="40" w:name="_Toc228189556"/>
+      <w:bookmarkStart w:id="40" w:name="_Toc228189629"/>
       <w:r>
         <w:t xml:space="preserve">Table </w:t>
       </w:r>
@@ -18054,12 +18475,21 @@
             <w:pPr>
               <w:jc w:val="left"/>
             </w:pPr>
-            <w:r>
-              <w:rPr>
-                <w:rFonts w:ascii="Calibri" w:hAnsi="Calibri"/>
-                <w:sz w:val="20"/>
-              </w:rPr>
-              <w:t>Testpattern generator</w:t>
+            <w:proofErr w:type="spellStart"/>
+            <w:r>
+              <w:rPr>
+                <w:rFonts w:ascii="Calibri" w:hAnsi="Calibri"/>
+                <w:sz w:val="20"/>
+              </w:rPr>
+              <w:t>Testpattern</w:t>
+            </w:r>
+            <w:proofErr w:type="spellEnd"/>
+            <w:r>
+              <w:rPr>
+                <w:rFonts w:ascii="Calibri" w:hAnsi="Calibri"/>
+                <w:sz w:val="20"/>
+              </w:rPr>
+              <w:t xml:space="preserve"> generator</w:t>
             </w:r>
           </w:p>
         </w:tc>
@@ -18077,7 +18507,23 @@
                 <w:rFonts w:ascii="Calibri" w:hAnsi="Calibri"/>
                 <w:sz w:val="20"/>
               </w:rPr>
-              <w:t>Tests the internal testpattern generator of the image sensor IC via the PCB-level readout chain, comparing the captured image with a predefined reference.</w:t>
+              <w:t xml:space="preserve">Tests the internal </w:t>
+            </w:r>
+            <w:proofErr w:type="spellStart"/>
+            <w:r>
+              <w:rPr>
+                <w:rFonts w:ascii="Calibri" w:hAnsi="Calibri"/>
+                <w:sz w:val="20"/>
+              </w:rPr>
+              <w:t>testpattern</w:t>
+            </w:r>
+            <w:proofErr w:type="spellEnd"/>
+            <w:r>
+              <w:rPr>
+                <w:rFonts w:ascii="Calibri" w:hAnsi="Calibri"/>
+                <w:sz w:val="20"/>
+              </w:rPr>
+              <w:t xml:space="preserve"> generator of the image sensor IC via the PCB-level readout chain, comparing the captured image with a predefined reference.</w:t>
             </w:r>
           </w:p>
         </w:tc>
@@ -18171,7 +18617,7 @@
       <w:pPr>
         <w:pStyle w:val="Caption"/>
       </w:pPr>
-      <w:bookmarkStart w:id="41" w:name="_Toc228189557"/>
+      <w:bookmarkStart w:id="41" w:name="_Toc228189630"/>
       <w:r>
         <w:t xml:space="preserve">Table </w:t>
       </w:r>
@@ -18507,7 +18953,7 @@
       <w:pPr>
         <w:pStyle w:val="Caption"/>
       </w:pPr>
-      <w:bookmarkStart w:id="42" w:name="_Toc228189558"/>
+      <w:bookmarkStart w:id="42" w:name="_Toc228189631"/>
       <w:r>
         <w:t xml:space="preserve">Table </w:t>
       </w:r>
@@ -18844,7 +19290,7 @@
       <w:pPr>
         <w:pStyle w:val="Heading2"/>
       </w:pPr>
-      <w:bookmarkStart w:id="43" w:name="_Toc228189520"/>
+      <w:bookmarkStart w:id="43" w:name="_Toc228189593"/>
       <w:r>
         <w:t>Level 3: Module Test Specifications</w:t>
       </w:r>
@@ -18855,14 +19301,28 @@
         <w:rPr>
           <w:rFonts w:ascii="Calibri" w:hAnsi="Calibri"/>
         </w:rPr>
-        <w:t>This section covers the Module Final Test (MFT) for the fully integrated vision module (MAG-VIS100xx-N, three-PCB vertical stack). It verifies the CoaXPress downlink/uplink and power delivery across the entire module scope, validating high-speed timing and synchronization between the different components.</w:t>
+        <w:t xml:space="preserve">This section covers the Module Final Test (MFT) for the fully integrated vision module (MAG-VIS100xx-N, three-PCB vertical stack). It verifies the </w:t>
+      </w:r>
+      <w:proofErr w:type="spellStart"/>
+      <w:r>
+        <w:rPr>
+          <w:rFonts w:ascii="Calibri" w:hAnsi="Calibri"/>
+        </w:rPr>
+        <w:t>CoaXPress</w:t>
+      </w:r>
+      <w:proofErr w:type="spellEnd"/>
+      <w:r>
+        <w:rPr>
+          <w:rFonts w:ascii="Calibri" w:hAnsi="Calibri"/>
+        </w:rPr>
+        <w:t xml:space="preserve"> downlink/uplink and power delivery across the entire module scope, validating high-speed timing and synchronization between the different components.</w:t>
       </w:r>
     </w:p>
     <w:p>
       <w:pPr>
         <w:pStyle w:val="Heading3"/>
       </w:pPr>
-      <w:bookmarkStart w:id="44" w:name="_Toc228189521"/>
+      <w:bookmarkStart w:id="44" w:name="_Toc228189594"/>
       <w:r>
         <w:t>Test flow</w:t>
       </w:r>
@@ -18926,7 +19386,7 @@
       <w:pPr>
         <w:pStyle w:val="Caption"/>
       </w:pPr>
-      <w:bookmarkStart w:id="45" w:name="_Toc228189543"/>
+      <w:bookmarkStart w:id="45" w:name="_Toc228189616"/>
       <w:r>
         <w:t xml:space="preserve">Figure </w:t>
       </w:r>
@@ -18957,7 +19417,7 @@
       <w:pPr>
         <w:pStyle w:val="Heading3"/>
       </w:pPr>
-      <w:bookmarkStart w:id="46" w:name="_Toc228189522"/>
+      <w:bookmarkStart w:id="46" w:name="_Toc228189595"/>
       <w:r>
         <w:t>Test conditions</w:t>
       </w:r>
@@ -18975,7 +19435,7 @@
       <w:pPr>
         <w:pStyle w:val="Caption"/>
       </w:pPr>
-      <w:bookmarkStart w:id="47" w:name="_Toc228189559"/>
+      <w:bookmarkStart w:id="47" w:name="_Toc228189632"/>
       <w:r>
         <w:t xml:space="preserve">Table </w:t>
       </w:r>
@@ -19254,7 +19714,7 @@
           <w:lang w:val="fr-BE"/>
         </w:rPr>
       </w:pPr>
-      <w:bookmarkStart w:id="48" w:name="_Toc228189560"/>
+      <w:bookmarkStart w:id="48" w:name="_Toc228189633"/>
       <w:r>
         <w:rPr>
           <w:lang w:val="fr-BE"/>
@@ -19287,7 +19747,21 @@
         <w:rPr>
           <w:lang w:val="fr-BE"/>
         </w:rPr>
-        <w:t>: MAG-VIS100xx-N Supply Voltage Conditions</w:t>
+        <w:t xml:space="preserve">: MAG-VIS100xx-N </w:t>
+      </w:r>
+      <w:proofErr w:type="spellStart"/>
+      <w:r>
+        <w:rPr>
+          <w:lang w:val="fr-BE"/>
+        </w:rPr>
+        <w:t>Supply</w:t>
+      </w:r>
+      <w:proofErr w:type="spellEnd"/>
+      <w:r>
+        <w:rPr>
+          <w:lang w:val="fr-BE"/>
+        </w:rPr>
+        <w:t xml:space="preserve"> Voltage Conditions</w:t>
       </w:r>
       <w:bookmarkEnd w:id="48"/>
     </w:p>
@@ -19543,7 +20017,7 @@
           <w:lang w:val="fr-BE"/>
         </w:rPr>
       </w:pPr>
-      <w:bookmarkStart w:id="49" w:name="_Toc228189561"/>
+      <w:bookmarkStart w:id="49" w:name="_Toc228189634"/>
       <w:r>
         <w:rPr>
           <w:lang w:val="fr-BE"/>
@@ -19919,7 +20393,7 @@
       <w:pPr>
         <w:pStyle w:val="Heading3"/>
       </w:pPr>
-      <w:bookmarkStart w:id="50" w:name="_Toc228189523"/>
+      <w:bookmarkStart w:id="50" w:name="_Toc228189596"/>
       <w:r>
         <w:t>Test stages</w:t>
       </w:r>
@@ -19967,14 +20441,28 @@
         <w:rPr>
           <w:rFonts w:ascii="Calibri" w:hAnsi="Calibri"/>
         </w:rPr>
-        <w:t xml:space="preserve"> Confirms that the integrated module is compliant (functional and parametric) against its specifications for normal use-cases. This stage validates CXP downlink/uplink communication, power delivery across the module, image data integrity, and trigger functionality at full operational speed. Test conditions are: RT and Vnom.</w:t>
+        <w:t xml:space="preserve"> Confirms that the integrated module is compliant (functional and parametric) against its specifications for normal use-cases. This stage validates CXP downlink/uplink communication, power delivery across the module, image data integrity, and trigger functionality at full operational speed. Test conditions are: RT and </w:t>
+      </w:r>
+      <w:proofErr w:type="spellStart"/>
+      <w:r>
+        <w:rPr>
+          <w:rFonts w:ascii="Calibri" w:hAnsi="Calibri"/>
+        </w:rPr>
+        <w:t>Vnom</w:t>
+      </w:r>
+      <w:proofErr w:type="spellEnd"/>
+      <w:r>
+        <w:rPr>
+          <w:rFonts w:ascii="Calibri" w:hAnsi="Calibri"/>
+        </w:rPr>
+        <w:t>.</w:t>
       </w:r>
     </w:p>
     <w:p>
       <w:pPr>
         <w:pStyle w:val="Heading3"/>
       </w:pPr>
-      <w:bookmarkStart w:id="51" w:name="_Toc228189524"/>
+      <w:bookmarkStart w:id="51" w:name="_Toc228189597"/>
       <w:r>
         <w:t>Test procedures</w:t>
       </w:r>
@@ -19992,7 +20480,7 @@
       <w:pPr>
         <w:pStyle w:val="Caption"/>
       </w:pPr>
-      <w:bookmarkStart w:id="52" w:name="_Toc228189562"/>
+      <w:bookmarkStart w:id="52" w:name="_Toc228189635"/>
       <w:r>
         <w:t xml:space="preserve">Table </w:t>
       </w:r>
@@ -20289,7 +20777,39 @@
                 <w:rFonts w:ascii="Calibri" w:hAnsi="Calibri"/>
                 <w:sz w:val="20"/>
               </w:rPr>
-              <w:t>Verifies basic functionality of the MAG-CXP00002-NP IC and CoaXPress video data -- checks lock bits, writes and reads a known register via CoaXPress to confirm communication, enables internal test pattern mode and verifies the correct pattern is received by the frame grabber.</w:t>
+              <w:t xml:space="preserve">Verifies basic functionality of the MAG-CXP00002-NP IC and </w:t>
+            </w:r>
+            <w:proofErr w:type="spellStart"/>
+            <w:r>
+              <w:rPr>
+                <w:rFonts w:ascii="Calibri" w:hAnsi="Calibri"/>
+                <w:sz w:val="20"/>
+              </w:rPr>
+              <w:t>CoaXPress</w:t>
+            </w:r>
+            <w:proofErr w:type="spellEnd"/>
+            <w:r>
+              <w:rPr>
+                <w:rFonts w:ascii="Calibri" w:hAnsi="Calibri"/>
+                <w:sz w:val="20"/>
+              </w:rPr>
+              <w:t xml:space="preserve"> video data -- checks lock bits, writes and reads a known register via </w:t>
+            </w:r>
+            <w:proofErr w:type="spellStart"/>
+            <w:r>
+              <w:rPr>
+                <w:rFonts w:ascii="Calibri" w:hAnsi="Calibri"/>
+                <w:sz w:val="20"/>
+              </w:rPr>
+              <w:t>CoaXPress</w:t>
+            </w:r>
+            <w:proofErr w:type="spellEnd"/>
+            <w:r>
+              <w:rPr>
+                <w:rFonts w:ascii="Calibri" w:hAnsi="Calibri"/>
+                <w:sz w:val="20"/>
+              </w:rPr>
+              <w:t xml:space="preserve"> to confirm communication, enables internal test pattern mode and verifies the correct pattern is received by the frame grabber.</w:t>
             </w:r>
           </w:p>
         </w:tc>
@@ -20359,7 +20879,23 @@
                 <w:rFonts w:ascii="Calibri" w:hAnsi="Calibri"/>
                 <w:sz w:val="20"/>
               </w:rPr>
-              <w:t>Verifies basic functionality of the MAG-IMG002x1 IC -- checks PLL status bits, tests image manipulation logic (y-axis flip), enables the internal Test Pattern Generator (TPG) and verifies the received image pattern via CoaXPress under various video modes and frame rates.</w:t>
+              <w:t xml:space="preserve">Verifies basic functionality of the MAG-IMG002x1 IC -- checks PLL status bits, tests image manipulation logic (y-axis flip), enables the internal Test Pattern Generator (TPG) and verifies the received image pattern via </w:t>
+            </w:r>
+            <w:proofErr w:type="spellStart"/>
+            <w:r>
+              <w:rPr>
+                <w:rFonts w:ascii="Calibri" w:hAnsi="Calibri"/>
+                <w:sz w:val="20"/>
+              </w:rPr>
+              <w:t>CoaXPress</w:t>
+            </w:r>
+            <w:proofErr w:type="spellEnd"/>
+            <w:r>
+              <w:rPr>
+                <w:rFonts w:ascii="Calibri" w:hAnsi="Calibri"/>
+                <w:sz w:val="20"/>
+              </w:rPr>
+              <w:t xml:space="preserve"> under various video modes and frame rates.</w:t>
             </w:r>
           </w:p>
         </w:tc>
@@ -20487,7 +21023,43 @@
                 <w:sz w:val="20"/>
                 <w:lang w:val="nl-NL"/>
               </w:rPr>
-              <w:t>MAG-DRV Capabilities (MAG-VIS1001x only)</w:t>
+              <w:t xml:space="preserve">MAG-DRV </w:t>
+            </w:r>
+            <w:proofErr w:type="spellStart"/>
+            <w:r>
+              <w:rPr>
+                <w:rFonts w:ascii="Calibri" w:hAnsi="Calibri"/>
+                <w:sz w:val="20"/>
+                <w:lang w:val="nl-NL"/>
+              </w:rPr>
+              <w:t>Capabilities</w:t>
+            </w:r>
+            <w:proofErr w:type="spellEnd"/>
+            <w:r>
+              <w:rPr>
+                <w:rFonts w:ascii="Calibri" w:hAnsi="Calibri"/>
+                <w:sz w:val="20"/>
+                <w:lang w:val="nl-NL"/>
+              </w:rPr>
+              <w:t xml:space="preserve"> (MAG-VIS1001x </w:t>
+            </w:r>
+            <w:proofErr w:type="spellStart"/>
+            <w:r>
+              <w:rPr>
+                <w:rFonts w:ascii="Calibri" w:hAnsi="Calibri"/>
+                <w:sz w:val="20"/>
+                <w:lang w:val="nl-NL"/>
+              </w:rPr>
+              <w:t>only</w:t>
+            </w:r>
+            <w:proofErr w:type="spellEnd"/>
+            <w:r>
+              <w:rPr>
+                <w:rFonts w:ascii="Calibri" w:hAnsi="Calibri"/>
+                <w:sz w:val="20"/>
+                <w:lang w:val="nl-NL"/>
+              </w:rPr>
+              <w:t>)</w:t>
             </w:r>
           </w:p>
         </w:tc>
@@ -20617,7 +21189,7 @@
       <w:pPr>
         <w:pStyle w:val="Heading1"/>
       </w:pPr>
-      <w:bookmarkStart w:id="53" w:name="_Toc228189525"/>
+      <w:bookmarkStart w:id="53" w:name="_Toc228189598"/>
       <w:r>
         <w:lastRenderedPageBreak/>
         <w:t>Product Specifications &amp; Acceptance Criteria</w:t>
@@ -20636,7 +21208,7 @@
       <w:pPr>
         <w:pStyle w:val="Heading2"/>
       </w:pPr>
-      <w:bookmarkStart w:id="54" w:name="_Toc228189526"/>
+      <w:bookmarkStart w:id="54" w:name="_Toc228189599"/>
       <w:r>
         <w:t>MAG-IMG002x1-NC (Full HD CMOS Image Sensor)</w:t>
       </w:r>
@@ -20646,7 +21218,7 @@
       <w:pPr>
         <w:pStyle w:val="Caption"/>
       </w:pPr>
-      <w:bookmarkStart w:id="55" w:name="_Toc228189563"/>
+      <w:bookmarkStart w:id="55" w:name="_Toc228189636"/>
       <w:r>
         <w:t xml:space="preserve">Table </w:t>
       </w:r>
@@ -27227,7 +27799,7 @@
       <w:pPr>
         <w:pStyle w:val="Caption"/>
       </w:pPr>
-      <w:bookmarkStart w:id="56" w:name="_Toc228189564"/>
+      <w:bookmarkStart w:id="56" w:name="_Toc228189637"/>
       <w:r>
         <w:t xml:space="preserve">Table </w:t>
       </w:r>
@@ -27944,7 +28516,7 @@
       <w:pPr>
         <w:pStyle w:val="Heading2"/>
       </w:pPr>
-      <w:bookmarkStart w:id="57" w:name="_Toc228189527"/>
+      <w:bookmarkStart w:id="57" w:name="_Toc228189600"/>
       <w:r>
         <w:t>MAG-CXP00002-NP (CoaXPress Serializer ASIC)</w:t>
       </w:r>
@@ -27954,7 +28526,7 @@
       <w:pPr>
         <w:pStyle w:val="Caption"/>
       </w:pPr>
-      <w:bookmarkStart w:id="58" w:name="_Toc228189565"/>
+      <w:bookmarkStart w:id="58" w:name="_Toc228189638"/>
       <w:r>
         <w:t xml:space="preserve">Table </w:t>
       </w:r>
@@ -30865,7 +31437,7 @@
       <w:pPr>
         <w:pStyle w:val="Heading2"/>
       </w:pPr>
-      <w:bookmarkStart w:id="59" w:name="_Toc228189528"/>
+      <w:bookmarkStart w:id="59" w:name="_Toc228189601"/>
       <w:r>
         <w:t>MAG-PSU00001-NP (10W Synchronous Step-Down DC/DC Converter)</w:t>
       </w:r>
@@ -30875,7 +31447,7 @@
       <w:pPr>
         <w:pStyle w:val="Caption"/>
       </w:pPr>
-      <w:bookmarkStart w:id="60" w:name="_Toc228189566"/>
+      <w:bookmarkStart w:id="60" w:name="_Toc228189639"/>
       <w:r>
         <w:t xml:space="preserve">Table </w:t>
       </w:r>
@@ -34852,7 +35424,7 @@
       <w:pPr>
         <w:pStyle w:val="Heading2"/>
       </w:pPr>
-      <w:bookmarkStart w:id="61" w:name="_Toc228189529"/>
+      <w:bookmarkStart w:id="61" w:name="_Toc228189602"/>
       <w:r>
         <w:t>MAG-VIS100xx-N (Electronic Vision Module)</w:t>
       </w:r>
@@ -34862,7 +35434,7 @@
       <w:pPr>
         <w:pStyle w:val="Caption"/>
       </w:pPr>
-      <w:bookmarkStart w:id="62" w:name="_Toc228189567"/>
+      <w:bookmarkStart w:id="62" w:name="_Toc228189640"/>
       <w:r>
         <w:t xml:space="preserve">Table </w:t>
       </w:r>
@@ -35333,7 +35905,7 @@
       <w:pPr>
         <w:pStyle w:val="Heading1"/>
       </w:pPr>
-      <w:bookmarkStart w:id="63" w:name="_Toc228189530"/>
+      <w:bookmarkStart w:id="63" w:name="_Toc228189603"/>
       <w:r>
         <w:lastRenderedPageBreak/>
         <w:t>References</w:t>
@@ -35344,7 +35916,7 @@
       <w:pPr>
         <w:pStyle w:val="Heading2"/>
       </w:pPr>
-      <w:bookmarkStart w:id="64" w:name="_Toc228189531"/>
+      <w:bookmarkStart w:id="64" w:name="_Toc228189604"/>
       <w:r>
         <w:t>Datasheets</w:t>
       </w:r>
@@ -35354,7 +35926,7 @@
       <w:pPr>
         <w:pStyle w:val="Caption"/>
       </w:pPr>
-      <w:bookmarkStart w:id="65" w:name="_Toc228189568"/>
+      <w:bookmarkStart w:id="65" w:name="_Toc228189641"/>
       <w:r>
         <w:t xml:space="preserve">Table </w:t>
       </w:r>
@@ -35606,7 +36178,7 @@
       <w:pPr>
         <w:pStyle w:val="Heading2"/>
       </w:pPr>
-      <w:bookmarkStart w:id="66" w:name="_Toc228189532"/>
+      <w:bookmarkStart w:id="66" w:name="_Toc228189605"/>
       <w:r>
         <w:t>Product test plans</w:t>
       </w:r>
@@ -35624,7 +36196,7 @@
       <w:pPr>
         <w:pStyle w:val="Caption"/>
       </w:pPr>
-      <w:bookmarkStart w:id="67" w:name="_Toc228189569"/>
+      <w:bookmarkStart w:id="67" w:name="_Toc228189642"/>
       <w:r>
         <w:t xml:space="preserve">Table </w:t>
       </w:r>
@@ -35967,7 +36539,7 @@
       <w:pPr>
         <w:pStyle w:val="Heading2"/>
       </w:pPr>
-      <w:bookmarkStart w:id="68" w:name="_Toc228189533"/>
+      <w:bookmarkStart w:id="68" w:name="_Toc228189606"/>
       <w:r>
         <w:t>Product specification and test Limits-file GIT traceability</w:t>
       </w:r>
@@ -35994,7 +36566,7 @@
       <w:pPr>
         <w:pStyle w:val="Caption"/>
       </w:pPr>
-      <w:bookmarkStart w:id="69" w:name="_Toc228189570"/>
+      <w:bookmarkStart w:id="69" w:name="_Toc228189643"/>
       <w:r>
         <w:t xml:space="preserve">Table </w:t>
       </w:r>
@@ -36703,7 +37275,7 @@
       <w:pPr>
         <w:pStyle w:val="Heading1"/>
       </w:pPr>
-      <w:bookmarkStart w:id="70" w:name="_Toc228189534"/>
+      <w:bookmarkStart w:id="70" w:name="_Toc228189607"/>
       <w:r>
         <w:lastRenderedPageBreak/>
         <w:t>Glossary / Abbreviations</w:t>
@@ -39006,9 +39578,8 @@
               <w:placeholder>
                 <w:docPart w:val="0E1C8533573D4E8490231EBDDC97E253"/>
               </w:placeholder>
-              <w:showingPlcHdr/>
               <w:dataBinding w:prefixMappings="xmlns:ns0='http://schemas.microsoft.com/office/2006/coverPageProps' " w:xpath="/ns0:CoverPageProperties[1]/ns0:PublishDate[1]" w:storeItemID="{55AF091B-3C7A-41E3-B477-F2FDAA23CFDA}"/>
-              <w:date w:fullDate="2021-09-28T00:00:00Z">
+              <w:date w:fullDate="2026-04-28T00:00:00Z">
                 <w:dateFormat w:val="yyyy-MM-dd"/>
                 <w:lid w:val="nl-BE"/>
                 <w:storeMappedDataAs w:val="dateTime"/>
@@ -39018,9 +39589,9 @@
             <w:sdtContent>
               <w:r>
                 <w:rPr>
-                  <w:rStyle w:val="PlaceholderText"/>
+                  <w:lang w:val="nl-BE"/>
                 </w:rPr>
-                <w:t>[Publish Date]</w:t>
+                <w:t>2026-04-28</w:t>
               </w:r>
             </w:sdtContent>
           </w:sdt>
@@ -44984,7 +45555,7 @@
     <w:charset w:val="00"/>
     <w:family w:val="roman"/>
     <w:pitch w:val="variable"/>
-    <w:sig w:usb0="E0002EFF" w:usb1="C000785B" w:usb2="00000009" w:usb3="00000000" w:csb0="000001FF" w:csb1="00000000"/>
+    <w:sig w:usb0="E0002AFF" w:usb1="C0007841" w:usb2="00000009" w:usb3="00000000" w:csb0="000001FF" w:csb1="00000000"/>
   </w:font>
   <w:font w:name="Aptos">
     <w:charset w:val="00"/>
@@ -45018,8 +45589,8 @@
   <w:rsids>
     <w:rsidRoot w:val="00D90E56"/>
     <w:rsid w:val="00017B1B"/>
+    <w:rsid w:val="004559D8"/>
     <w:rsid w:val="008B7104"/>
-    <w:rsid w:val="00B36468"/>
     <w:rsid w:val="00CE17F9"/>
     <w:rsid w:val="00D90E56"/>
     <w:rsid w:val="00E3450A"/>
@@ -45801,7 +46372,7 @@
 
 <file path=customXml/item1.xml><?xml version="1.0" encoding="utf-8"?>
 <CoverPageProperties xmlns="http://schemas.microsoft.com/office/2006/coverPageProps">
-  <PublishDate/>
+  <PublishDate>2026-04-28T00:00:00</PublishDate>
   <Abstract/>
   <CompanyAddress/>
   <CompanyPhone/>
